--- a/internal_doc/03.开发设计/OM_checkhost信息.docx
+++ b/internal_doc/03.开发设计/OM_checkhost信息.docx
@@ -1460,9 +1460,6 @@
       <w:pPr>
         <w:pStyle w:val="ListParagraph"/>
         <w:ind w:leftChars="399" w:left="848" w:hangingChars="5" w:hanging="10"/>
-        <w:rPr>
-          <w:rFonts w:hint="eastAsia"/>
-        </w:rPr>
       </w:pPr>
       <w:r>
         <w:rPr>
@@ -1493,6 +1490,30 @@
       </w:pPr>
       <w:r>
         <w:t>"Memery": { "Total": 2956700, "Used": 489612, "Free": 2467088 }</w:t>
+      </w:r>
+      <w:r>
+        <w:rPr>
+          <w:rFonts w:hint="eastAsia"/>
+        </w:rPr>
+        <w:t xml:space="preserve"> </w:t>
+      </w:r>
+    </w:p>
+    <w:p>
+      <w:pPr>
+        <w:pStyle w:val="ListParagraph"/>
+        <w:ind w:leftChars="399" w:left="848" w:hangingChars="5" w:hanging="10"/>
+      </w:pPr>
+      <w:r>
+        <w:rPr>
+          <w:rFonts w:hint="eastAsia"/>
+        </w:rPr>
+        <w:t>注：现在返回大小单位为</w:t>
+      </w:r>
+      <w:r>
+        <w:rPr>
+          <w:rFonts w:hint="eastAsia"/>
+        </w:rPr>
+        <w:t xml:space="preserve"> K</w:t>
       </w:r>
     </w:p>
     <w:p>
@@ -1980,9 +2001,6 @@
       <w:pPr>
         <w:pStyle w:val="ListParagraph"/>
         <w:ind w:leftChars="399" w:left="848" w:hangingChars="5" w:hanging="10"/>
-        <w:rPr>
-          <w:rFonts w:hint="eastAsia"/>
-        </w:rPr>
       </w:pPr>
       <w:r>
         <w:rPr>
@@ -1995,9 +2013,6 @@
       <w:pPr>
         <w:pStyle w:val="ListParagraph"/>
         <w:ind w:leftChars="399" w:left="848" w:hangingChars="5" w:hanging="10"/>
-        <w:rPr>
-          <w:rFonts w:hint="eastAsia"/>
-        </w:rPr>
       </w:pPr>
       <w:r>
         <w:t>"Disk": { "Disks": [ { "Total": 44705760, "Used": 3234764, "Mount": "/", "IsLocal": false }, { "Total": 470244, "Used": 37729, "Mount": "/boot", "IsLocal": true }, { "Total": 48983728, "Used": 45742688, "Mount": "/mnt", "IsLocal": false } ] }</w:t>
@@ -2205,6 +2220,7 @@
               <w:rPr>
                 <w:rFonts w:hint="eastAsia"/>
               </w:rPr>
+              <w:lastRenderedPageBreak/>
               <w:t>Model</w:t>
             </w:r>
           </w:p>
@@ -2281,7 +2297,6 @@
               <w:rPr>
                 <w:rFonts w:hint="eastAsia"/>
               </w:rPr>
-              <w:lastRenderedPageBreak/>
               <w:t>Core</w:t>
             </w:r>
           </w:p>
@@ -2413,9 +2428,6 @@
       <w:pPr>
         <w:pStyle w:val="ListParagraph"/>
         <w:ind w:leftChars="399" w:left="848" w:hangingChars="5" w:hanging="10"/>
-        <w:rPr>
-          <w:rFonts w:hint="eastAsia"/>
-        </w:rPr>
       </w:pPr>
       <w:r>
         <w:rPr>
@@ -2428,9 +2440,6 @@
       <w:pPr>
         <w:pStyle w:val="ListParagraph"/>
         <w:ind w:leftChars="399" w:left="848" w:hangingChars="5" w:hanging="10"/>
-        <w:rPr>
-          <w:rFonts w:hint="eastAsia"/>
-        </w:rPr>
       </w:pPr>
       <w:r>
         <w:t>"CPU": { "Cpus": [ { "CoreNum": 2, "Info": " Intel(R) Xeon(R) CPU E5-2620 0 ", "Frequency": "2.00GHz" } ], "User": 7145210, "Sys": 6587420, "Idle": 5526188900.0, "Other": 1682350 }</w:t>
@@ -2839,9 +2848,6 @@
       <w:pPr>
         <w:pStyle w:val="ListParagraph"/>
         <w:ind w:leftChars="399" w:left="848" w:hangingChars="5" w:hanging="10"/>
-        <w:rPr>
-          <w:rFonts w:hint="eastAsia"/>
-        </w:rPr>
       </w:pPr>
       <w:r>
         <w:rPr>
@@ -2854,9 +2860,6 @@
       <w:pPr>
         <w:pStyle w:val="ListParagraph"/>
         <w:ind w:leftChars="399" w:left="848" w:hangingChars="5" w:hanging="10"/>
-        <w:rPr>
-          <w:rFonts w:hint="eastAsia"/>
-        </w:rPr>
       </w:pPr>
       <w:r>
         <w:t>"Net": { "Netcards": [ { "Name": "lo", "Ip": "127.0.0.1" }, { "Name": "eth0", "Ip": "192.168.20.165" } ] }</w:t>
@@ -3113,9 +3116,6 @@
       <w:pPr>
         <w:pStyle w:val="ListParagraph"/>
         <w:ind w:leftChars="399" w:left="848" w:hangingChars="5" w:hanging="10"/>
-        <w:rPr>
-          <w:rFonts w:hint="eastAsia"/>
-        </w:rPr>
       </w:pPr>
       <w:r>
         <w:rPr>
@@ -3433,9 +3433,6 @@
       <w:pPr>
         <w:pStyle w:val="ListParagraph"/>
         <w:ind w:leftChars="399" w:left="848" w:hangingChars="5" w:hanging="10"/>
-        <w:rPr>
-          <w:rFonts w:hint="eastAsia"/>
-        </w:rPr>
       </w:pPr>
       <w:r>
         <w:rPr>
@@ -3771,9 +3768,6 @@
       <w:pPr>
         <w:pStyle w:val="ListParagraph"/>
         <w:ind w:leftChars="399" w:left="848" w:hangingChars="5" w:hanging="10"/>
-        <w:rPr>
-          <w:rFonts w:hint="eastAsia"/>
-        </w:rPr>
       </w:pPr>
       <w:r>
         <w:rPr>

--- a/internal_doc/03.开发设计/OM_checkhost信息.docx
+++ b/internal_doc/03.开发设计/OM_checkhost信息.docx
@@ -7,11 +7,19 @@
         <w:pStyle w:val="ListParagraph"/>
         <w:ind w:left="840" w:firstLineChars="0" w:firstLine="0"/>
       </w:pPr>
-      <w:r>
-        <w:rPr>
-          <w:rFonts w:hint="eastAsia"/>
-        </w:rPr>
-        <w:t xml:space="preserve">checkHost </w:t>
+      <w:proofErr w:type="spellStart"/>
+      <w:r>
+        <w:rPr>
+          <w:rFonts w:hint="eastAsia"/>
+        </w:rPr>
+        <w:t>checkHost</w:t>
+      </w:r>
+      <w:proofErr w:type="spellEnd"/>
+      <w:r>
+        <w:rPr>
+          <w:rFonts w:hint="eastAsia"/>
+        </w:rPr>
+        <w:t xml:space="preserve"> </w:t>
       </w:r>
       <w:r>
         <w:rPr>
@@ -19,11 +27,19 @@
         </w:rPr>
         <w:t>一步中，</w:t>
       </w:r>
-      <w:r>
-        <w:rPr>
-          <w:rFonts w:hint="eastAsia"/>
-        </w:rPr>
-        <w:t xml:space="preserve">OMAgent </w:t>
+      <w:proofErr w:type="spellStart"/>
+      <w:r>
+        <w:rPr>
+          <w:rFonts w:hint="eastAsia"/>
+        </w:rPr>
+        <w:t>OMAgent</w:t>
+      </w:r>
+      <w:proofErr w:type="spellEnd"/>
+      <w:r>
+        <w:rPr>
+          <w:rFonts w:hint="eastAsia"/>
+        </w:rPr>
+        <w:t xml:space="preserve"> </w:t>
       </w:r>
       <w:r>
         <w:rPr>
@@ -35,8 +51,16 @@
         <w:rPr>
           <w:rFonts w:hint="eastAsia"/>
         </w:rPr>
-        <w:t xml:space="preserve"> OMSvc</w:t>
-      </w:r>
+        <w:t xml:space="preserve"> </w:t>
+      </w:r>
+      <w:proofErr w:type="spellStart"/>
+      <w:r>
+        <w:rPr>
+          <w:rFonts w:hint="eastAsia"/>
+        </w:rPr>
+        <w:t>OMSvc</w:t>
+      </w:r>
+      <w:proofErr w:type="spellEnd"/>
       <w:r>
         <w:rPr>
           <w:rFonts w:hint="eastAsia"/>
@@ -171,6 +195,7 @@
               <w:pStyle w:val="ListParagraph"/>
               <w:ind w:firstLineChars="0" w:firstLine="0"/>
             </w:pPr>
+            <w:proofErr w:type="spellStart"/>
             <w:r>
               <w:rPr>
                 <w:rFonts w:hint="eastAsia"/>
@@ -183,6 +208,7 @@
               </w:rPr>
               <w:t>Name</w:t>
             </w:r>
+            <w:proofErr w:type="spellEnd"/>
           </w:p>
         </w:tc>
         <w:tc>
@@ -1489,7 +1515,23 @@
         </w:rPr>
       </w:pPr>
       <w:r>
-        <w:t>"Memery": { "Total": 2956700, "Used": 489612, "Free": 2467088 }</w:t>
+        <w:t>"</w:t>
+      </w:r>
+      <w:proofErr w:type="spellStart"/>
+      <w:r>
+        <w:t>Memery</w:t>
+      </w:r>
+      <w:proofErr w:type="spellEnd"/>
+      <w:r>
+        <w:t xml:space="preserve">": </w:t>
+      </w:r>
+      <w:proofErr w:type="gramStart"/>
+      <w:r>
+        <w:t>{ "</w:t>
+      </w:r>
+      <w:proofErr w:type="gramEnd"/>
+      <w:r>
+        <w:t>Total": 2956700, "Used": 489612, "Free": 2467088 }</w:t>
       </w:r>
       <w:r>
         <w:rPr>
@@ -1704,12 +1746,14 @@
             <w:r>
               <w:t>“</w:t>
             </w:r>
+            <w:proofErr w:type="spellStart"/>
             <w:r>
               <w:rPr>
                 <w:rFonts w:hint="eastAsia"/>
               </w:rPr>
               <w:t>sda</w:t>
             </w:r>
+            <w:proofErr w:type="spellEnd"/>
             <w:r>
               <w:t>”</w:t>
             </w:r>
@@ -2015,7 +2059,39 @@
         <w:ind w:leftChars="399" w:left="848" w:hangingChars="5" w:hanging="10"/>
       </w:pPr>
       <w:r>
-        <w:t>"Disk": { "Disks": [ { "Total": 44705760, "Used": 3234764, "Mount": "/", "IsLocal": false }, { "Total": 470244, "Used": 37729, "Mount": "/boot", "IsLocal": true }, { "Total": 48983728, "Used": 45742688, "Mount": "/mnt", "IsLocal": false } ] }</w:t>
+        <w:t>"Disk": { "Disks": [ { "Total": 44705760, "Used": 3234764, "Mount": "/", "</w:t>
+      </w:r>
+      <w:proofErr w:type="spellStart"/>
+      <w:r>
+        <w:t>IsLocal</w:t>
+      </w:r>
+      <w:proofErr w:type="spellEnd"/>
+      <w:r>
+        <w:t>": false }, { "Total": 470244, "Used": 37729, "Mount": "/boot", "</w:t>
+      </w:r>
+      <w:proofErr w:type="spellStart"/>
+      <w:r>
+        <w:t>IsLocal</w:t>
+      </w:r>
+      <w:proofErr w:type="spellEnd"/>
+      <w:r>
+        <w:t>": true }, { "Total": 48983728, "Used": 45742688, "Mount": "/</w:t>
+      </w:r>
+      <w:proofErr w:type="spellStart"/>
+      <w:r>
+        <w:t>mnt</w:t>
+      </w:r>
+      <w:proofErr w:type="spellEnd"/>
+      <w:r>
+        <w:t>", "</w:t>
+      </w:r>
+      <w:proofErr w:type="spellStart"/>
+      <w:r>
+        <w:t>IsLocal</w:t>
+      </w:r>
+      <w:proofErr w:type="spellEnd"/>
+      <w:r>
+        <w:t>": false } ] }</w:t>
       </w:r>
     </w:p>
     <w:p>
@@ -2442,7 +2518,28 @@
         <w:ind w:leftChars="399" w:left="848" w:hangingChars="5" w:hanging="10"/>
       </w:pPr>
       <w:r>
-        <w:t>"CPU": { "Cpus": [ { "CoreNum": 2, "Info": " Intel(R) Xeon(R) CPU E5-2620 0 ", "Frequency": "2.00GHz" } ], "User": 7145210, "Sys": 6587420, "Idle": 5526188900.0, "Other": 1682350 }</w:t>
+        <w:t xml:space="preserve">"CPU": </w:t>
+      </w:r>
+      <w:proofErr w:type="gramStart"/>
+      <w:r>
+        <w:t>{ "</w:t>
+      </w:r>
+      <w:proofErr w:type="spellStart"/>
+      <w:proofErr w:type="gramEnd"/>
+      <w:r>
+        <w:t>Cpus</w:t>
+      </w:r>
+      <w:proofErr w:type="spellEnd"/>
+      <w:r>
+        <w:t>": [ { "</w:t>
+      </w:r>
+      <w:proofErr w:type="spellStart"/>
+      <w:r>
+        <w:t>CoreNum</w:t>
+      </w:r>
+      <w:proofErr w:type="spellEnd"/>
+      <w:r>
+        <w:t>": 2, "Info": " Intel(R) Xeon(R) CPU E5-2620 0 ", "Frequency": "2.00GHz" } ], "User": 7145210, "Sys": 6587420, "Idle": 5526188900.0, "Other": 1682350 }</w:t>
       </w:r>
     </w:p>
     <w:p>
@@ -2862,7 +2959,36 @@
         <w:ind w:leftChars="399" w:left="848" w:hangingChars="5" w:hanging="10"/>
       </w:pPr>
       <w:r>
-        <w:t>"Net": { "Netcards": [ { "Name": "lo", "Ip": "127.0.0.1" }, { "Name": "eth0", "Ip": "192.168.20.165" } ] }</w:t>
+        <w:t xml:space="preserve">"Net": </w:t>
+      </w:r>
+      <w:proofErr w:type="gramStart"/>
+      <w:r>
+        <w:t>{ "</w:t>
+      </w:r>
+      <w:proofErr w:type="spellStart"/>
+      <w:proofErr w:type="gramEnd"/>
+      <w:r>
+        <w:t>Netcards</w:t>
+      </w:r>
+      <w:proofErr w:type="spellEnd"/>
+      <w:r>
+        <w:t>": [ { "Name": "lo", "</w:t>
+      </w:r>
+      <w:proofErr w:type="spellStart"/>
+      <w:r>
+        <w:t>Ip</w:t>
+      </w:r>
+      <w:proofErr w:type="spellEnd"/>
+      <w:r>
+        <w:t>": "127.0.0.1" }, { "Name": "eth0", "</w:t>
+      </w:r>
+      <w:proofErr w:type="spellStart"/>
+      <w:r>
+        <w:t>Ip</w:t>
+      </w:r>
+      <w:proofErr w:type="spellEnd"/>
+      <w:r>
+        <w:t>": "192.168.20.165" } ] }</w:t>
       </w:r>
     </w:p>
     <w:p>
@@ -3121,7 +3247,13 @@
         <w:rPr>
           <w:rFonts w:hint="eastAsia"/>
         </w:rPr>
-        <w:t>现在情况：让没获取，因为没有相关接口</w:t>
+        <w:t>现在情况：</w:t>
+      </w:r>
+      <w:r>
+        <w:rPr>
+          <w:rFonts w:hint="eastAsia"/>
+        </w:rPr>
+        <w:t>因为没有相关接口</w:t>
       </w:r>
     </w:p>
     <w:p>
@@ -3438,7 +3570,7 @@
         <w:rPr>
           <w:rFonts w:hint="eastAsia"/>
         </w:rPr>
-        <w:t>现在情况：让没获取，因为没有相关接口</w:t>
+        <w:t>现在情况：因为没有相关接口</w:t>
       </w:r>
     </w:p>
     <w:p>
@@ -3635,11 +3767,19 @@
             <w:r>
               <w:t>”</w:t>
             </w:r>
-            <w:r>
-              <w:rPr>
-                <w:rFonts w:hint="eastAsia"/>
-              </w:rPr>
-              <w:t>ip-tables</w:t>
+            <w:proofErr w:type="spellStart"/>
+            <w:r>
+              <w:rPr>
+                <w:rFonts w:hint="eastAsia"/>
+              </w:rPr>
+              <w:t>ip</w:t>
+            </w:r>
+            <w:proofErr w:type="spellEnd"/>
+            <w:r>
+              <w:rPr>
+                <w:rFonts w:hint="eastAsia"/>
+              </w:rPr>
+              <w:t>-tables</w:t>
             </w:r>
             <w:r>
               <w:t>”</w:t>
@@ -3782,7 +3922,20 @@
         <w:ind w:leftChars="399" w:left="848" w:hangingChars="5" w:hanging="10"/>
       </w:pPr>
       <w:r>
-        <w:t>"Safety": { "FireWall": "unknown" }</w:t>
+        <w:t xml:space="preserve">"Safety": </w:t>
+      </w:r>
+      <w:proofErr w:type="gramStart"/>
+      <w:r>
+        <w:t>{ "</w:t>
+      </w:r>
+      <w:proofErr w:type="spellStart"/>
+      <w:proofErr w:type="gramEnd"/>
+      <w:r>
+        <w:t>FireWall</w:t>
+      </w:r>
+      <w:proofErr w:type="spellEnd"/>
+      <w:r>
+        <w:t>": "unknown" }</w:t>
       </w:r>
     </w:p>
     <w:sectPr>

--- a/internal_doc/03.开发设计/OM_checkhost信息.docx
+++ b/internal_doc/03.开发设计/OM_checkhost信息.docx
@@ -95,6 +95,1268 @@
           <w:rFonts w:hint="eastAsia"/>
         </w:rPr>
         <w:t>集合</w:t>
+      </w:r>
+    </w:p>
+    <w:tbl>
+      <w:tblPr>
+        <w:tblStyle w:val="TableGrid"/>
+        <w:tblW w:w="0" w:type="auto"/>
+        <w:tblInd w:w="840" w:type="dxa"/>
+        <w:tblLayout w:type="fixed"/>
+        <w:tblLook w:val="04A0"/>
+      </w:tblPr>
+      <w:tblGrid>
+        <w:gridCol w:w="1920"/>
+        <w:gridCol w:w="1920"/>
+        <w:gridCol w:w="1921"/>
+        <w:gridCol w:w="1921"/>
+        <w:gridCol w:w="1921"/>
+      </w:tblGrid>
+      <w:tr>
+        <w:tc>
+          <w:tcPr>
+            <w:tcW w:w="1920" w:type="dxa"/>
+          </w:tcPr>
+          <w:p>
+            <w:pPr>
+              <w:pStyle w:val="ListParagraph"/>
+              <w:ind w:firstLineChars="0" w:firstLine="0"/>
+              <w:jc w:val="center"/>
+            </w:pPr>
+            <w:r>
+              <w:rPr>
+                <w:rFonts w:hint="eastAsia"/>
+              </w:rPr>
+              <w:t>字段名称</w:t>
+            </w:r>
+          </w:p>
+        </w:tc>
+        <w:tc>
+          <w:tcPr>
+            <w:tcW w:w="1920" w:type="dxa"/>
+          </w:tcPr>
+          <w:p>
+            <w:pPr>
+              <w:pStyle w:val="ListParagraph"/>
+              <w:ind w:firstLineChars="0" w:firstLine="0"/>
+              <w:jc w:val="center"/>
+            </w:pPr>
+            <w:r>
+              <w:rPr>
+                <w:rFonts w:hint="eastAsia"/>
+              </w:rPr>
+              <w:t>类型</w:t>
+            </w:r>
+          </w:p>
+        </w:tc>
+        <w:tc>
+          <w:tcPr>
+            <w:tcW w:w="1921" w:type="dxa"/>
+          </w:tcPr>
+          <w:p>
+            <w:pPr>
+              <w:pStyle w:val="ListParagraph"/>
+              <w:ind w:firstLineChars="0" w:firstLine="0"/>
+              <w:jc w:val="center"/>
+            </w:pPr>
+            <w:r>
+              <w:rPr>
+                <w:rFonts w:hint="eastAsia"/>
+              </w:rPr>
+              <w:t>描述</w:t>
+            </w:r>
+          </w:p>
+        </w:tc>
+        <w:tc>
+          <w:tcPr>
+            <w:tcW w:w="1921" w:type="dxa"/>
+          </w:tcPr>
+          <w:p>
+            <w:pPr>
+              <w:pStyle w:val="ListParagraph"/>
+              <w:ind w:firstLineChars="0" w:firstLine="0"/>
+              <w:jc w:val="center"/>
+            </w:pPr>
+            <w:r>
+              <w:rPr>
+                <w:rFonts w:hint="eastAsia"/>
+              </w:rPr>
+              <w:t>举例</w:t>
+            </w:r>
+          </w:p>
+        </w:tc>
+        <w:tc>
+          <w:tcPr>
+            <w:tcW w:w="1921" w:type="dxa"/>
+          </w:tcPr>
+          <w:p>
+            <w:pPr>
+              <w:pStyle w:val="ListParagraph"/>
+              <w:ind w:firstLineChars="0" w:firstLine="0"/>
+              <w:jc w:val="center"/>
+              <w:rPr>
+                <w:rFonts w:hint="eastAsia"/>
+              </w:rPr>
+            </w:pPr>
+            <w:r>
+              <w:rPr>
+                <w:rFonts w:hint="eastAsia"/>
+              </w:rPr>
+              <w:t>备注</w:t>
+            </w:r>
+          </w:p>
+        </w:tc>
+      </w:tr>
+      <w:tr>
+        <w:tc>
+          <w:tcPr>
+            <w:tcW w:w="1920" w:type="dxa"/>
+          </w:tcPr>
+          <w:p>
+            <w:pPr>
+              <w:pStyle w:val="ListParagraph"/>
+              <w:ind w:firstLineChars="0" w:firstLine="0"/>
+            </w:pPr>
+            <w:proofErr w:type="spellStart"/>
+            <w:r>
+              <w:rPr>
+                <w:rFonts w:hint="eastAsia"/>
+              </w:rPr>
+              <w:t>HostName</w:t>
+            </w:r>
+            <w:proofErr w:type="spellEnd"/>
+          </w:p>
+        </w:tc>
+        <w:tc>
+          <w:tcPr>
+            <w:tcW w:w="1920" w:type="dxa"/>
+          </w:tcPr>
+          <w:p>
+            <w:pPr>
+              <w:pStyle w:val="ListParagraph"/>
+              <w:ind w:firstLineChars="0" w:firstLine="0"/>
+            </w:pPr>
+            <w:r>
+              <w:rPr>
+                <w:rFonts w:hint="eastAsia"/>
+              </w:rPr>
+              <w:t>String</w:t>
+            </w:r>
+          </w:p>
+        </w:tc>
+        <w:tc>
+          <w:tcPr>
+            <w:tcW w:w="1921" w:type="dxa"/>
+          </w:tcPr>
+          <w:p>
+            <w:pPr>
+              <w:pStyle w:val="ListParagraph"/>
+              <w:ind w:firstLineChars="0" w:firstLine="0"/>
+            </w:pPr>
+            <w:r>
+              <w:rPr>
+                <w:rFonts w:hint="eastAsia"/>
+              </w:rPr>
+              <w:t>唯一</w:t>
+            </w:r>
+          </w:p>
+        </w:tc>
+        <w:tc>
+          <w:tcPr>
+            <w:tcW w:w="1921" w:type="dxa"/>
+          </w:tcPr>
+          <w:p>
+            <w:pPr>
+              <w:pStyle w:val="ListParagraph"/>
+              <w:ind w:firstLineChars="0" w:firstLine="0"/>
+            </w:pPr>
+            <w:r>
+              <w:rPr>
+                <w:rFonts w:hint="eastAsia"/>
+              </w:rPr>
+              <w:t>Name:</w:t>
+            </w:r>
+            <w:r>
+              <w:t>”</w:t>
+            </w:r>
+            <w:r>
+              <w:rPr>
+                <w:rFonts w:hint="eastAsia"/>
+              </w:rPr>
+              <w:t>H1</w:t>
+            </w:r>
+            <w:r>
+              <w:t>”</w:t>
+            </w:r>
+          </w:p>
+        </w:tc>
+        <w:tc>
+          <w:tcPr>
+            <w:tcW w:w="1921" w:type="dxa"/>
+          </w:tcPr>
+          <w:p>
+            <w:pPr>
+              <w:pStyle w:val="ListParagraph"/>
+              <w:ind w:firstLineChars="0" w:firstLine="0"/>
+              <w:rPr>
+                <w:rFonts w:hint="eastAsia"/>
+              </w:rPr>
+            </w:pPr>
+          </w:p>
+        </w:tc>
+      </w:tr>
+      <w:tr>
+        <w:tc>
+          <w:tcPr>
+            <w:tcW w:w="1920" w:type="dxa"/>
+          </w:tcPr>
+          <w:p>
+            <w:pPr>
+              <w:pStyle w:val="ListParagraph"/>
+              <w:ind w:firstLineChars="0" w:firstLine="0"/>
+            </w:pPr>
+            <w:r>
+              <w:rPr>
+                <w:rFonts w:hint="eastAsia"/>
+              </w:rPr>
+              <w:t>IP</w:t>
+            </w:r>
+          </w:p>
+        </w:tc>
+        <w:tc>
+          <w:tcPr>
+            <w:tcW w:w="1920" w:type="dxa"/>
+          </w:tcPr>
+          <w:p>
+            <w:pPr>
+              <w:pStyle w:val="ListParagraph"/>
+              <w:ind w:firstLineChars="0" w:firstLine="0"/>
+            </w:pPr>
+            <w:r>
+              <w:rPr>
+                <w:rFonts w:hint="eastAsia"/>
+              </w:rPr>
+              <w:t>[String]</w:t>
+            </w:r>
+          </w:p>
+        </w:tc>
+        <w:tc>
+          <w:tcPr>
+            <w:tcW w:w="1921" w:type="dxa"/>
+          </w:tcPr>
+          <w:p>
+            <w:pPr>
+              <w:pStyle w:val="ListParagraph"/>
+              <w:ind w:firstLineChars="0" w:firstLine="0"/>
+            </w:pPr>
+            <w:r>
+              <w:rPr>
+                <w:rFonts w:hint="eastAsia"/>
+              </w:rPr>
+              <w:t>唯一</w:t>
+            </w:r>
+          </w:p>
+        </w:tc>
+        <w:tc>
+          <w:tcPr>
+            <w:tcW w:w="1921" w:type="dxa"/>
+          </w:tcPr>
+          <w:p>
+            <w:pPr>
+              <w:pStyle w:val="ListParagraph"/>
+              <w:ind w:firstLineChars="0" w:firstLine="0"/>
+            </w:pPr>
+            <w:r>
+              <w:rPr>
+                <w:rFonts w:hint="eastAsia"/>
+              </w:rPr>
+              <w:t>IP:[</w:t>
+            </w:r>
+            <w:r>
+              <w:t>”</w:t>
+            </w:r>
+            <w:r>
+              <w:rPr>
+                <w:rFonts w:hint="eastAsia"/>
+              </w:rPr>
+              <w:t>192.168.1.102</w:t>
+            </w:r>
+            <w:r>
+              <w:t>”</w:t>
+            </w:r>
+            <w:r>
+              <w:rPr>
+                <w:rFonts w:hint="eastAsia"/>
+              </w:rPr>
+              <w:t>]</w:t>
+            </w:r>
+          </w:p>
+        </w:tc>
+        <w:tc>
+          <w:tcPr>
+            <w:tcW w:w="1921" w:type="dxa"/>
+          </w:tcPr>
+          <w:p>
+            <w:pPr>
+              <w:pStyle w:val="ListParagraph"/>
+              <w:ind w:firstLineChars="0" w:firstLine="0"/>
+              <w:rPr>
+                <w:rFonts w:hint="eastAsia"/>
+              </w:rPr>
+            </w:pPr>
+          </w:p>
+        </w:tc>
+      </w:tr>
+      <w:tr>
+        <w:tc>
+          <w:tcPr>
+            <w:tcW w:w="1920" w:type="dxa"/>
+          </w:tcPr>
+          <w:p>
+            <w:pPr>
+              <w:pStyle w:val="ListParagraph"/>
+              <w:ind w:firstLineChars="0" w:firstLine="0"/>
+            </w:pPr>
+            <w:r>
+              <w:rPr>
+                <w:rFonts w:hint="eastAsia"/>
+              </w:rPr>
+              <w:t>User</w:t>
+            </w:r>
+          </w:p>
+        </w:tc>
+        <w:tc>
+          <w:tcPr>
+            <w:tcW w:w="1920" w:type="dxa"/>
+          </w:tcPr>
+          <w:p>
+            <w:pPr>
+              <w:pStyle w:val="ListParagraph"/>
+              <w:ind w:firstLineChars="0" w:firstLine="0"/>
+            </w:pPr>
+            <w:r>
+              <w:rPr>
+                <w:rFonts w:hint="eastAsia"/>
+              </w:rPr>
+              <w:t>String</w:t>
+            </w:r>
+          </w:p>
+        </w:tc>
+        <w:tc>
+          <w:tcPr>
+            <w:tcW w:w="1921" w:type="dxa"/>
+          </w:tcPr>
+          <w:p>
+            <w:pPr>
+              <w:pStyle w:val="ListParagraph"/>
+              <w:ind w:firstLineChars="0" w:firstLine="0"/>
+            </w:pPr>
+          </w:p>
+        </w:tc>
+        <w:tc>
+          <w:tcPr>
+            <w:tcW w:w="1921" w:type="dxa"/>
+          </w:tcPr>
+          <w:p>
+            <w:pPr>
+              <w:pStyle w:val="ListParagraph"/>
+              <w:ind w:firstLineChars="0" w:firstLine="0"/>
+            </w:pPr>
+            <w:r>
+              <w:rPr>
+                <w:rFonts w:hint="eastAsia"/>
+              </w:rPr>
+              <w:t>User:</w:t>
+            </w:r>
+            <w:r>
+              <w:t>”</w:t>
+            </w:r>
+            <w:r>
+              <w:rPr>
+                <w:rFonts w:hint="eastAsia"/>
+              </w:rPr>
+              <w:t>root</w:t>
+            </w:r>
+            <w:r>
+              <w:t>”</w:t>
+            </w:r>
+          </w:p>
+        </w:tc>
+        <w:tc>
+          <w:tcPr>
+            <w:tcW w:w="1921" w:type="dxa"/>
+          </w:tcPr>
+          <w:p>
+            <w:pPr>
+              <w:pStyle w:val="ListParagraph"/>
+              <w:ind w:firstLineChars="0" w:firstLine="0"/>
+              <w:rPr>
+                <w:rFonts w:hint="eastAsia"/>
+              </w:rPr>
+            </w:pPr>
+          </w:p>
+        </w:tc>
+      </w:tr>
+      <w:tr>
+        <w:tc>
+          <w:tcPr>
+            <w:tcW w:w="1920" w:type="dxa"/>
+          </w:tcPr>
+          <w:p>
+            <w:pPr>
+              <w:pStyle w:val="ListParagraph"/>
+              <w:ind w:firstLineChars="0" w:firstLine="0"/>
+            </w:pPr>
+            <w:r>
+              <w:rPr>
+                <w:rFonts w:hint="eastAsia"/>
+              </w:rPr>
+              <w:t>Password</w:t>
+            </w:r>
+          </w:p>
+        </w:tc>
+        <w:tc>
+          <w:tcPr>
+            <w:tcW w:w="1920" w:type="dxa"/>
+          </w:tcPr>
+          <w:p>
+            <w:pPr>
+              <w:pStyle w:val="ListParagraph"/>
+              <w:ind w:firstLineChars="0" w:firstLine="0"/>
+            </w:pPr>
+            <w:r>
+              <w:rPr>
+                <w:rFonts w:hint="eastAsia"/>
+              </w:rPr>
+              <w:t>String</w:t>
+            </w:r>
+          </w:p>
+        </w:tc>
+        <w:tc>
+          <w:tcPr>
+            <w:tcW w:w="1921" w:type="dxa"/>
+          </w:tcPr>
+          <w:p>
+            <w:pPr>
+              <w:pStyle w:val="ListParagraph"/>
+              <w:ind w:firstLineChars="0" w:firstLine="0"/>
+            </w:pPr>
+          </w:p>
+        </w:tc>
+        <w:tc>
+          <w:tcPr>
+            <w:tcW w:w="1921" w:type="dxa"/>
+          </w:tcPr>
+          <w:p>
+            <w:pPr>
+              <w:pStyle w:val="ListParagraph"/>
+              <w:ind w:firstLineChars="0" w:firstLine="0"/>
+            </w:pPr>
+            <w:r>
+              <w:rPr>
+                <w:rFonts w:hint="eastAsia"/>
+              </w:rPr>
+              <w:t>Password:</w:t>
+            </w:r>
+            <w:r>
+              <w:t>”</w:t>
+            </w:r>
+            <w:r>
+              <w:rPr>
+                <w:rFonts w:hint="eastAsia"/>
+              </w:rPr>
+              <w:t>test</w:t>
+            </w:r>
+            <w:r>
+              <w:t>”</w:t>
+            </w:r>
+          </w:p>
+        </w:tc>
+        <w:tc>
+          <w:tcPr>
+            <w:tcW w:w="1921" w:type="dxa"/>
+          </w:tcPr>
+          <w:p>
+            <w:pPr>
+              <w:pStyle w:val="ListParagraph"/>
+              <w:ind w:firstLineChars="0" w:firstLine="0"/>
+              <w:rPr>
+                <w:rFonts w:hint="eastAsia"/>
+              </w:rPr>
+            </w:pPr>
+          </w:p>
+        </w:tc>
+      </w:tr>
+      <w:tr>
+        <w:tc>
+          <w:tcPr>
+            <w:tcW w:w="1920" w:type="dxa"/>
+          </w:tcPr>
+          <w:p>
+            <w:pPr>
+              <w:pStyle w:val="ListParagraph"/>
+              <w:ind w:firstLineChars="0" w:firstLine="0"/>
+            </w:pPr>
+            <w:r>
+              <w:rPr>
+                <w:rFonts w:hint="eastAsia"/>
+              </w:rPr>
+              <w:t>OS</w:t>
+            </w:r>
+          </w:p>
+        </w:tc>
+        <w:tc>
+          <w:tcPr>
+            <w:tcW w:w="1920" w:type="dxa"/>
+          </w:tcPr>
+          <w:p>
+            <w:pPr>
+              <w:pStyle w:val="ListParagraph"/>
+              <w:ind w:firstLineChars="0" w:firstLine="0"/>
+            </w:pPr>
+            <w:r>
+              <w:rPr>
+                <w:rFonts w:hint="eastAsia"/>
+              </w:rPr>
+              <w:t>String</w:t>
+            </w:r>
+          </w:p>
+        </w:tc>
+        <w:tc>
+          <w:tcPr>
+            <w:tcW w:w="1921" w:type="dxa"/>
+          </w:tcPr>
+          <w:p>
+            <w:pPr>
+              <w:pStyle w:val="ListParagraph"/>
+              <w:ind w:firstLineChars="0" w:firstLine="0"/>
+            </w:pPr>
+          </w:p>
+        </w:tc>
+        <w:tc>
+          <w:tcPr>
+            <w:tcW w:w="1921" w:type="dxa"/>
+          </w:tcPr>
+          <w:p>
+            <w:pPr>
+              <w:pStyle w:val="ListParagraph"/>
+              <w:ind w:firstLineChars="0" w:firstLine="0"/>
+            </w:pPr>
+            <w:r>
+              <w:rPr>
+                <w:rFonts w:hint="eastAsia"/>
+              </w:rPr>
+              <w:t>OS:</w:t>
+            </w:r>
+            <w:r>
+              <w:t>”</w:t>
+            </w:r>
+            <w:r>
+              <w:rPr>
+                <w:rFonts w:hint="eastAsia"/>
+              </w:rPr>
+              <w:t>XXX</w:t>
+            </w:r>
+            <w:r>
+              <w:t>”</w:t>
+            </w:r>
+          </w:p>
+        </w:tc>
+        <w:tc>
+          <w:tcPr>
+            <w:tcW w:w="1921" w:type="dxa"/>
+          </w:tcPr>
+          <w:p>
+            <w:pPr>
+              <w:pStyle w:val="ListParagraph"/>
+              <w:ind w:firstLineChars="0" w:firstLine="0"/>
+              <w:rPr>
+                <w:rFonts w:hint="eastAsia"/>
+              </w:rPr>
+            </w:pPr>
+          </w:p>
+        </w:tc>
+      </w:tr>
+      <w:tr>
+        <w:tc>
+          <w:tcPr>
+            <w:tcW w:w="1920" w:type="dxa"/>
+          </w:tcPr>
+          <w:p>
+            <w:pPr>
+              <w:pStyle w:val="ListParagraph"/>
+              <w:ind w:firstLineChars="0" w:firstLine="0"/>
+            </w:pPr>
+            <w:r>
+              <w:rPr>
+                <w:rFonts w:hint="eastAsia"/>
+              </w:rPr>
+              <w:t>OM</w:t>
+            </w:r>
+          </w:p>
+        </w:tc>
+        <w:tc>
+          <w:tcPr>
+            <w:tcW w:w="1920" w:type="dxa"/>
+          </w:tcPr>
+          <w:p>
+            <w:pPr>
+              <w:pStyle w:val="ListParagraph"/>
+              <w:ind w:firstLineChars="0" w:firstLine="0"/>
+            </w:pPr>
+            <w:r>
+              <w:rPr>
+                <w:rFonts w:hint="eastAsia"/>
+              </w:rPr>
+              <w:t>Object</w:t>
+            </w:r>
+          </w:p>
+        </w:tc>
+        <w:tc>
+          <w:tcPr>
+            <w:tcW w:w="1921" w:type="dxa"/>
+          </w:tcPr>
+          <w:p>
+            <w:pPr>
+              <w:pStyle w:val="ListParagraph"/>
+              <w:ind w:firstLineChars="0" w:firstLine="0"/>
+            </w:pPr>
+          </w:p>
+        </w:tc>
+        <w:tc>
+          <w:tcPr>
+            <w:tcW w:w="1921" w:type="dxa"/>
+          </w:tcPr>
+          <w:p>
+            <w:pPr>
+              <w:pStyle w:val="ListParagraph"/>
+              <w:ind w:firstLineChars="0" w:firstLine="0"/>
+            </w:pPr>
+          </w:p>
+        </w:tc>
+        <w:tc>
+          <w:tcPr>
+            <w:tcW w:w="1921" w:type="dxa"/>
+          </w:tcPr>
+          <w:p>
+            <w:pPr>
+              <w:pStyle w:val="ListParagraph"/>
+              <w:ind w:firstLineChars="0" w:firstLine="0"/>
+              <w:rPr>
+                <w:color w:val="FF0000"/>
+              </w:rPr>
+            </w:pPr>
+            <w:r>
+              <w:rPr>
+                <w:rFonts w:hint="eastAsia"/>
+                <w:color w:val="FF0000"/>
+              </w:rPr>
+              <w:t>暂未提供</w:t>
+            </w:r>
+          </w:p>
+        </w:tc>
+      </w:tr>
+      <w:tr>
+        <w:tc>
+          <w:tcPr>
+            <w:tcW w:w="1920" w:type="dxa"/>
+          </w:tcPr>
+          <w:p>
+            <w:pPr>
+              <w:pStyle w:val="ListParagraph"/>
+              <w:ind w:firstLineChars="0" w:firstLine="0"/>
+            </w:pPr>
+            <w:r>
+              <w:rPr>
+                <w:rFonts w:hint="eastAsia"/>
+              </w:rPr>
+              <w:t>Memory</w:t>
+            </w:r>
+          </w:p>
+        </w:tc>
+        <w:tc>
+          <w:tcPr>
+            <w:tcW w:w="1920" w:type="dxa"/>
+          </w:tcPr>
+          <w:p>
+            <w:pPr>
+              <w:pStyle w:val="ListParagraph"/>
+              <w:ind w:firstLineChars="0" w:firstLine="0"/>
+            </w:pPr>
+            <w:r>
+              <w:rPr>
+                <w:rFonts w:hint="eastAsia"/>
+              </w:rPr>
+              <w:t>Object</w:t>
+            </w:r>
+          </w:p>
+        </w:tc>
+        <w:tc>
+          <w:tcPr>
+            <w:tcW w:w="1921" w:type="dxa"/>
+          </w:tcPr>
+          <w:p>
+            <w:pPr>
+              <w:pStyle w:val="ListParagraph"/>
+              <w:ind w:firstLineChars="0" w:firstLine="0"/>
+            </w:pPr>
+          </w:p>
+        </w:tc>
+        <w:tc>
+          <w:tcPr>
+            <w:tcW w:w="1921" w:type="dxa"/>
+          </w:tcPr>
+          <w:p>
+            <w:pPr>
+              <w:pStyle w:val="ListParagraph"/>
+              <w:ind w:firstLineChars="0" w:firstLine="0"/>
+            </w:pPr>
+          </w:p>
+        </w:tc>
+        <w:tc>
+          <w:tcPr>
+            <w:tcW w:w="1921" w:type="dxa"/>
+          </w:tcPr>
+          <w:p>
+            <w:pPr>
+              <w:pStyle w:val="ListParagraph"/>
+              <w:ind w:firstLineChars="0" w:firstLine="0"/>
+              <w:rPr>
+                <w:color w:val="FF0000"/>
+              </w:rPr>
+            </w:pPr>
+            <w:r>
+              <w:rPr>
+                <w:rFonts w:hint="eastAsia"/>
+                <w:color w:val="FF0000"/>
+              </w:rPr>
+              <w:t>缺少字段</w:t>
+            </w:r>
+          </w:p>
+        </w:tc>
+      </w:tr>
+      <w:tr>
+        <w:tc>
+          <w:tcPr>
+            <w:tcW w:w="1920" w:type="dxa"/>
+          </w:tcPr>
+          <w:p>
+            <w:pPr>
+              <w:pStyle w:val="ListParagraph"/>
+              <w:ind w:firstLineChars="0" w:firstLine="0"/>
+            </w:pPr>
+            <w:r>
+              <w:rPr>
+                <w:rFonts w:hint="eastAsia"/>
+              </w:rPr>
+              <w:t>Disk</w:t>
+            </w:r>
+          </w:p>
+        </w:tc>
+        <w:tc>
+          <w:tcPr>
+            <w:tcW w:w="1920" w:type="dxa"/>
+          </w:tcPr>
+          <w:p>
+            <w:pPr>
+              <w:pStyle w:val="ListParagraph"/>
+              <w:ind w:firstLineChars="0" w:firstLine="0"/>
+            </w:pPr>
+            <w:r>
+              <w:rPr>
+                <w:rFonts w:hint="eastAsia"/>
+              </w:rPr>
+              <w:t>[Object]</w:t>
+            </w:r>
+          </w:p>
+        </w:tc>
+        <w:tc>
+          <w:tcPr>
+            <w:tcW w:w="1921" w:type="dxa"/>
+          </w:tcPr>
+          <w:p>
+            <w:pPr>
+              <w:pStyle w:val="ListParagraph"/>
+              <w:ind w:firstLineChars="0" w:firstLine="0"/>
+            </w:pPr>
+          </w:p>
+        </w:tc>
+        <w:tc>
+          <w:tcPr>
+            <w:tcW w:w="1921" w:type="dxa"/>
+          </w:tcPr>
+          <w:p>
+            <w:pPr>
+              <w:pStyle w:val="ListParagraph"/>
+              <w:ind w:firstLineChars="0" w:firstLine="0"/>
+            </w:pPr>
+          </w:p>
+        </w:tc>
+        <w:tc>
+          <w:tcPr>
+            <w:tcW w:w="1921" w:type="dxa"/>
+          </w:tcPr>
+          <w:p>
+            <w:pPr>
+              <w:pStyle w:val="ListParagraph"/>
+              <w:ind w:firstLineChars="0" w:firstLine="0"/>
+            </w:pPr>
+            <w:r>
+              <w:rPr>
+                <w:rFonts w:hint="eastAsia"/>
+                <w:color w:val="FF0000"/>
+              </w:rPr>
+              <w:t>缺少字段</w:t>
+            </w:r>
+            <w:r>
+              <w:rPr>
+                <w:rFonts w:hint="eastAsia"/>
+                <w:color w:val="FF0000"/>
+              </w:rPr>
+              <w:t>，返回结果多了一层嵌套</w:t>
+            </w:r>
+          </w:p>
+        </w:tc>
+      </w:tr>
+      <w:tr>
+        <w:tc>
+          <w:tcPr>
+            <w:tcW w:w="1920" w:type="dxa"/>
+          </w:tcPr>
+          <w:p>
+            <w:pPr>
+              <w:pStyle w:val="ListParagraph"/>
+              <w:ind w:firstLineChars="0" w:firstLine="0"/>
+            </w:pPr>
+            <w:r>
+              <w:rPr>
+                <w:rFonts w:hint="eastAsia"/>
+              </w:rPr>
+              <w:t>CPU</w:t>
+            </w:r>
+          </w:p>
+        </w:tc>
+        <w:tc>
+          <w:tcPr>
+            <w:tcW w:w="1920" w:type="dxa"/>
+          </w:tcPr>
+          <w:p>
+            <w:pPr>
+              <w:pStyle w:val="ListParagraph"/>
+              <w:ind w:firstLineChars="0" w:firstLine="0"/>
+            </w:pPr>
+            <w:r>
+              <w:rPr>
+                <w:rFonts w:hint="eastAsia"/>
+              </w:rPr>
+              <w:t>[Object]</w:t>
+            </w:r>
+          </w:p>
+        </w:tc>
+        <w:tc>
+          <w:tcPr>
+            <w:tcW w:w="1921" w:type="dxa"/>
+          </w:tcPr>
+          <w:p>
+            <w:pPr>
+              <w:pStyle w:val="ListParagraph"/>
+              <w:ind w:firstLineChars="0" w:firstLine="0"/>
+            </w:pPr>
+          </w:p>
+        </w:tc>
+        <w:tc>
+          <w:tcPr>
+            <w:tcW w:w="1921" w:type="dxa"/>
+          </w:tcPr>
+          <w:p>
+            <w:pPr>
+              <w:pStyle w:val="ListParagraph"/>
+              <w:ind w:firstLineChars="0" w:firstLine="0"/>
+            </w:pPr>
+          </w:p>
+        </w:tc>
+        <w:tc>
+          <w:tcPr>
+            <w:tcW w:w="1921" w:type="dxa"/>
+          </w:tcPr>
+          <w:p>
+            <w:pPr>
+              <w:pStyle w:val="ListParagraph"/>
+              <w:ind w:firstLineChars="0" w:firstLine="0"/>
+            </w:pPr>
+            <w:r>
+              <w:rPr>
+                <w:rFonts w:hint="eastAsia"/>
+                <w:color w:val="FF0000"/>
+              </w:rPr>
+              <w:t>缺少字段</w:t>
+            </w:r>
+            <w:r>
+              <w:rPr>
+                <w:rFonts w:hint="eastAsia"/>
+                <w:color w:val="FF0000"/>
+              </w:rPr>
+              <w:t>，返回结果多了一层嵌套</w:t>
+            </w:r>
+          </w:p>
+        </w:tc>
+      </w:tr>
+      <w:tr>
+        <w:tc>
+          <w:tcPr>
+            <w:tcW w:w="1920" w:type="dxa"/>
+          </w:tcPr>
+          <w:p>
+            <w:pPr>
+              <w:pStyle w:val="ListParagraph"/>
+              <w:ind w:firstLineChars="0" w:firstLine="0"/>
+            </w:pPr>
+            <w:r>
+              <w:rPr>
+                <w:rFonts w:hint="eastAsia"/>
+              </w:rPr>
+              <w:t>Net</w:t>
+            </w:r>
+          </w:p>
+        </w:tc>
+        <w:tc>
+          <w:tcPr>
+            <w:tcW w:w="1920" w:type="dxa"/>
+          </w:tcPr>
+          <w:p>
+            <w:pPr>
+              <w:pStyle w:val="ListParagraph"/>
+              <w:ind w:firstLineChars="0" w:firstLine="0"/>
+            </w:pPr>
+            <w:r>
+              <w:rPr>
+                <w:rFonts w:hint="eastAsia"/>
+              </w:rPr>
+              <w:t>[Object]</w:t>
+            </w:r>
+          </w:p>
+        </w:tc>
+        <w:tc>
+          <w:tcPr>
+            <w:tcW w:w="1921" w:type="dxa"/>
+          </w:tcPr>
+          <w:p>
+            <w:pPr>
+              <w:pStyle w:val="ListParagraph"/>
+              <w:ind w:firstLineChars="0" w:firstLine="0"/>
+            </w:pPr>
+          </w:p>
+        </w:tc>
+        <w:tc>
+          <w:tcPr>
+            <w:tcW w:w="1921" w:type="dxa"/>
+          </w:tcPr>
+          <w:p>
+            <w:pPr>
+              <w:pStyle w:val="ListParagraph"/>
+              <w:ind w:firstLineChars="0" w:firstLine="0"/>
+            </w:pPr>
+          </w:p>
+        </w:tc>
+        <w:tc>
+          <w:tcPr>
+            <w:tcW w:w="1921" w:type="dxa"/>
+          </w:tcPr>
+          <w:p>
+            <w:pPr>
+              <w:pStyle w:val="ListParagraph"/>
+              <w:ind w:firstLineChars="0" w:firstLine="0"/>
+            </w:pPr>
+            <w:r>
+              <w:rPr>
+                <w:rFonts w:hint="eastAsia"/>
+                <w:color w:val="FF0000"/>
+              </w:rPr>
+              <w:t>缺少字段</w:t>
+            </w:r>
+            <w:r>
+              <w:rPr>
+                <w:rFonts w:hint="eastAsia"/>
+                <w:color w:val="FF0000"/>
+              </w:rPr>
+              <w:t>，返回结果多了一层嵌套</w:t>
+            </w:r>
+          </w:p>
+        </w:tc>
+      </w:tr>
+      <w:tr>
+        <w:tc>
+          <w:tcPr>
+            <w:tcW w:w="1920" w:type="dxa"/>
+          </w:tcPr>
+          <w:p>
+            <w:pPr>
+              <w:pStyle w:val="ListParagraph"/>
+              <w:ind w:firstLineChars="0" w:firstLine="0"/>
+            </w:pPr>
+            <w:r>
+              <w:rPr>
+                <w:rFonts w:hint="eastAsia"/>
+              </w:rPr>
+              <w:t>Port</w:t>
+            </w:r>
+          </w:p>
+        </w:tc>
+        <w:tc>
+          <w:tcPr>
+            <w:tcW w:w="1920" w:type="dxa"/>
+          </w:tcPr>
+          <w:p>
+            <w:pPr>
+              <w:pStyle w:val="ListParagraph"/>
+              <w:ind w:firstLineChars="0" w:firstLine="0"/>
+            </w:pPr>
+            <w:r>
+              <w:rPr>
+                <w:rFonts w:hint="eastAsia"/>
+              </w:rPr>
+              <w:t>[Object]</w:t>
+            </w:r>
+          </w:p>
+        </w:tc>
+        <w:tc>
+          <w:tcPr>
+            <w:tcW w:w="1921" w:type="dxa"/>
+          </w:tcPr>
+          <w:p>
+            <w:pPr>
+              <w:pStyle w:val="ListParagraph"/>
+              <w:ind w:firstLineChars="0" w:firstLine="0"/>
+            </w:pPr>
+          </w:p>
+        </w:tc>
+        <w:tc>
+          <w:tcPr>
+            <w:tcW w:w="1921" w:type="dxa"/>
+          </w:tcPr>
+          <w:p>
+            <w:pPr>
+              <w:pStyle w:val="ListParagraph"/>
+              <w:ind w:firstLineChars="0" w:firstLine="0"/>
+            </w:pPr>
+          </w:p>
+        </w:tc>
+        <w:tc>
+          <w:tcPr>
+            <w:tcW w:w="1921" w:type="dxa"/>
+          </w:tcPr>
+          <w:p>
+            <w:pPr>
+              <w:pStyle w:val="ListParagraph"/>
+              <w:ind w:firstLineChars="0" w:firstLine="0"/>
+              <w:rPr>
+                <w:color w:val="FF0000"/>
+              </w:rPr>
+            </w:pPr>
+            <w:r>
+              <w:rPr>
+                <w:rFonts w:hint="eastAsia"/>
+                <w:color w:val="FF0000"/>
+              </w:rPr>
+              <w:t>没有相关接口</w:t>
+            </w:r>
+          </w:p>
+        </w:tc>
+      </w:tr>
+      <w:tr>
+        <w:tc>
+          <w:tcPr>
+            <w:tcW w:w="1920" w:type="dxa"/>
+          </w:tcPr>
+          <w:p>
+            <w:pPr>
+              <w:pStyle w:val="ListParagraph"/>
+              <w:ind w:firstLineChars="0" w:firstLine="0"/>
+            </w:pPr>
+            <w:r>
+              <w:rPr>
+                <w:rFonts w:hint="eastAsia"/>
+              </w:rPr>
+              <w:t>Service</w:t>
+            </w:r>
+          </w:p>
+        </w:tc>
+        <w:tc>
+          <w:tcPr>
+            <w:tcW w:w="1920" w:type="dxa"/>
+          </w:tcPr>
+          <w:p>
+            <w:pPr>
+              <w:pStyle w:val="ListParagraph"/>
+              <w:ind w:firstLineChars="0" w:firstLine="0"/>
+            </w:pPr>
+            <w:r>
+              <w:rPr>
+                <w:rFonts w:hint="eastAsia"/>
+              </w:rPr>
+              <w:t>[Object]</w:t>
+            </w:r>
+          </w:p>
+        </w:tc>
+        <w:tc>
+          <w:tcPr>
+            <w:tcW w:w="1921" w:type="dxa"/>
+          </w:tcPr>
+          <w:p>
+            <w:pPr>
+              <w:pStyle w:val="ListParagraph"/>
+              <w:ind w:firstLineChars="0" w:firstLine="0"/>
+            </w:pPr>
+          </w:p>
+        </w:tc>
+        <w:tc>
+          <w:tcPr>
+            <w:tcW w:w="1921" w:type="dxa"/>
+          </w:tcPr>
+          <w:p>
+            <w:pPr>
+              <w:pStyle w:val="ListParagraph"/>
+              <w:ind w:firstLineChars="0" w:firstLine="0"/>
+            </w:pPr>
+          </w:p>
+        </w:tc>
+        <w:tc>
+          <w:tcPr>
+            <w:tcW w:w="1921" w:type="dxa"/>
+          </w:tcPr>
+          <w:p>
+            <w:pPr>
+              <w:pStyle w:val="ListParagraph"/>
+              <w:ind w:firstLineChars="0" w:firstLine="0"/>
+              <w:rPr>
+                <w:color w:val="FF0000"/>
+              </w:rPr>
+            </w:pPr>
+            <w:r>
+              <w:rPr>
+                <w:rFonts w:hint="eastAsia"/>
+                <w:color w:val="FF0000"/>
+              </w:rPr>
+              <w:t>没有相关接口</w:t>
+            </w:r>
+          </w:p>
+        </w:tc>
+      </w:tr>
+      <w:tr>
+        <w:tc>
+          <w:tcPr>
+            <w:tcW w:w="1920" w:type="dxa"/>
+          </w:tcPr>
+          <w:p>
+            <w:pPr>
+              <w:pStyle w:val="ListParagraph"/>
+              <w:ind w:firstLineChars="0" w:firstLine="0"/>
+            </w:pPr>
+            <w:r>
+              <w:rPr>
+                <w:rFonts w:hint="eastAsia"/>
+              </w:rPr>
+              <w:t>Safety</w:t>
+            </w:r>
+          </w:p>
+        </w:tc>
+        <w:tc>
+          <w:tcPr>
+            <w:tcW w:w="1920" w:type="dxa"/>
+          </w:tcPr>
+          <w:p>
+            <w:pPr>
+              <w:pStyle w:val="ListParagraph"/>
+              <w:ind w:firstLineChars="0" w:firstLine="0"/>
+            </w:pPr>
+            <w:r>
+              <w:rPr>
+                <w:rFonts w:hint="eastAsia"/>
+              </w:rPr>
+              <w:t>[Object]</w:t>
+            </w:r>
+          </w:p>
+        </w:tc>
+        <w:tc>
+          <w:tcPr>
+            <w:tcW w:w="1921" w:type="dxa"/>
+          </w:tcPr>
+          <w:p>
+            <w:pPr>
+              <w:pStyle w:val="ListParagraph"/>
+              <w:ind w:firstLineChars="0" w:firstLine="0"/>
+            </w:pPr>
+          </w:p>
+        </w:tc>
+        <w:tc>
+          <w:tcPr>
+            <w:tcW w:w="1921" w:type="dxa"/>
+          </w:tcPr>
+          <w:p>
+            <w:pPr>
+              <w:pStyle w:val="ListParagraph"/>
+              <w:ind w:firstLineChars="0" w:firstLine="0"/>
+            </w:pPr>
+          </w:p>
+        </w:tc>
+        <w:tc>
+          <w:tcPr>
+            <w:tcW w:w="1921" w:type="dxa"/>
+          </w:tcPr>
+          <w:p>
+            <w:pPr>
+              <w:pStyle w:val="ListParagraph"/>
+              <w:ind w:firstLineChars="0" w:firstLine="0"/>
+              <w:rPr>
+                <w:color w:val="FF0000"/>
+              </w:rPr>
+            </w:pPr>
+            <w:r>
+              <w:rPr>
+                <w:rFonts w:hint="eastAsia"/>
+                <w:color w:val="FF0000"/>
+              </w:rPr>
+              <w:t>缺少字段，貌似不可用</w:t>
+            </w:r>
+          </w:p>
+        </w:tc>
+      </w:tr>
+    </w:tbl>
+    <w:p/>
+    <w:p>
+      <w:pPr>
+        <w:pStyle w:val="ListParagraph"/>
+        <w:ind w:leftChars="399" w:left="848" w:hangingChars="5" w:hanging="10"/>
+      </w:pPr>
+      <w:r>
+        <w:rPr>
+          <w:rFonts w:hint="eastAsia"/>
+        </w:rPr>
+        <w:t>1</w:t>
+      </w:r>
+      <w:r>
+        <w:rPr>
+          <w:rFonts w:hint="eastAsia"/>
+        </w:rPr>
+        <w:t>、</w:t>
+      </w:r>
+      <w:r>
+        <w:rPr>
+          <w:rFonts w:hint="eastAsia"/>
+        </w:rPr>
+        <w:t>Memory</w:t>
+      </w:r>
+      <w:r>
+        <w:rPr>
+          <w:rFonts w:hint="eastAsia"/>
+        </w:rPr>
+        <w:t>[Object]</w:t>
+      </w:r>
+      <w:r>
+        <w:rPr>
+          <w:rFonts w:hint="eastAsia"/>
+        </w:rPr>
+        <w:t>子字段设计：</w:t>
       </w:r>
     </w:p>
     <w:tbl>
@@ -195,82 +1457,62 @@
               <w:pStyle w:val="ListParagraph"/>
               <w:ind w:firstLineChars="0" w:firstLine="0"/>
             </w:pPr>
-            <w:proofErr w:type="spellStart"/>
-            <w:r>
-              <w:rPr>
-                <w:rFonts w:hint="eastAsia"/>
-              </w:rPr>
-              <w:t>Host</w:t>
-            </w:r>
-            <w:r>
-              <w:rPr>
-                <w:rFonts w:hint="eastAsia"/>
-              </w:rPr>
-              <w:t>Name</w:t>
-            </w:r>
-            <w:proofErr w:type="spellEnd"/>
-          </w:p>
-        </w:tc>
-        <w:tc>
-          <w:tcPr>
-            <w:tcW w:w="1920" w:type="dxa"/>
-          </w:tcPr>
-          <w:p>
-            <w:pPr>
-              <w:pStyle w:val="ListParagraph"/>
-              <w:ind w:firstLineChars="0" w:firstLine="0"/>
-            </w:pPr>
-            <w:r>
-              <w:rPr>
-                <w:rFonts w:hint="eastAsia"/>
-              </w:rPr>
-              <w:t>String</w:t>
-            </w:r>
-          </w:p>
-        </w:tc>
-        <w:tc>
-          <w:tcPr>
-            <w:tcW w:w="1921" w:type="dxa"/>
-          </w:tcPr>
-          <w:p>
-            <w:pPr>
-              <w:pStyle w:val="ListParagraph"/>
-              <w:ind w:firstLineChars="0" w:firstLine="0"/>
-            </w:pPr>
-            <w:r>
-              <w:rPr>
-                <w:rFonts w:hint="eastAsia"/>
-              </w:rPr>
-              <w:t>唯一</w:t>
-            </w:r>
-          </w:p>
-        </w:tc>
-        <w:tc>
-          <w:tcPr>
-            <w:tcW w:w="1921" w:type="dxa"/>
-          </w:tcPr>
-          <w:p>
-            <w:pPr>
-              <w:pStyle w:val="ListParagraph"/>
-              <w:ind w:firstLineChars="0" w:firstLine="0"/>
-            </w:pPr>
-            <w:r>
-              <w:rPr>
-                <w:rFonts w:hint="eastAsia"/>
-              </w:rPr>
-              <w:t>Name:</w:t>
-            </w:r>
-            <w:r>
-              <w:t>”</w:t>
-            </w:r>
-            <w:r>
-              <w:rPr>
-                <w:rFonts w:hint="eastAsia"/>
-              </w:rPr>
-              <w:t>H1</w:t>
-            </w:r>
-            <w:r>
-              <w:t>”</w:t>
+            <w:r>
+              <w:rPr>
+                <w:rFonts w:hint="eastAsia"/>
+              </w:rPr>
+              <w:t>Size</w:t>
+            </w:r>
+          </w:p>
+        </w:tc>
+        <w:tc>
+          <w:tcPr>
+            <w:tcW w:w="1920" w:type="dxa"/>
+          </w:tcPr>
+          <w:p>
+            <w:pPr>
+              <w:pStyle w:val="ListParagraph"/>
+              <w:ind w:firstLineChars="0" w:firstLine="0"/>
+            </w:pPr>
+            <w:r>
+              <w:rPr>
+                <w:rFonts w:hint="eastAsia"/>
+              </w:rPr>
+              <w:t>UINT64</w:t>
+            </w:r>
+          </w:p>
+        </w:tc>
+        <w:tc>
+          <w:tcPr>
+            <w:tcW w:w="1921" w:type="dxa"/>
+          </w:tcPr>
+          <w:p>
+            <w:pPr>
+              <w:pStyle w:val="ListParagraph"/>
+              <w:ind w:firstLineChars="0" w:firstLine="0"/>
+            </w:pPr>
+          </w:p>
+        </w:tc>
+        <w:tc>
+          <w:tcPr>
+            <w:tcW w:w="1921" w:type="dxa"/>
+          </w:tcPr>
+          <w:p>
+            <w:pPr>
+              <w:pStyle w:val="ListParagraph"/>
+              <w:ind w:firstLineChars="0" w:firstLine="0"/>
+            </w:pPr>
+            <w:r>
+              <w:rPr>
+                <w:rFonts w:hint="eastAsia"/>
+              </w:rPr>
+              <w:t>Size:</w:t>
+            </w:r>
+            <w:r>
+              <w:t xml:space="preserve"> </w:t>
+            </w:r>
+            <w:r>
+              <w:t>8589934592</w:t>
             </w:r>
           </w:p>
         </w:tc>
@@ -284,99 +1526,91 @@
             <w:pPr>
               <w:pStyle w:val="ListParagraph"/>
               <w:ind w:firstLineChars="0" w:firstLine="0"/>
-            </w:pPr>
-            <w:r>
-              <w:rPr>
-                <w:rFonts w:hint="eastAsia"/>
-              </w:rPr>
-              <w:t>IP</w:t>
-            </w:r>
-          </w:p>
-        </w:tc>
-        <w:tc>
-          <w:tcPr>
-            <w:tcW w:w="1920" w:type="dxa"/>
-          </w:tcPr>
-          <w:p>
-            <w:pPr>
-              <w:pStyle w:val="ListParagraph"/>
-              <w:ind w:firstLineChars="0" w:firstLine="0"/>
-            </w:pPr>
-            <w:r>
-              <w:rPr>
-                <w:rFonts w:hint="eastAsia"/>
-              </w:rPr>
-              <w:t>[</w:t>
-            </w:r>
-            <w:r>
-              <w:rPr>
-                <w:rFonts w:hint="eastAsia"/>
+              <w:rPr>
+                <w:color w:val="FF0000"/>
+              </w:rPr>
+            </w:pPr>
+            <w:r>
+              <w:rPr>
+                <w:rFonts w:hint="eastAsia"/>
+                <w:color w:val="FF0000"/>
+              </w:rPr>
+              <w:t>Model</w:t>
+            </w:r>
+          </w:p>
+        </w:tc>
+        <w:tc>
+          <w:tcPr>
+            <w:tcW w:w="1920" w:type="dxa"/>
+          </w:tcPr>
+          <w:p>
+            <w:pPr>
+              <w:pStyle w:val="ListParagraph"/>
+              <w:ind w:firstLineChars="0" w:firstLine="0"/>
+              <w:rPr>
+                <w:color w:val="FF0000"/>
+              </w:rPr>
+            </w:pPr>
+            <w:r>
+              <w:rPr>
+                <w:rFonts w:hint="eastAsia"/>
+                <w:color w:val="FF0000"/>
               </w:rPr>
               <w:t>String</w:t>
             </w:r>
-            <w:r>
-              <w:rPr>
-                <w:rFonts w:hint="eastAsia"/>
-              </w:rPr>
-              <w:t>]</w:t>
-            </w:r>
-          </w:p>
-        </w:tc>
-        <w:tc>
-          <w:tcPr>
-            <w:tcW w:w="1921" w:type="dxa"/>
-          </w:tcPr>
-          <w:p>
-            <w:pPr>
-              <w:pStyle w:val="ListParagraph"/>
-              <w:ind w:firstLineChars="0" w:firstLine="0"/>
-            </w:pPr>
-            <w:r>
-              <w:rPr>
-                <w:rFonts w:hint="eastAsia"/>
-              </w:rPr>
-              <w:t>唯一</w:t>
-            </w:r>
-          </w:p>
-        </w:tc>
-        <w:tc>
-          <w:tcPr>
-            <w:tcW w:w="1921" w:type="dxa"/>
-          </w:tcPr>
-          <w:p>
-            <w:pPr>
-              <w:pStyle w:val="ListParagraph"/>
-              <w:ind w:firstLineChars="0" w:firstLine="0"/>
-            </w:pPr>
-            <w:r>
-              <w:rPr>
-                <w:rFonts w:hint="eastAsia"/>
-              </w:rPr>
-              <w:t>IP:</w:t>
-            </w:r>
-            <w:r>
-              <w:rPr>
-                <w:rFonts w:hint="eastAsia"/>
-              </w:rPr>
-              <w:t>[</w:t>
-            </w:r>
-            <w:r>
+          </w:p>
+        </w:tc>
+        <w:tc>
+          <w:tcPr>
+            <w:tcW w:w="1921" w:type="dxa"/>
+          </w:tcPr>
+          <w:p>
+            <w:pPr>
+              <w:pStyle w:val="ListParagraph"/>
+              <w:ind w:firstLineChars="0" w:firstLine="0"/>
+              <w:rPr>
+                <w:color w:val="FF0000"/>
+              </w:rPr>
+            </w:pPr>
+          </w:p>
+        </w:tc>
+        <w:tc>
+          <w:tcPr>
+            <w:tcW w:w="1921" w:type="dxa"/>
+          </w:tcPr>
+          <w:p>
+            <w:pPr>
+              <w:pStyle w:val="ListParagraph"/>
+              <w:ind w:firstLineChars="0" w:firstLine="0"/>
+              <w:rPr>
+                <w:color w:val="FF0000"/>
+              </w:rPr>
+            </w:pPr>
+            <w:r>
+              <w:rPr>
+                <w:rFonts w:hint="eastAsia"/>
+                <w:color w:val="FF0000"/>
+              </w:rPr>
+              <w:t>Model</w:t>
+            </w:r>
+            <w:r>
+              <w:rPr>
+                <w:color w:val="FF0000"/>
+              </w:rPr>
+              <w:t>:”</w:t>
+            </w:r>
+            <w:r>
+              <w:rPr>
+                <w:rFonts w:hint="eastAsia"/>
+                <w:color w:val="FF0000"/>
+              </w:rPr>
+              <w:t>DDR2</w:t>
+            </w:r>
+            <w:r>
+              <w:rPr>
+                <w:color w:val="FF0000"/>
+              </w:rPr>
               <w:t>”</w:t>
-            </w:r>
-            <w:r>
-              <w:rPr>
-                <w:rFonts w:hint="eastAsia"/>
-              </w:rPr>
-              <w:t>192.168.1.102</w:t>
-            </w:r>
-            <w:r>
-              <w:t>”</w:t>
-            </w:r>
-            <w:r>
-              <w:rPr>
-                <w:rFonts w:hint="eastAsia"/>
-              </w:rPr>
-              <w:t>]</w:t>
             </w:r>
           </w:p>
         </w:tc>
@@ -395,52 +1629,52 @@
               <w:rPr>
                 <w:rFonts w:hint="eastAsia"/>
               </w:rPr>
-              <w:t>User</w:t>
-            </w:r>
-          </w:p>
-        </w:tc>
-        <w:tc>
-          <w:tcPr>
-            <w:tcW w:w="1920" w:type="dxa"/>
-          </w:tcPr>
-          <w:p>
-            <w:pPr>
-              <w:pStyle w:val="ListParagraph"/>
-              <w:ind w:firstLineChars="0" w:firstLine="0"/>
-            </w:pPr>
-            <w:r>
-              <w:rPr>
-                <w:rFonts w:hint="eastAsia"/>
-              </w:rPr>
-              <w:t>String</w:t>
-            </w:r>
-          </w:p>
-        </w:tc>
-        <w:tc>
-          <w:tcPr>
-            <w:tcW w:w="1921" w:type="dxa"/>
-          </w:tcPr>
-          <w:p>
-            <w:pPr>
-              <w:pStyle w:val="ListParagraph"/>
-              <w:ind w:firstLineChars="0" w:firstLine="0"/>
-            </w:pPr>
-          </w:p>
-        </w:tc>
-        <w:tc>
-          <w:tcPr>
-            <w:tcW w:w="1921" w:type="dxa"/>
-          </w:tcPr>
-          <w:p>
-            <w:pPr>
-              <w:pStyle w:val="ListParagraph"/>
-              <w:ind w:firstLineChars="0" w:firstLine="0"/>
-            </w:pPr>
-            <w:r>
-              <w:rPr>
-                <w:rFonts w:hint="eastAsia"/>
-              </w:rPr>
-              <w:t>User:</w:t>
+              <w:t>Free</w:t>
+            </w:r>
+          </w:p>
+        </w:tc>
+        <w:tc>
+          <w:tcPr>
+            <w:tcW w:w="1920" w:type="dxa"/>
+          </w:tcPr>
+          <w:p>
+            <w:pPr>
+              <w:pStyle w:val="ListParagraph"/>
+              <w:ind w:firstLineChars="0" w:firstLine="0"/>
+            </w:pPr>
+            <w:r>
+              <w:rPr>
+                <w:rFonts w:hint="eastAsia"/>
+              </w:rPr>
+              <w:t>UINT64</w:t>
+            </w:r>
+          </w:p>
+        </w:tc>
+        <w:tc>
+          <w:tcPr>
+            <w:tcW w:w="1921" w:type="dxa"/>
+          </w:tcPr>
+          <w:p>
+            <w:pPr>
+              <w:pStyle w:val="ListParagraph"/>
+              <w:ind w:firstLineChars="0" w:firstLine="0"/>
+            </w:pPr>
+          </w:p>
+        </w:tc>
+        <w:tc>
+          <w:tcPr>
+            <w:tcW w:w="1921" w:type="dxa"/>
+          </w:tcPr>
+          <w:p>
+            <w:pPr>
+              <w:pStyle w:val="ListParagraph"/>
+              <w:ind w:firstLineChars="0" w:firstLine="0"/>
+            </w:pPr>
+            <w:r>
+              <w:rPr>
+                <w:rFonts w:hint="eastAsia"/>
+              </w:rPr>
+              <w:t>Free:</w:t>
             </w:r>
             <w:r>
               <w:t>”</w:t>
@@ -449,692 +1683,15 @@
               <w:rPr>
                 <w:rFonts w:hint="eastAsia"/>
               </w:rPr>
-              <w:t>root</w:t>
+              <w:t>XXX</w:t>
             </w:r>
             <w:r>
               <w:t>”</w:t>
             </w:r>
-          </w:p>
-        </w:tc>
-      </w:tr>
-      <w:tr>
-        <w:tc>
-          <w:tcPr>
-            <w:tcW w:w="1920" w:type="dxa"/>
-          </w:tcPr>
-          <w:p>
-            <w:pPr>
-              <w:pStyle w:val="ListParagraph"/>
-              <w:ind w:firstLineChars="0" w:firstLine="0"/>
-            </w:pPr>
-            <w:r>
-              <w:rPr>
-                <w:rFonts w:hint="eastAsia"/>
-              </w:rPr>
-              <w:t>Password</w:t>
-            </w:r>
-          </w:p>
-        </w:tc>
-        <w:tc>
-          <w:tcPr>
-            <w:tcW w:w="1920" w:type="dxa"/>
-          </w:tcPr>
-          <w:p>
-            <w:pPr>
-              <w:pStyle w:val="ListParagraph"/>
-              <w:ind w:firstLineChars="0" w:firstLine="0"/>
-            </w:pPr>
-            <w:r>
-              <w:rPr>
-                <w:rFonts w:hint="eastAsia"/>
-              </w:rPr>
-              <w:t>String</w:t>
-            </w:r>
-          </w:p>
-        </w:tc>
-        <w:tc>
-          <w:tcPr>
-            <w:tcW w:w="1921" w:type="dxa"/>
-          </w:tcPr>
-          <w:p>
-            <w:pPr>
-              <w:pStyle w:val="ListParagraph"/>
-              <w:ind w:firstLineChars="0" w:firstLine="0"/>
-            </w:pPr>
-          </w:p>
-        </w:tc>
-        <w:tc>
-          <w:tcPr>
-            <w:tcW w:w="1921" w:type="dxa"/>
-          </w:tcPr>
-          <w:p>
-            <w:pPr>
-              <w:pStyle w:val="ListParagraph"/>
-              <w:ind w:firstLineChars="0" w:firstLine="0"/>
-            </w:pPr>
-            <w:r>
-              <w:rPr>
-                <w:rFonts w:hint="eastAsia"/>
-              </w:rPr>
-              <w:t>Password:</w:t>
-            </w:r>
-            <w:r>
-              <w:t>”</w:t>
-            </w:r>
-            <w:r>
-              <w:rPr>
-                <w:rFonts w:hint="eastAsia"/>
-              </w:rPr>
-              <w:t>test</w:t>
-            </w:r>
-            <w:r>
-              <w:t>”</w:t>
-            </w:r>
-          </w:p>
-        </w:tc>
-      </w:tr>
-      <w:tr>
-        <w:tc>
-          <w:tcPr>
-            <w:tcW w:w="1920" w:type="dxa"/>
-          </w:tcPr>
-          <w:p>
-            <w:pPr>
-              <w:pStyle w:val="ListParagraph"/>
-              <w:ind w:firstLineChars="0" w:firstLine="0"/>
-            </w:pPr>
-            <w:r>
-              <w:rPr>
-                <w:rFonts w:hint="eastAsia"/>
-              </w:rPr>
-              <w:t>OS</w:t>
-            </w:r>
-          </w:p>
-        </w:tc>
-        <w:tc>
-          <w:tcPr>
-            <w:tcW w:w="1920" w:type="dxa"/>
-          </w:tcPr>
-          <w:p>
-            <w:pPr>
-              <w:pStyle w:val="ListParagraph"/>
-              <w:ind w:firstLineChars="0" w:firstLine="0"/>
-            </w:pPr>
-            <w:r>
-              <w:rPr>
-                <w:rFonts w:hint="eastAsia"/>
-              </w:rPr>
-              <w:t>String</w:t>
-            </w:r>
-          </w:p>
-        </w:tc>
-        <w:tc>
-          <w:tcPr>
-            <w:tcW w:w="1921" w:type="dxa"/>
-          </w:tcPr>
-          <w:p>
-            <w:pPr>
-              <w:pStyle w:val="ListParagraph"/>
-              <w:ind w:firstLineChars="0" w:firstLine="0"/>
-            </w:pPr>
-          </w:p>
-        </w:tc>
-        <w:tc>
-          <w:tcPr>
-            <w:tcW w:w="1921" w:type="dxa"/>
-          </w:tcPr>
-          <w:p>
-            <w:pPr>
-              <w:pStyle w:val="ListParagraph"/>
-              <w:ind w:firstLineChars="0" w:firstLine="0"/>
-            </w:pPr>
-            <w:r>
-              <w:rPr>
-                <w:rFonts w:hint="eastAsia"/>
-              </w:rPr>
-              <w:t>OS:</w:t>
-            </w:r>
-            <w:r>
-              <w:t>”</w:t>
-            </w:r>
-            <w:r>
-              <w:rPr>
-                <w:rFonts w:hint="eastAsia"/>
-              </w:rPr>
-              <w:t>XXX</w:t>
-            </w:r>
-            <w:r>
-              <w:t>”</w:t>
-            </w:r>
-          </w:p>
-        </w:tc>
-      </w:tr>
-      <w:tr>
-        <w:tc>
-          <w:tcPr>
-            <w:tcW w:w="1920" w:type="dxa"/>
-          </w:tcPr>
-          <w:p>
-            <w:pPr>
-              <w:pStyle w:val="ListParagraph"/>
-              <w:ind w:firstLineChars="0" w:firstLine="0"/>
-            </w:pPr>
-            <w:r>
-              <w:rPr>
-                <w:rFonts w:hint="eastAsia"/>
-              </w:rPr>
-              <w:t>OM</w:t>
-            </w:r>
-          </w:p>
-        </w:tc>
-        <w:tc>
-          <w:tcPr>
-            <w:tcW w:w="1920" w:type="dxa"/>
-          </w:tcPr>
-          <w:p>
-            <w:pPr>
-              <w:pStyle w:val="ListParagraph"/>
-              <w:ind w:firstLineChars="0" w:firstLine="0"/>
-            </w:pPr>
-            <w:r>
-              <w:rPr>
-                <w:rFonts w:hint="eastAsia"/>
-              </w:rPr>
-              <w:t>Object</w:t>
-            </w:r>
-          </w:p>
-        </w:tc>
-        <w:tc>
-          <w:tcPr>
-            <w:tcW w:w="1921" w:type="dxa"/>
-          </w:tcPr>
-          <w:p>
-            <w:pPr>
-              <w:pStyle w:val="ListParagraph"/>
-              <w:ind w:firstLineChars="0" w:firstLine="0"/>
-            </w:pPr>
-          </w:p>
-        </w:tc>
-        <w:tc>
-          <w:tcPr>
-            <w:tcW w:w="1921" w:type="dxa"/>
-          </w:tcPr>
-          <w:p>
-            <w:pPr>
-              <w:pStyle w:val="ListParagraph"/>
-              <w:ind w:firstLineChars="0" w:firstLine="0"/>
-            </w:pPr>
-          </w:p>
-        </w:tc>
-      </w:tr>
-      <w:tr>
-        <w:tc>
-          <w:tcPr>
-            <w:tcW w:w="1920" w:type="dxa"/>
-          </w:tcPr>
-          <w:p>
-            <w:pPr>
-              <w:pStyle w:val="ListParagraph"/>
-              <w:ind w:firstLineChars="0" w:firstLine="0"/>
-            </w:pPr>
-            <w:r>
-              <w:rPr>
-                <w:rFonts w:hint="eastAsia"/>
-              </w:rPr>
-              <w:t>Memory</w:t>
-            </w:r>
-          </w:p>
-        </w:tc>
-        <w:tc>
-          <w:tcPr>
-            <w:tcW w:w="1920" w:type="dxa"/>
-          </w:tcPr>
-          <w:p>
-            <w:pPr>
-              <w:pStyle w:val="ListParagraph"/>
-              <w:ind w:firstLineChars="0" w:firstLine="0"/>
-            </w:pPr>
-            <w:r>
-              <w:rPr>
-                <w:rFonts w:hint="eastAsia"/>
-              </w:rPr>
-              <w:t>Object</w:t>
-            </w:r>
-          </w:p>
-        </w:tc>
-        <w:tc>
-          <w:tcPr>
-            <w:tcW w:w="1921" w:type="dxa"/>
-          </w:tcPr>
-          <w:p>
-            <w:pPr>
-              <w:pStyle w:val="ListParagraph"/>
-              <w:ind w:firstLineChars="0" w:firstLine="0"/>
-            </w:pPr>
-          </w:p>
-        </w:tc>
-        <w:tc>
-          <w:tcPr>
-            <w:tcW w:w="1921" w:type="dxa"/>
-          </w:tcPr>
-          <w:p>
-            <w:pPr>
-              <w:pStyle w:val="ListParagraph"/>
-              <w:ind w:firstLineChars="0" w:firstLine="0"/>
-            </w:pPr>
-          </w:p>
-        </w:tc>
-      </w:tr>
-      <w:tr>
-        <w:tc>
-          <w:tcPr>
-            <w:tcW w:w="1920" w:type="dxa"/>
-          </w:tcPr>
-          <w:p>
-            <w:pPr>
-              <w:pStyle w:val="ListParagraph"/>
-              <w:ind w:firstLineChars="0" w:firstLine="0"/>
-            </w:pPr>
-            <w:r>
-              <w:rPr>
-                <w:rFonts w:hint="eastAsia"/>
-              </w:rPr>
-              <w:t>Disk</w:t>
-            </w:r>
-          </w:p>
-        </w:tc>
-        <w:tc>
-          <w:tcPr>
-            <w:tcW w:w="1920" w:type="dxa"/>
-          </w:tcPr>
-          <w:p>
-            <w:pPr>
-              <w:pStyle w:val="ListParagraph"/>
-              <w:ind w:firstLineChars="0" w:firstLine="0"/>
-            </w:pPr>
-            <w:r>
-              <w:rPr>
-                <w:rFonts w:hint="eastAsia"/>
-              </w:rPr>
-              <w:t>[</w:t>
-            </w:r>
-            <w:r>
-              <w:rPr>
-                <w:rFonts w:hint="eastAsia"/>
-              </w:rPr>
-              <w:t>Object</w:t>
-            </w:r>
-            <w:r>
-              <w:rPr>
-                <w:rFonts w:hint="eastAsia"/>
-              </w:rPr>
-              <w:t>]</w:t>
-            </w:r>
-          </w:p>
-        </w:tc>
-        <w:tc>
-          <w:tcPr>
-            <w:tcW w:w="1921" w:type="dxa"/>
-          </w:tcPr>
-          <w:p>
-            <w:pPr>
-              <w:pStyle w:val="ListParagraph"/>
-              <w:ind w:firstLineChars="0" w:firstLine="0"/>
-            </w:pPr>
-          </w:p>
-        </w:tc>
-        <w:tc>
-          <w:tcPr>
-            <w:tcW w:w="1921" w:type="dxa"/>
-          </w:tcPr>
-          <w:p>
-            <w:pPr>
-              <w:pStyle w:val="ListParagraph"/>
-              <w:ind w:firstLineChars="0" w:firstLine="0"/>
-            </w:pPr>
-          </w:p>
-        </w:tc>
-      </w:tr>
-      <w:tr>
-        <w:tc>
-          <w:tcPr>
-            <w:tcW w:w="1920" w:type="dxa"/>
-          </w:tcPr>
-          <w:p>
-            <w:pPr>
-              <w:pStyle w:val="ListParagraph"/>
-              <w:ind w:firstLineChars="0" w:firstLine="0"/>
-            </w:pPr>
-            <w:r>
-              <w:rPr>
-                <w:rFonts w:hint="eastAsia"/>
-              </w:rPr>
-              <w:t>CPU</w:t>
-            </w:r>
-          </w:p>
-        </w:tc>
-        <w:tc>
-          <w:tcPr>
-            <w:tcW w:w="1920" w:type="dxa"/>
-          </w:tcPr>
-          <w:p>
-            <w:pPr>
-              <w:pStyle w:val="ListParagraph"/>
-              <w:ind w:firstLineChars="0" w:firstLine="0"/>
-            </w:pPr>
-            <w:r>
-              <w:rPr>
-                <w:rFonts w:hint="eastAsia"/>
-              </w:rPr>
-              <w:t>[</w:t>
-            </w:r>
-            <w:r>
-              <w:rPr>
-                <w:rFonts w:hint="eastAsia"/>
-              </w:rPr>
-              <w:t>Object</w:t>
-            </w:r>
-            <w:r>
-              <w:rPr>
-                <w:rFonts w:hint="eastAsia"/>
-              </w:rPr>
-              <w:t>]</w:t>
-            </w:r>
-          </w:p>
-        </w:tc>
-        <w:tc>
-          <w:tcPr>
-            <w:tcW w:w="1921" w:type="dxa"/>
-          </w:tcPr>
-          <w:p>
-            <w:pPr>
-              <w:pStyle w:val="ListParagraph"/>
-              <w:ind w:firstLineChars="0" w:firstLine="0"/>
-            </w:pPr>
-          </w:p>
-        </w:tc>
-        <w:tc>
-          <w:tcPr>
-            <w:tcW w:w="1921" w:type="dxa"/>
-          </w:tcPr>
-          <w:p>
-            <w:pPr>
-              <w:pStyle w:val="ListParagraph"/>
-              <w:ind w:firstLineChars="0" w:firstLine="0"/>
-            </w:pPr>
-          </w:p>
-        </w:tc>
-      </w:tr>
-      <w:tr>
-        <w:tc>
-          <w:tcPr>
-            <w:tcW w:w="1920" w:type="dxa"/>
-          </w:tcPr>
-          <w:p>
-            <w:pPr>
-              <w:pStyle w:val="ListParagraph"/>
-              <w:ind w:firstLineChars="0" w:firstLine="0"/>
-            </w:pPr>
-            <w:r>
-              <w:rPr>
-                <w:rFonts w:hint="eastAsia"/>
-              </w:rPr>
-              <w:t>Net</w:t>
-            </w:r>
-          </w:p>
-        </w:tc>
-        <w:tc>
-          <w:tcPr>
-            <w:tcW w:w="1920" w:type="dxa"/>
-          </w:tcPr>
-          <w:p>
-            <w:pPr>
-              <w:pStyle w:val="ListParagraph"/>
-              <w:ind w:firstLineChars="0" w:firstLine="0"/>
-            </w:pPr>
-            <w:r>
-              <w:rPr>
-                <w:rFonts w:hint="eastAsia"/>
-              </w:rPr>
-              <w:t>[</w:t>
-            </w:r>
-            <w:r>
-              <w:rPr>
-                <w:rFonts w:hint="eastAsia"/>
-              </w:rPr>
-              <w:t>Object</w:t>
-            </w:r>
-            <w:r>
-              <w:rPr>
-                <w:rFonts w:hint="eastAsia"/>
-              </w:rPr>
-              <w:t>]</w:t>
-            </w:r>
-          </w:p>
-        </w:tc>
-        <w:tc>
-          <w:tcPr>
-            <w:tcW w:w="1921" w:type="dxa"/>
-          </w:tcPr>
-          <w:p>
-            <w:pPr>
-              <w:pStyle w:val="ListParagraph"/>
-              <w:ind w:firstLineChars="0" w:firstLine="0"/>
-            </w:pPr>
-          </w:p>
-        </w:tc>
-        <w:tc>
-          <w:tcPr>
-            <w:tcW w:w="1921" w:type="dxa"/>
-          </w:tcPr>
-          <w:p>
-            <w:pPr>
-              <w:pStyle w:val="ListParagraph"/>
-              <w:ind w:firstLineChars="0" w:firstLine="0"/>
-            </w:pPr>
-          </w:p>
-        </w:tc>
-      </w:tr>
-      <w:tr>
-        <w:tc>
-          <w:tcPr>
-            <w:tcW w:w="1920" w:type="dxa"/>
-          </w:tcPr>
-          <w:p>
-            <w:pPr>
-              <w:pStyle w:val="ListParagraph"/>
-              <w:ind w:firstLineChars="0" w:firstLine="0"/>
-            </w:pPr>
-            <w:r>
-              <w:rPr>
-                <w:rFonts w:hint="eastAsia"/>
-              </w:rPr>
-              <w:t>Port</w:t>
-            </w:r>
-          </w:p>
-        </w:tc>
-        <w:tc>
-          <w:tcPr>
-            <w:tcW w:w="1920" w:type="dxa"/>
-          </w:tcPr>
-          <w:p>
-            <w:pPr>
-              <w:pStyle w:val="ListParagraph"/>
-              <w:ind w:firstLineChars="0" w:firstLine="0"/>
-            </w:pPr>
-            <w:r>
-              <w:rPr>
-                <w:rFonts w:hint="eastAsia"/>
-              </w:rPr>
-              <w:t>[</w:t>
-            </w:r>
-            <w:r>
-              <w:rPr>
-                <w:rFonts w:hint="eastAsia"/>
-              </w:rPr>
-              <w:t>Object</w:t>
-            </w:r>
-            <w:r>
-              <w:rPr>
-                <w:rFonts w:hint="eastAsia"/>
-              </w:rPr>
-              <w:t>]</w:t>
-            </w:r>
-          </w:p>
-        </w:tc>
-        <w:tc>
-          <w:tcPr>
-            <w:tcW w:w="1921" w:type="dxa"/>
-          </w:tcPr>
-          <w:p>
-            <w:pPr>
-              <w:pStyle w:val="ListParagraph"/>
-              <w:ind w:firstLineChars="0" w:firstLine="0"/>
-            </w:pPr>
-          </w:p>
-        </w:tc>
-        <w:tc>
-          <w:tcPr>
-            <w:tcW w:w="1921" w:type="dxa"/>
-          </w:tcPr>
-          <w:p>
-            <w:pPr>
-              <w:pStyle w:val="ListParagraph"/>
-              <w:ind w:firstLineChars="0" w:firstLine="0"/>
-            </w:pPr>
-          </w:p>
-        </w:tc>
-      </w:tr>
-      <w:tr>
-        <w:tc>
-          <w:tcPr>
-            <w:tcW w:w="1920" w:type="dxa"/>
-          </w:tcPr>
-          <w:p>
-            <w:pPr>
-              <w:pStyle w:val="ListParagraph"/>
-              <w:ind w:firstLineChars="0" w:firstLine="0"/>
-            </w:pPr>
-            <w:r>
-              <w:rPr>
-                <w:rFonts w:hint="eastAsia"/>
-              </w:rPr>
-              <w:t>Service</w:t>
-            </w:r>
-          </w:p>
-        </w:tc>
-        <w:tc>
-          <w:tcPr>
-            <w:tcW w:w="1920" w:type="dxa"/>
-          </w:tcPr>
-          <w:p>
-            <w:pPr>
-              <w:pStyle w:val="ListParagraph"/>
-              <w:ind w:firstLineChars="0" w:firstLine="0"/>
-            </w:pPr>
-            <w:r>
-              <w:rPr>
-                <w:rFonts w:hint="eastAsia"/>
-              </w:rPr>
-              <w:t>[</w:t>
-            </w:r>
-            <w:r>
-              <w:rPr>
-                <w:rFonts w:hint="eastAsia"/>
-              </w:rPr>
-              <w:t>Object</w:t>
-            </w:r>
-            <w:r>
-              <w:rPr>
-                <w:rFonts w:hint="eastAsia"/>
-              </w:rPr>
-              <w:t>]</w:t>
-            </w:r>
-          </w:p>
-        </w:tc>
-        <w:tc>
-          <w:tcPr>
-            <w:tcW w:w="1921" w:type="dxa"/>
-          </w:tcPr>
-          <w:p>
-            <w:pPr>
-              <w:pStyle w:val="ListParagraph"/>
-              <w:ind w:firstLineChars="0" w:firstLine="0"/>
-            </w:pPr>
-          </w:p>
-        </w:tc>
-        <w:tc>
-          <w:tcPr>
-            <w:tcW w:w="1921" w:type="dxa"/>
-          </w:tcPr>
-          <w:p>
-            <w:pPr>
-              <w:pStyle w:val="ListParagraph"/>
-              <w:ind w:firstLineChars="0" w:firstLine="0"/>
-            </w:pPr>
-          </w:p>
-        </w:tc>
-      </w:tr>
-      <w:tr>
-        <w:tc>
-          <w:tcPr>
-            <w:tcW w:w="1920" w:type="dxa"/>
-          </w:tcPr>
-          <w:p>
-            <w:pPr>
-              <w:pStyle w:val="ListParagraph"/>
-              <w:ind w:firstLineChars="0" w:firstLine="0"/>
-            </w:pPr>
-            <w:r>
-              <w:rPr>
-                <w:rFonts w:hint="eastAsia"/>
-              </w:rPr>
-              <w:t>Safety</w:t>
-            </w:r>
-          </w:p>
-        </w:tc>
-        <w:tc>
-          <w:tcPr>
-            <w:tcW w:w="1920" w:type="dxa"/>
-          </w:tcPr>
-          <w:p>
-            <w:pPr>
-              <w:pStyle w:val="ListParagraph"/>
-              <w:ind w:firstLineChars="0" w:firstLine="0"/>
-            </w:pPr>
-            <w:r>
-              <w:rPr>
-                <w:rFonts w:hint="eastAsia"/>
-              </w:rPr>
-              <w:t>[Object]</w:t>
-            </w:r>
-          </w:p>
-        </w:tc>
-        <w:tc>
-          <w:tcPr>
-            <w:tcW w:w="1921" w:type="dxa"/>
-          </w:tcPr>
-          <w:p>
-            <w:pPr>
-              <w:pStyle w:val="ListParagraph"/>
-              <w:ind w:firstLineChars="0" w:firstLine="0"/>
-            </w:pPr>
-          </w:p>
-        </w:tc>
-        <w:tc>
-          <w:tcPr>
-            <w:tcW w:w="1921" w:type="dxa"/>
-          </w:tcPr>
-          <w:p>
-            <w:pPr>
-              <w:pStyle w:val="ListParagraph"/>
-              <w:ind w:firstLineChars="0" w:firstLine="0"/>
-            </w:pPr>
           </w:p>
         </w:tc>
       </w:tr>
     </w:tbl>
-    <w:p/>
     <w:p>
       <w:pPr>
         <w:pStyle w:val="ListParagraph"/>
@@ -1144,7 +1701,89 @@
         <w:rPr>
           <w:rFonts w:hint="eastAsia"/>
         </w:rPr>
-        <w:t>1</w:t>
+        <w:t>现在</w:t>
+      </w:r>
+      <w:r>
+        <w:rPr>
+          <w:rFonts w:hint="eastAsia"/>
+        </w:rPr>
+        <w:t>情况</w:t>
+      </w:r>
+      <w:r>
+        <w:rPr>
+          <w:rFonts w:hint="eastAsia"/>
+        </w:rPr>
+        <w:t>：</w:t>
+      </w:r>
+    </w:p>
+    <w:p>
+      <w:pPr>
+        <w:pStyle w:val="ListParagraph"/>
+        <w:ind w:leftChars="399" w:left="848" w:hangingChars="5" w:hanging="10"/>
+        <w:rPr>
+          <w:rFonts w:hint="eastAsia"/>
+        </w:rPr>
+      </w:pPr>
+      <w:r>
+        <w:t>"</w:t>
+      </w:r>
+      <w:proofErr w:type="spellStart"/>
+      <w:r>
+        <w:t>Memery</w:t>
+      </w:r>
+      <w:proofErr w:type="spellEnd"/>
+      <w:r>
+        <w:t xml:space="preserve">": </w:t>
+      </w:r>
+      <w:proofErr w:type="gramStart"/>
+      <w:r>
+        <w:t>{ "</w:t>
+      </w:r>
+      <w:proofErr w:type="gramEnd"/>
+      <w:r>
+        <w:t>Total": 2956700, "Used": 489612, "Free": 2467088 }</w:t>
+      </w:r>
+      <w:r>
+        <w:rPr>
+          <w:rFonts w:hint="eastAsia"/>
+        </w:rPr>
+        <w:t xml:space="preserve"> </w:t>
+      </w:r>
+    </w:p>
+    <w:p>
+      <w:pPr>
+        <w:pStyle w:val="ListParagraph"/>
+        <w:ind w:leftChars="399" w:left="848" w:hangingChars="5" w:hanging="10"/>
+      </w:pPr>
+      <w:r>
+        <w:rPr>
+          <w:rFonts w:hint="eastAsia"/>
+        </w:rPr>
+        <w:t>注：现在返回大小单位为</w:t>
+      </w:r>
+      <w:r>
+        <w:rPr>
+          <w:rFonts w:hint="eastAsia"/>
+        </w:rPr>
+        <w:t xml:space="preserve"> K</w:t>
+      </w:r>
+    </w:p>
+    <w:p>
+      <w:pPr>
+        <w:pStyle w:val="ListParagraph"/>
+        <w:ind w:leftChars="399" w:left="848" w:hangingChars="5" w:hanging="10"/>
+      </w:pPr>
+    </w:p>
+    <w:p>
+      <w:pPr>
+        <w:pStyle w:val="ListParagraph"/>
+        <w:ind w:leftChars="399" w:left="848" w:hangingChars="5" w:hanging="10"/>
+      </w:pPr>
+      <w:r>
+        <w:rPr>
+          <w:rFonts w:hint="eastAsia"/>
+        </w:rPr>
+        <w:t>2</w:t>
       </w:r>
       <w:r>
         <w:rPr>
@@ -1156,13 +1795,7 @@
         <w:rPr>
           <w:rFonts w:hint="eastAsia"/>
         </w:rPr>
-        <w:t>Memory</w:t>
-      </w:r>
-      <w:r>
-        <w:rPr>
-          <w:rFonts w:hint="eastAsia"/>
-        </w:rPr>
-        <w:t>[Object]</w:t>
+        <w:t>Disk[Object]</w:t>
       </w:r>
       <w:r>
         <w:rPr>
@@ -1268,63 +1901,93 @@
             <w:pPr>
               <w:pStyle w:val="ListParagraph"/>
               <w:ind w:firstLineChars="0" w:firstLine="0"/>
-            </w:pPr>
-            <w:r>
-              <w:rPr>
-                <w:rFonts w:hint="eastAsia"/>
-              </w:rPr>
-              <w:t>Size</w:t>
-            </w:r>
-          </w:p>
-        </w:tc>
-        <w:tc>
-          <w:tcPr>
-            <w:tcW w:w="1920" w:type="dxa"/>
-          </w:tcPr>
-          <w:p>
-            <w:pPr>
-              <w:pStyle w:val="ListParagraph"/>
-              <w:ind w:firstLineChars="0" w:firstLine="0"/>
-            </w:pPr>
-            <w:r>
-              <w:rPr>
-                <w:rFonts w:hint="eastAsia"/>
-              </w:rPr>
-              <w:t>UINT64</w:t>
-            </w:r>
-          </w:p>
-        </w:tc>
-        <w:tc>
-          <w:tcPr>
-            <w:tcW w:w="1921" w:type="dxa"/>
-          </w:tcPr>
-          <w:p>
-            <w:pPr>
-              <w:pStyle w:val="ListParagraph"/>
-              <w:ind w:firstLineChars="0" w:firstLine="0"/>
-            </w:pPr>
-          </w:p>
-        </w:tc>
-        <w:tc>
-          <w:tcPr>
-            <w:tcW w:w="1921" w:type="dxa"/>
-          </w:tcPr>
-          <w:p>
-            <w:pPr>
-              <w:pStyle w:val="ListParagraph"/>
-              <w:ind w:firstLineChars="0" w:firstLine="0"/>
-            </w:pPr>
-            <w:r>
-              <w:rPr>
-                <w:rFonts w:hint="eastAsia"/>
-              </w:rPr>
-              <w:t>Size:</w:t>
-            </w:r>
-            <w:r>
-              <w:t xml:space="preserve"> </w:t>
-            </w:r>
-            <w:r>
-              <w:t>8589934592</w:t>
+              <w:rPr>
+                <w:color w:val="FF0000"/>
+              </w:rPr>
+            </w:pPr>
+            <w:r>
+              <w:rPr>
+                <w:rFonts w:hint="eastAsia"/>
+                <w:color w:val="FF0000"/>
+              </w:rPr>
+              <w:t>Name</w:t>
+            </w:r>
+          </w:p>
+        </w:tc>
+        <w:tc>
+          <w:tcPr>
+            <w:tcW w:w="1920" w:type="dxa"/>
+          </w:tcPr>
+          <w:p>
+            <w:pPr>
+              <w:pStyle w:val="ListParagraph"/>
+              <w:ind w:firstLineChars="0" w:firstLine="0"/>
+              <w:rPr>
+                <w:color w:val="FF0000"/>
+              </w:rPr>
+            </w:pPr>
+            <w:r>
+              <w:rPr>
+                <w:rFonts w:hint="eastAsia"/>
+                <w:color w:val="FF0000"/>
+              </w:rPr>
+              <w:t>String</w:t>
+            </w:r>
+          </w:p>
+        </w:tc>
+        <w:tc>
+          <w:tcPr>
+            <w:tcW w:w="1921" w:type="dxa"/>
+          </w:tcPr>
+          <w:p>
+            <w:pPr>
+              <w:pStyle w:val="ListParagraph"/>
+              <w:ind w:firstLineChars="0" w:firstLine="0"/>
+              <w:rPr>
+                <w:color w:val="FF0000"/>
+              </w:rPr>
+            </w:pPr>
+            <w:r>
+              <w:rPr>
+                <w:rFonts w:hint="eastAsia"/>
+                <w:color w:val="FF0000"/>
+              </w:rPr>
+              <w:t>唯一</w:t>
+            </w:r>
+          </w:p>
+        </w:tc>
+        <w:tc>
+          <w:tcPr>
+            <w:tcW w:w="1921" w:type="dxa"/>
+          </w:tcPr>
+          <w:p>
+            <w:pPr>
+              <w:pStyle w:val="ListParagraph"/>
+              <w:ind w:firstLineChars="0" w:firstLine="0"/>
+              <w:rPr>
+                <w:color w:val="FF0000"/>
+              </w:rPr>
+            </w:pPr>
+            <w:r>
+              <w:rPr>
+                <w:color w:val="FF0000"/>
+              </w:rPr>
+              <w:t>“</w:t>
+            </w:r>
+            <w:proofErr w:type="spellStart"/>
+            <w:r>
+              <w:rPr>
+                <w:rFonts w:hint="eastAsia"/>
+                <w:color w:val="FF0000"/>
+              </w:rPr>
+              <w:t>sda</w:t>
+            </w:r>
+            <w:proofErr w:type="spellEnd"/>
+            <w:r>
+              <w:rPr>
+                <w:color w:val="FF0000"/>
+              </w:rPr>
+              <w:t>”</w:t>
             </w:r>
           </w:p>
         </w:tc>
@@ -1343,64 +2006,58 @@
               <w:rPr>
                 <w:rFonts w:hint="eastAsia"/>
               </w:rPr>
-              <w:t>Model</w:t>
-            </w:r>
-          </w:p>
-        </w:tc>
-        <w:tc>
-          <w:tcPr>
-            <w:tcW w:w="1920" w:type="dxa"/>
-          </w:tcPr>
-          <w:p>
-            <w:pPr>
-              <w:pStyle w:val="ListParagraph"/>
-              <w:ind w:firstLineChars="0" w:firstLine="0"/>
-            </w:pPr>
-            <w:r>
-              <w:rPr>
-                <w:rFonts w:hint="eastAsia"/>
-              </w:rPr>
-              <w:t>String</w:t>
-            </w:r>
-          </w:p>
-        </w:tc>
-        <w:tc>
-          <w:tcPr>
-            <w:tcW w:w="1921" w:type="dxa"/>
-          </w:tcPr>
-          <w:p>
-            <w:pPr>
-              <w:pStyle w:val="ListParagraph"/>
-              <w:ind w:firstLineChars="0" w:firstLine="0"/>
-            </w:pPr>
-          </w:p>
-        </w:tc>
-        <w:tc>
-          <w:tcPr>
-            <w:tcW w:w="1921" w:type="dxa"/>
-          </w:tcPr>
-          <w:p>
-            <w:pPr>
-              <w:pStyle w:val="ListParagraph"/>
-              <w:ind w:firstLineChars="0" w:firstLine="0"/>
-            </w:pPr>
-            <w:r>
-              <w:rPr>
-                <w:rFonts w:hint="eastAsia"/>
-              </w:rPr>
-              <w:t>Model</w:t>
-            </w:r>
-            <w:r>
-              <w:t>:”</w:t>
-            </w:r>
-            <w:r>
-              <w:rPr>
-                <w:rFonts w:hint="eastAsia"/>
-              </w:rPr>
-              <w:t>DDR2</w:t>
-            </w:r>
-            <w:r>
-              <w:t>”</w:t>
+              <w:t>Size</w:t>
+            </w:r>
+          </w:p>
+        </w:tc>
+        <w:tc>
+          <w:tcPr>
+            <w:tcW w:w="1920" w:type="dxa"/>
+          </w:tcPr>
+          <w:p>
+            <w:pPr>
+              <w:pStyle w:val="ListParagraph"/>
+              <w:ind w:firstLineChars="0" w:firstLine="0"/>
+            </w:pPr>
+            <w:r>
+              <w:rPr>
+                <w:rFonts w:hint="eastAsia"/>
+              </w:rPr>
+              <w:t>UINT64</w:t>
+            </w:r>
+          </w:p>
+        </w:tc>
+        <w:tc>
+          <w:tcPr>
+            <w:tcW w:w="1921" w:type="dxa"/>
+          </w:tcPr>
+          <w:p>
+            <w:pPr>
+              <w:pStyle w:val="ListParagraph"/>
+              <w:ind w:firstLineChars="0" w:firstLine="0"/>
+            </w:pPr>
+          </w:p>
+        </w:tc>
+        <w:tc>
+          <w:tcPr>
+            <w:tcW w:w="1921" w:type="dxa"/>
+          </w:tcPr>
+          <w:p>
+            <w:pPr>
+              <w:pStyle w:val="ListParagraph"/>
+              <w:ind w:firstLineChars="0" w:firstLine="0"/>
+            </w:pPr>
+            <w:r>
+              <w:rPr>
+                <w:rFonts w:hint="eastAsia"/>
+              </w:rPr>
+              <w:t>Size:</w:t>
+            </w:r>
+            <w:r>
+              <w:t xml:space="preserve"> </w:t>
+            </w:r>
+            <w:r>
+              <w:t>1073741824</w:t>
             </w:r>
           </w:p>
         </w:tc>
@@ -1419,6 +2076,82 @@
               <w:rPr>
                 <w:rFonts w:hint="eastAsia"/>
               </w:rPr>
+              <w:t>Mount</w:t>
+            </w:r>
+          </w:p>
+        </w:tc>
+        <w:tc>
+          <w:tcPr>
+            <w:tcW w:w="1920" w:type="dxa"/>
+          </w:tcPr>
+          <w:p>
+            <w:pPr>
+              <w:pStyle w:val="ListParagraph"/>
+              <w:ind w:firstLineChars="0" w:firstLine="0"/>
+            </w:pPr>
+            <w:r>
+              <w:rPr>
+                <w:rFonts w:hint="eastAsia"/>
+              </w:rPr>
+              <w:t>String</w:t>
+            </w:r>
+          </w:p>
+        </w:tc>
+        <w:tc>
+          <w:tcPr>
+            <w:tcW w:w="1921" w:type="dxa"/>
+          </w:tcPr>
+          <w:p>
+            <w:pPr>
+              <w:pStyle w:val="ListParagraph"/>
+              <w:ind w:firstLineChars="0" w:firstLine="0"/>
+            </w:pPr>
+          </w:p>
+        </w:tc>
+        <w:tc>
+          <w:tcPr>
+            <w:tcW w:w="1921" w:type="dxa"/>
+          </w:tcPr>
+          <w:p>
+            <w:pPr>
+              <w:pStyle w:val="ListParagraph"/>
+              <w:ind w:firstLineChars="0" w:firstLine="0"/>
+            </w:pPr>
+            <w:r>
+              <w:rPr>
+                <w:rFonts w:hint="eastAsia"/>
+              </w:rPr>
+              <w:t>Mount:</w:t>
+            </w:r>
+            <w:r>
+              <w:t>“</w:t>
+            </w:r>
+            <w:r>
+              <w:rPr>
+                <w:rFonts w:hint="eastAsia"/>
+              </w:rPr>
+              <w:t>/opt/database/disk1</w:t>
+            </w:r>
+            <w:r>
+              <w:t>”</w:t>
+            </w:r>
+          </w:p>
+        </w:tc>
+      </w:tr>
+      <w:tr>
+        <w:tc>
+          <w:tcPr>
+            <w:tcW w:w="1920" w:type="dxa"/>
+          </w:tcPr>
+          <w:p>
+            <w:pPr>
+              <w:pStyle w:val="ListParagraph"/>
+              <w:ind w:firstLineChars="0" w:firstLine="0"/>
+            </w:pPr>
+            <w:r>
+              <w:rPr>
+                <w:rFonts w:hint="eastAsia"/>
+              </w:rPr>
               <w:t>Free</w:t>
             </w:r>
           </w:p>
@@ -1473,11 +2206,69 @@
               <w:rPr>
                 <w:rFonts w:hint="eastAsia"/>
               </w:rPr>
-              <w:t>XXX</w:t>
+              <w:t>XXXX</w:t>
             </w:r>
             <w:r>
               <w:t>”</w:t>
             </w:r>
+          </w:p>
+        </w:tc>
+      </w:tr>
+      <w:tr>
+        <w:tc>
+          <w:tcPr>
+            <w:tcW w:w="1920" w:type="dxa"/>
+          </w:tcPr>
+          <w:p>
+            <w:pPr>
+              <w:pStyle w:val="ListParagraph"/>
+              <w:ind w:firstLineChars="0" w:firstLine="0"/>
+            </w:pPr>
+            <w:r>
+              <w:rPr>
+                <w:rFonts w:hint="eastAsia"/>
+              </w:rPr>
+              <w:t>Used</w:t>
+            </w:r>
+          </w:p>
+        </w:tc>
+        <w:tc>
+          <w:tcPr>
+            <w:tcW w:w="1920" w:type="dxa"/>
+          </w:tcPr>
+          <w:p>
+            <w:pPr>
+              <w:pStyle w:val="ListParagraph"/>
+              <w:ind w:firstLineChars="0" w:firstLine="0"/>
+            </w:pPr>
+            <w:r>
+              <w:rPr>
+                <w:rFonts w:hint="eastAsia"/>
+              </w:rPr>
+              <w:t>BOOLEAN</w:t>
+            </w:r>
+          </w:p>
+        </w:tc>
+        <w:tc>
+          <w:tcPr>
+            <w:tcW w:w="1921" w:type="dxa"/>
+          </w:tcPr>
+          <w:p>
+            <w:pPr>
+              <w:pStyle w:val="ListParagraph"/>
+              <w:ind w:firstLineChars="0" w:firstLine="0"/>
+            </w:pPr>
+          </w:p>
+        </w:tc>
+        <w:tc>
+          <w:tcPr>
+            <w:tcW w:w="1921" w:type="dxa"/>
+          </w:tcPr>
+          <w:p>
+            <w:pPr>
+              <w:pStyle w:val="ListParagraph"/>
+              <w:ind w:firstLineChars="0" w:firstLine="0"/>
+            </w:pPr>
           </w:p>
         </w:tc>
       </w:tr>
@@ -1491,53 +2282,48 @@
         <w:rPr>
           <w:rFonts w:hint="eastAsia"/>
         </w:rPr>
-        <w:t>现在</w:t>
-      </w:r>
-      <w:r>
-        <w:rPr>
-          <w:rFonts w:hint="eastAsia"/>
-        </w:rPr>
-        <w:t>情况</w:t>
-      </w:r>
-      <w:r>
-        <w:rPr>
-          <w:rFonts w:hint="eastAsia"/>
-        </w:rPr>
-        <w:t>：</w:t>
+        <w:t>现在情况：</w:t>
       </w:r>
     </w:p>
     <w:p>
       <w:pPr>
         <w:pStyle w:val="ListParagraph"/>
         <w:ind w:leftChars="399" w:left="848" w:hangingChars="5" w:hanging="10"/>
-        <w:rPr>
-          <w:rFonts w:hint="eastAsia"/>
-        </w:rPr>
-      </w:pPr>
-      <w:r>
-        <w:t>"</w:t>
+      </w:pPr>
+      <w:r>
+        <w:t>"Disk": { "Disks": [ { "Total": 44705760, "Used": 3234764, "Mount": "/", "</w:t>
       </w:r>
       <w:proofErr w:type="spellStart"/>
       <w:r>
-        <w:t>Memery</w:t>
+        <w:t>IsLocal</w:t>
       </w:r>
       <w:proofErr w:type="spellEnd"/>
       <w:r>
-        <w:t xml:space="preserve">": </w:t>
-      </w:r>
-      <w:proofErr w:type="gramStart"/>
-      <w:r>
-        <w:t>{ "</w:t>
-      </w:r>
-      <w:proofErr w:type="gramEnd"/>
-      <w:r>
-        <w:t>Total": 2956700, "Used": 489612, "Free": 2467088 }</w:t>
-      </w:r>
-      <w:r>
-        <w:rPr>
-          <w:rFonts w:hint="eastAsia"/>
-        </w:rPr>
-        <w:t xml:space="preserve"> </w:t>
+        <w:t>": false }, { "Total": 470244, "Used": 37729, "Mount": "/boot", "</w:t>
+      </w:r>
+      <w:proofErr w:type="spellStart"/>
+      <w:r>
+        <w:t>IsLocal</w:t>
+      </w:r>
+      <w:proofErr w:type="spellEnd"/>
+      <w:r>
+        <w:t>": true }, { "Total": 48983728, "Used": 45742688, "Mount": "/</w:t>
+      </w:r>
+      <w:proofErr w:type="spellStart"/>
+      <w:r>
+        <w:t>mnt</w:t>
+      </w:r>
+      <w:proofErr w:type="spellEnd"/>
+      <w:r>
+        <w:t>", "</w:t>
+      </w:r>
+      <w:proofErr w:type="spellStart"/>
+      <w:r>
+        <w:t>IsLocal</w:t>
+      </w:r>
+      <w:proofErr w:type="spellEnd"/>
+      <w:r>
+        <w:t>": false } ] }</w:t>
       </w:r>
     </w:p>
     <w:p>
@@ -1545,35 +2331,17 @@
         <w:pStyle w:val="ListParagraph"/>
         <w:ind w:leftChars="399" w:left="848" w:hangingChars="5" w:hanging="10"/>
       </w:pPr>
-      <w:r>
-        <w:rPr>
-          <w:rFonts w:hint="eastAsia"/>
-        </w:rPr>
-        <w:t>注：现在返回大小单位为</w:t>
-      </w:r>
-      <w:r>
-        <w:rPr>
-          <w:rFonts w:hint="eastAsia"/>
-        </w:rPr>
-        <w:t xml:space="preserve"> K</w:t>
-      </w:r>
     </w:p>
     <w:p>
       <w:pPr>
         <w:pStyle w:val="ListParagraph"/>
         <w:ind w:leftChars="399" w:left="848" w:hangingChars="5" w:hanging="10"/>
       </w:pPr>
-    </w:p>
-    <w:p>
-      <w:pPr>
-        <w:pStyle w:val="ListParagraph"/>
-        <w:ind w:leftChars="399" w:left="848" w:hangingChars="5" w:hanging="10"/>
-      </w:pPr>
-      <w:r>
-        <w:rPr>
-          <w:rFonts w:hint="eastAsia"/>
-        </w:rPr>
-        <w:t>2</w:t>
+      <w:r>
+        <w:rPr>
+          <w:rFonts w:hint="eastAsia"/>
+        </w:rPr>
+        <w:t>3</w:t>
       </w:r>
       <w:r>
         <w:rPr>
@@ -1585,7 +2353,7 @@
         <w:rPr>
           <w:rFonts w:hint="eastAsia"/>
         </w:rPr>
-        <w:t>Disk[Object]</w:t>
+        <w:t>CPU[Object]</w:t>
       </w:r>
       <w:r>
         <w:rPr>
@@ -1691,27 +2459,35 @@
             <w:pPr>
               <w:pStyle w:val="ListParagraph"/>
               <w:ind w:firstLineChars="0" w:firstLine="0"/>
-            </w:pPr>
-            <w:r>
-              <w:rPr>
-                <w:rFonts w:hint="eastAsia"/>
-              </w:rPr>
-              <w:t>Name</w:t>
-            </w:r>
-          </w:p>
-        </w:tc>
-        <w:tc>
-          <w:tcPr>
-            <w:tcW w:w="1920" w:type="dxa"/>
-          </w:tcPr>
-          <w:p>
-            <w:pPr>
-              <w:pStyle w:val="ListParagraph"/>
-              <w:ind w:firstLineChars="0" w:firstLine="0"/>
-            </w:pPr>
-            <w:r>
-              <w:rPr>
-                <w:rFonts w:hint="eastAsia"/>
+              <w:rPr>
+                <w:color w:val="FF0000"/>
+              </w:rPr>
+            </w:pPr>
+            <w:r>
+              <w:rPr>
+                <w:rFonts w:hint="eastAsia"/>
+                <w:color w:val="FF0000"/>
+              </w:rPr>
+              <w:t>ID</w:t>
+            </w:r>
+          </w:p>
+        </w:tc>
+        <w:tc>
+          <w:tcPr>
+            <w:tcW w:w="1920" w:type="dxa"/>
+          </w:tcPr>
+          <w:p>
+            <w:pPr>
+              <w:pStyle w:val="ListParagraph"/>
+              <w:ind w:firstLineChars="0" w:firstLine="0"/>
+              <w:rPr>
+                <w:color w:val="FF0000"/>
+              </w:rPr>
+            </w:pPr>
+            <w:r>
+              <w:rPr>
+                <w:rFonts w:hint="eastAsia"/>
+                <w:color w:val="FF0000"/>
               </w:rPr>
               <w:t>String</w:t>
             </w:r>
@@ -1725,10 +2501,14 @@
             <w:pPr>
               <w:pStyle w:val="ListParagraph"/>
               <w:ind w:firstLineChars="0" w:firstLine="0"/>
-            </w:pPr>
-            <w:r>
-              <w:rPr>
-                <w:rFonts w:hint="eastAsia"/>
+              <w:rPr>
+                <w:color w:val="FF0000"/>
+              </w:rPr>
+            </w:pPr>
+            <w:r>
+              <w:rPr>
+                <w:rFonts w:hint="eastAsia"/>
+                <w:color w:val="FF0000"/>
               </w:rPr>
               <w:t>唯一</w:t>
             </w:r>
@@ -1742,21 +2522,10 @@
             <w:pPr>
               <w:pStyle w:val="ListParagraph"/>
               <w:ind w:firstLineChars="0" w:firstLine="0"/>
-            </w:pPr>
-            <w:r>
-              <w:t>“</w:t>
-            </w:r>
-            <w:proofErr w:type="spellStart"/>
-            <w:r>
-              <w:rPr>
-                <w:rFonts w:hint="eastAsia"/>
-              </w:rPr>
-              <w:t>sda</w:t>
-            </w:r>
-            <w:proofErr w:type="spellEnd"/>
-            <w:r>
-              <w:t>”</w:t>
-            </w:r>
+              <w:rPr>
+                <w:color w:val="FF0000"/>
+              </w:rPr>
+            </w:pPr>
           </w:p>
         </w:tc>
       </w:tr>
@@ -1769,63 +2538,91 @@
             <w:pPr>
               <w:pStyle w:val="ListParagraph"/>
               <w:ind w:firstLineChars="0" w:firstLine="0"/>
-            </w:pPr>
-            <w:r>
-              <w:rPr>
-                <w:rFonts w:hint="eastAsia"/>
-              </w:rPr>
-              <w:t>Size</w:t>
-            </w:r>
-          </w:p>
-        </w:tc>
-        <w:tc>
-          <w:tcPr>
-            <w:tcW w:w="1920" w:type="dxa"/>
-          </w:tcPr>
-          <w:p>
-            <w:pPr>
-              <w:pStyle w:val="ListParagraph"/>
-              <w:ind w:firstLineChars="0" w:firstLine="0"/>
-            </w:pPr>
-            <w:r>
-              <w:rPr>
-                <w:rFonts w:hint="eastAsia"/>
-              </w:rPr>
-              <w:t>UINT64</w:t>
-            </w:r>
-          </w:p>
-        </w:tc>
-        <w:tc>
-          <w:tcPr>
-            <w:tcW w:w="1921" w:type="dxa"/>
-          </w:tcPr>
-          <w:p>
-            <w:pPr>
-              <w:pStyle w:val="ListParagraph"/>
-              <w:ind w:firstLineChars="0" w:firstLine="0"/>
-            </w:pPr>
-          </w:p>
-        </w:tc>
-        <w:tc>
-          <w:tcPr>
-            <w:tcW w:w="1921" w:type="dxa"/>
-          </w:tcPr>
-          <w:p>
-            <w:pPr>
-              <w:pStyle w:val="ListParagraph"/>
-              <w:ind w:firstLineChars="0" w:firstLine="0"/>
-            </w:pPr>
-            <w:r>
-              <w:rPr>
-                <w:rFonts w:hint="eastAsia"/>
-              </w:rPr>
-              <w:t>Size:</w:t>
-            </w:r>
-            <w:r>
-              <w:t xml:space="preserve"> </w:t>
-            </w:r>
-            <w:r>
-              <w:t>1073741824</w:t>
+              <w:rPr>
+                <w:color w:val="FF0000"/>
+              </w:rPr>
+            </w:pPr>
+            <w:r>
+              <w:rPr>
+                <w:rFonts w:hint="eastAsia"/>
+                <w:color w:val="FF0000"/>
+              </w:rPr>
+              <w:t>Model</w:t>
+            </w:r>
+          </w:p>
+        </w:tc>
+        <w:tc>
+          <w:tcPr>
+            <w:tcW w:w="1920" w:type="dxa"/>
+          </w:tcPr>
+          <w:p>
+            <w:pPr>
+              <w:pStyle w:val="ListParagraph"/>
+              <w:ind w:firstLineChars="0" w:firstLine="0"/>
+              <w:rPr>
+                <w:color w:val="FF0000"/>
+              </w:rPr>
+            </w:pPr>
+            <w:r>
+              <w:rPr>
+                <w:rFonts w:hint="eastAsia"/>
+                <w:color w:val="FF0000"/>
+              </w:rPr>
+              <w:t>String</w:t>
+            </w:r>
+          </w:p>
+        </w:tc>
+        <w:tc>
+          <w:tcPr>
+            <w:tcW w:w="1921" w:type="dxa"/>
+          </w:tcPr>
+          <w:p>
+            <w:pPr>
+              <w:pStyle w:val="ListParagraph"/>
+              <w:ind w:firstLineChars="0" w:firstLine="0"/>
+              <w:rPr>
+                <w:color w:val="FF0000"/>
+              </w:rPr>
+            </w:pPr>
+          </w:p>
+        </w:tc>
+        <w:tc>
+          <w:tcPr>
+            <w:tcW w:w="1921" w:type="dxa"/>
+          </w:tcPr>
+          <w:p>
+            <w:pPr>
+              <w:pStyle w:val="ListParagraph"/>
+              <w:ind w:firstLineChars="0" w:firstLine="0"/>
+              <w:rPr>
+                <w:color w:val="FF0000"/>
+              </w:rPr>
+            </w:pPr>
+            <w:r>
+              <w:rPr>
+                <w:rFonts w:hint="eastAsia"/>
+                <w:color w:val="FF0000"/>
+              </w:rPr>
+              <w:t>Model:</w:t>
+            </w:r>
+            <w:r>
+              <w:rPr>
+                <w:color w:val="FF0000"/>
+              </w:rPr>
+              <w:t>”</w:t>
+            </w:r>
+            <w:r>
+              <w:rPr>
+                <w:rFonts w:hint="eastAsia"/>
+                <w:color w:val="FF0000"/>
+              </w:rPr>
+              <w:t>x86-64</w:t>
+            </w:r>
+            <w:r>
+              <w:rPr>
+                <w:color w:val="FF0000"/>
+              </w:rPr>
+              <w:t>”</w:t>
             </w:r>
           </w:p>
         </w:tc>
@@ -1844,64 +2641,52 @@
               <w:rPr>
                 <w:rFonts w:hint="eastAsia"/>
               </w:rPr>
-              <w:t>Mount</w:t>
-            </w:r>
-          </w:p>
-        </w:tc>
-        <w:tc>
-          <w:tcPr>
-            <w:tcW w:w="1920" w:type="dxa"/>
-          </w:tcPr>
-          <w:p>
-            <w:pPr>
-              <w:pStyle w:val="ListParagraph"/>
-              <w:ind w:firstLineChars="0" w:firstLine="0"/>
-            </w:pPr>
-            <w:r>
-              <w:rPr>
-                <w:rFonts w:hint="eastAsia"/>
-              </w:rPr>
-              <w:t>String</w:t>
-            </w:r>
-          </w:p>
-        </w:tc>
-        <w:tc>
-          <w:tcPr>
-            <w:tcW w:w="1921" w:type="dxa"/>
-          </w:tcPr>
-          <w:p>
-            <w:pPr>
-              <w:pStyle w:val="ListParagraph"/>
-              <w:ind w:firstLineChars="0" w:firstLine="0"/>
-            </w:pPr>
-          </w:p>
-        </w:tc>
-        <w:tc>
-          <w:tcPr>
-            <w:tcW w:w="1921" w:type="dxa"/>
-          </w:tcPr>
-          <w:p>
-            <w:pPr>
-              <w:pStyle w:val="ListParagraph"/>
-              <w:ind w:firstLineChars="0" w:firstLine="0"/>
-            </w:pPr>
-            <w:r>
-              <w:rPr>
-                <w:rFonts w:hint="eastAsia"/>
-              </w:rPr>
-              <w:t>Mount:</w:t>
-            </w:r>
-            <w:r>
-              <w:t>“</w:t>
-            </w:r>
-            <w:r>
-              <w:rPr>
-                <w:rFonts w:hint="eastAsia"/>
-              </w:rPr>
-              <w:t>/opt/database/disk1</w:t>
-            </w:r>
-            <w:r>
-              <w:t>”</w:t>
+              <w:t>Core</w:t>
+            </w:r>
+          </w:p>
+        </w:tc>
+        <w:tc>
+          <w:tcPr>
+            <w:tcW w:w="1920" w:type="dxa"/>
+          </w:tcPr>
+          <w:p>
+            <w:pPr>
+              <w:pStyle w:val="ListParagraph"/>
+              <w:ind w:firstLineChars="0" w:firstLine="0"/>
+            </w:pPr>
+            <w:r>
+              <w:rPr>
+                <w:rFonts w:hint="eastAsia"/>
+              </w:rPr>
+              <w:t>INT32</w:t>
+            </w:r>
+          </w:p>
+        </w:tc>
+        <w:tc>
+          <w:tcPr>
+            <w:tcW w:w="1921" w:type="dxa"/>
+          </w:tcPr>
+          <w:p>
+            <w:pPr>
+              <w:pStyle w:val="ListParagraph"/>
+              <w:ind w:firstLineChars="0" w:firstLine="0"/>
+            </w:pPr>
+          </w:p>
+        </w:tc>
+        <w:tc>
+          <w:tcPr>
+            <w:tcW w:w="1921" w:type="dxa"/>
+          </w:tcPr>
+          <w:p>
+            <w:pPr>
+              <w:pStyle w:val="ListParagraph"/>
+              <w:ind w:firstLineChars="0" w:firstLine="0"/>
+            </w:pPr>
+            <w:r>
+              <w:rPr>
+                <w:rFonts w:hint="eastAsia"/>
+              </w:rPr>
+              <w:t>Core:4</w:t>
             </w:r>
           </w:p>
         </w:tc>
@@ -1920,52 +2705,52 @@
               <w:rPr>
                 <w:rFonts w:hint="eastAsia"/>
               </w:rPr>
-              <w:t>Free</w:t>
-            </w:r>
-          </w:p>
-        </w:tc>
-        <w:tc>
-          <w:tcPr>
-            <w:tcW w:w="1920" w:type="dxa"/>
-          </w:tcPr>
-          <w:p>
-            <w:pPr>
-              <w:pStyle w:val="ListParagraph"/>
-              <w:ind w:firstLineChars="0" w:firstLine="0"/>
-            </w:pPr>
-            <w:r>
-              <w:rPr>
-                <w:rFonts w:hint="eastAsia"/>
-              </w:rPr>
-              <w:t>UINT64</w:t>
-            </w:r>
-          </w:p>
-        </w:tc>
-        <w:tc>
-          <w:tcPr>
-            <w:tcW w:w="1921" w:type="dxa"/>
-          </w:tcPr>
-          <w:p>
-            <w:pPr>
-              <w:pStyle w:val="ListParagraph"/>
-              <w:ind w:firstLineChars="0" w:firstLine="0"/>
-            </w:pPr>
-          </w:p>
-        </w:tc>
-        <w:tc>
-          <w:tcPr>
-            <w:tcW w:w="1921" w:type="dxa"/>
-          </w:tcPr>
-          <w:p>
-            <w:pPr>
-              <w:pStyle w:val="ListParagraph"/>
-              <w:ind w:firstLineChars="0" w:firstLine="0"/>
-            </w:pPr>
-            <w:r>
-              <w:rPr>
-                <w:rFonts w:hint="eastAsia"/>
-              </w:rPr>
-              <w:t>Free:</w:t>
+              <w:t>Freq</w:t>
+            </w:r>
+          </w:p>
+        </w:tc>
+        <w:tc>
+          <w:tcPr>
+            <w:tcW w:w="1920" w:type="dxa"/>
+          </w:tcPr>
+          <w:p>
+            <w:pPr>
+              <w:pStyle w:val="ListParagraph"/>
+              <w:ind w:firstLineChars="0" w:firstLine="0"/>
+            </w:pPr>
+            <w:r>
+              <w:rPr>
+                <w:rFonts w:hint="eastAsia"/>
+              </w:rPr>
+              <w:t>String</w:t>
+            </w:r>
+          </w:p>
+        </w:tc>
+        <w:tc>
+          <w:tcPr>
+            <w:tcW w:w="1921" w:type="dxa"/>
+          </w:tcPr>
+          <w:p>
+            <w:pPr>
+              <w:pStyle w:val="ListParagraph"/>
+              <w:ind w:firstLineChars="0" w:firstLine="0"/>
+            </w:pPr>
+          </w:p>
+        </w:tc>
+        <w:tc>
+          <w:tcPr>
+            <w:tcW w:w="1921" w:type="dxa"/>
+          </w:tcPr>
+          <w:p>
+            <w:pPr>
+              <w:pStyle w:val="ListParagraph"/>
+              <w:ind w:firstLineChars="0" w:firstLine="0"/>
+            </w:pPr>
+            <w:r>
+              <w:rPr>
+                <w:rFonts w:hint="eastAsia"/>
+              </w:rPr>
+              <w:t>Freq:</w:t>
             </w:r>
             <w:r>
               <w:t>”</w:t>
@@ -1974,69 +2759,11 @@
               <w:rPr>
                 <w:rFonts w:hint="eastAsia"/>
               </w:rPr>
-              <w:t>XXXX</w:t>
+              <w:t>1.6M</w:t>
             </w:r>
             <w:r>
               <w:t>”</w:t>
             </w:r>
-          </w:p>
-        </w:tc>
-      </w:tr>
-      <w:tr>
-        <w:tc>
-          <w:tcPr>
-            <w:tcW w:w="1920" w:type="dxa"/>
-          </w:tcPr>
-          <w:p>
-            <w:pPr>
-              <w:pStyle w:val="ListParagraph"/>
-              <w:ind w:firstLineChars="0" w:firstLine="0"/>
-            </w:pPr>
-            <w:r>
-              <w:rPr>
-                <w:rFonts w:hint="eastAsia"/>
-              </w:rPr>
-              <w:t>Used</w:t>
-            </w:r>
-          </w:p>
-        </w:tc>
-        <w:tc>
-          <w:tcPr>
-            <w:tcW w:w="1920" w:type="dxa"/>
-          </w:tcPr>
-          <w:p>
-            <w:pPr>
-              <w:pStyle w:val="ListParagraph"/>
-              <w:ind w:firstLineChars="0" w:firstLine="0"/>
-            </w:pPr>
-            <w:r>
-              <w:rPr>
-                <w:rFonts w:hint="eastAsia"/>
-              </w:rPr>
-              <w:t>BOOLEAN</w:t>
-            </w:r>
-          </w:p>
-        </w:tc>
-        <w:tc>
-          <w:tcPr>
-            <w:tcW w:w="1921" w:type="dxa"/>
-          </w:tcPr>
-          <w:p>
-            <w:pPr>
-              <w:pStyle w:val="ListParagraph"/>
-              <w:ind w:firstLineChars="0" w:firstLine="0"/>
-            </w:pPr>
-          </w:p>
-        </w:tc>
-        <w:tc>
-          <w:tcPr>
-            <w:tcW w:w="1921" w:type="dxa"/>
-          </w:tcPr>
-          <w:p>
-            <w:pPr>
-              <w:pStyle w:val="ListParagraph"/>
-              <w:ind w:firstLineChars="0" w:firstLine="0"/>
-            </w:pPr>
           </w:p>
         </w:tc>
       </w:tr>
@@ -2059,39 +2786,28 @@
         <w:ind w:leftChars="399" w:left="848" w:hangingChars="5" w:hanging="10"/>
       </w:pPr>
       <w:r>
-        <w:t>"Disk": { "Disks": [ { "Total": 44705760, "Used": 3234764, "Mount": "/", "</w:t>
+        <w:t xml:space="preserve">"CPU": </w:t>
+      </w:r>
+      <w:proofErr w:type="gramStart"/>
+      <w:r>
+        <w:t>{ "</w:t>
       </w:r>
       <w:proofErr w:type="spellStart"/>
-      <w:r>
-        <w:t>IsLocal</w:t>
+      <w:proofErr w:type="gramEnd"/>
+      <w:r>
+        <w:t>Cpus</w:t>
       </w:r>
       <w:proofErr w:type="spellEnd"/>
       <w:r>
-        <w:t>": false }, { "Total": 470244, "Used": 37729, "Mount": "/boot", "</w:t>
+        <w:t>": [ { "</w:t>
       </w:r>
       <w:proofErr w:type="spellStart"/>
       <w:r>
-        <w:t>IsLocal</w:t>
+        <w:t>CoreNum</w:t>
       </w:r>
       <w:proofErr w:type="spellEnd"/>
       <w:r>
-        <w:t>": true }, { "Total": 48983728, "Used": 45742688, "Mount": "/</w:t>
-      </w:r>
-      <w:proofErr w:type="spellStart"/>
-      <w:r>
-        <w:t>mnt</w:t>
-      </w:r>
-      <w:proofErr w:type="spellEnd"/>
-      <w:r>
-        <w:t>", "</w:t>
-      </w:r>
-      <w:proofErr w:type="spellStart"/>
-      <w:r>
-        <w:t>IsLocal</w:t>
-      </w:r>
-      <w:proofErr w:type="spellEnd"/>
-      <w:r>
-        <w:t>": false } ] }</w:t>
+        <w:t>": 2, "Info": " Intel(R) Xeon(R) CPU E5-2620 0 ", "Frequency": "2.00GHz" } ], "User": 7145210, "Sys": 6587420, "Idle": 5526188900.0, "Other": 1682350 }</w:t>
       </w:r>
     </w:p>
     <w:p>
@@ -2109,7 +2825,7 @@
         <w:rPr>
           <w:rFonts w:hint="eastAsia"/>
         </w:rPr>
-        <w:t>3</w:t>
+        <w:t>4</w:t>
       </w:r>
       <w:r>
         <w:rPr>
@@ -2121,7 +2837,7 @@
         <w:rPr>
           <w:rFonts w:hint="eastAsia"/>
         </w:rPr>
-        <w:t>CPU[Object]</w:t>
+        <w:t>Net[Object]</w:t>
       </w:r>
       <w:r>
         <w:rPr>
@@ -2232,7 +2948,7 @@
               <w:rPr>
                 <w:rFonts w:hint="eastAsia"/>
               </w:rPr>
-              <w:t>ID</w:t>
+              <w:t>Name</w:t>
             </w:r>
           </w:p>
         </w:tc>
@@ -2291,12 +3007,15 @@
             <w:pPr>
               <w:pStyle w:val="ListParagraph"/>
               <w:ind w:firstLineChars="0" w:firstLine="0"/>
-            </w:pPr>
-            <w:r>
-              <w:rPr>
-                <w:rFonts w:hint="eastAsia"/>
-              </w:rPr>
-              <w:lastRenderedPageBreak/>
+              <w:rPr>
+                <w:color w:val="FF0000"/>
+              </w:rPr>
+            </w:pPr>
+            <w:r>
+              <w:rPr>
+                <w:rFonts w:hint="eastAsia"/>
+                <w:color w:val="FF0000"/>
+              </w:rPr>
               <w:t>Model</w:t>
             </w:r>
           </w:p>
@@ -2309,10 +3028,14 @@
             <w:pPr>
               <w:pStyle w:val="ListParagraph"/>
               <w:ind w:firstLineChars="0" w:firstLine="0"/>
-            </w:pPr>
-            <w:r>
-              <w:rPr>
-                <w:rFonts w:hint="eastAsia"/>
+              <w:rPr>
+                <w:color w:val="FF0000"/>
+              </w:rPr>
+            </w:pPr>
+            <w:r>
+              <w:rPr>
+                <w:rFonts w:hint="eastAsia"/>
+                <w:color w:val="FF0000"/>
               </w:rPr>
               <w:t>String</w:t>
             </w:r>
@@ -2326,34 +3049,48 @@
             <w:pPr>
               <w:pStyle w:val="ListParagraph"/>
               <w:ind w:firstLineChars="0" w:firstLine="0"/>
-            </w:pPr>
-          </w:p>
-        </w:tc>
-        <w:tc>
-          <w:tcPr>
-            <w:tcW w:w="1921" w:type="dxa"/>
-          </w:tcPr>
-          <w:p>
-            <w:pPr>
-              <w:pStyle w:val="ListParagraph"/>
-              <w:ind w:firstLineChars="0" w:firstLine="0"/>
-            </w:pPr>
-            <w:r>
-              <w:rPr>
-                <w:rFonts w:hint="eastAsia"/>
+              <w:rPr>
+                <w:color w:val="FF0000"/>
+              </w:rPr>
+            </w:pPr>
+          </w:p>
+        </w:tc>
+        <w:tc>
+          <w:tcPr>
+            <w:tcW w:w="1921" w:type="dxa"/>
+          </w:tcPr>
+          <w:p>
+            <w:pPr>
+              <w:pStyle w:val="ListParagraph"/>
+              <w:ind w:firstLineChars="0" w:firstLine="0"/>
+              <w:rPr>
+                <w:color w:val="FF0000"/>
+              </w:rPr>
+            </w:pPr>
+            <w:r>
+              <w:rPr>
+                <w:rFonts w:hint="eastAsia"/>
+                <w:color w:val="FF0000"/>
               </w:rPr>
               <w:t>Model:</w:t>
             </w:r>
             <w:r>
+              <w:rPr>
+                <w:color w:val="FF0000"/>
+              </w:rPr>
               <w:t>”</w:t>
             </w:r>
             <w:r>
               <w:rPr>
                 <w:rFonts w:hint="eastAsia"/>
-              </w:rPr>
-              <w:t>x86-64</w:t>
-            </w:r>
-            <w:r>
+                <w:color w:val="FF0000"/>
+              </w:rPr>
+              <w:t>XXXX</w:t>
+            </w:r>
+            <w:r>
+              <w:rPr>
+                <w:color w:val="FF0000"/>
+              </w:rPr>
               <w:t>”</w:t>
             </w:r>
           </w:p>
@@ -2368,57 +3105,91 @@
             <w:pPr>
               <w:pStyle w:val="ListParagraph"/>
               <w:ind w:firstLineChars="0" w:firstLine="0"/>
-            </w:pPr>
-            <w:r>
-              <w:rPr>
-                <w:rFonts w:hint="eastAsia"/>
-              </w:rPr>
-              <w:t>Core</w:t>
-            </w:r>
-          </w:p>
-        </w:tc>
-        <w:tc>
-          <w:tcPr>
-            <w:tcW w:w="1920" w:type="dxa"/>
-          </w:tcPr>
-          <w:p>
-            <w:pPr>
-              <w:pStyle w:val="ListParagraph"/>
-              <w:ind w:firstLineChars="0" w:firstLine="0"/>
-            </w:pPr>
-            <w:r>
-              <w:rPr>
-                <w:rFonts w:hint="eastAsia"/>
-              </w:rPr>
-              <w:t>INT32</w:t>
-            </w:r>
-          </w:p>
-        </w:tc>
-        <w:tc>
-          <w:tcPr>
-            <w:tcW w:w="1921" w:type="dxa"/>
-          </w:tcPr>
-          <w:p>
-            <w:pPr>
-              <w:pStyle w:val="ListParagraph"/>
-              <w:ind w:firstLineChars="0" w:firstLine="0"/>
-            </w:pPr>
-          </w:p>
-        </w:tc>
-        <w:tc>
-          <w:tcPr>
-            <w:tcW w:w="1921" w:type="dxa"/>
-          </w:tcPr>
-          <w:p>
-            <w:pPr>
-              <w:pStyle w:val="ListParagraph"/>
-              <w:ind w:firstLineChars="0" w:firstLine="0"/>
-            </w:pPr>
-            <w:r>
-              <w:rPr>
-                <w:rFonts w:hint="eastAsia"/>
-              </w:rPr>
-              <w:t>Core:4</w:t>
+              <w:rPr>
+                <w:color w:val="FF0000"/>
+              </w:rPr>
+            </w:pPr>
+            <w:r>
+              <w:rPr>
+                <w:rFonts w:hint="eastAsia"/>
+                <w:color w:val="FF0000"/>
+              </w:rPr>
+              <w:t>Bandwidth</w:t>
+            </w:r>
+          </w:p>
+        </w:tc>
+        <w:tc>
+          <w:tcPr>
+            <w:tcW w:w="1920" w:type="dxa"/>
+          </w:tcPr>
+          <w:p>
+            <w:pPr>
+              <w:pStyle w:val="ListParagraph"/>
+              <w:ind w:firstLineChars="0" w:firstLine="0"/>
+              <w:rPr>
+                <w:color w:val="FF0000"/>
+              </w:rPr>
+            </w:pPr>
+            <w:r>
+              <w:rPr>
+                <w:rFonts w:hint="eastAsia"/>
+                <w:color w:val="FF0000"/>
+              </w:rPr>
+              <w:t>String</w:t>
+            </w:r>
+          </w:p>
+        </w:tc>
+        <w:tc>
+          <w:tcPr>
+            <w:tcW w:w="1921" w:type="dxa"/>
+          </w:tcPr>
+          <w:p>
+            <w:pPr>
+              <w:pStyle w:val="ListParagraph"/>
+              <w:ind w:firstLineChars="0" w:firstLine="0"/>
+              <w:rPr>
+                <w:color w:val="FF0000"/>
+              </w:rPr>
+            </w:pPr>
+          </w:p>
+        </w:tc>
+        <w:tc>
+          <w:tcPr>
+            <w:tcW w:w="1921" w:type="dxa"/>
+          </w:tcPr>
+          <w:p>
+            <w:pPr>
+              <w:pStyle w:val="ListParagraph"/>
+              <w:ind w:firstLineChars="0" w:firstLine="0"/>
+              <w:rPr>
+                <w:color w:val="FF0000"/>
+              </w:rPr>
+            </w:pPr>
+            <w:r>
+              <w:rPr>
+                <w:rFonts w:hint="eastAsia"/>
+                <w:color w:val="FF0000"/>
+              </w:rPr>
+              <w:t>Bandwidth:</w:t>
+            </w:r>
+            <w:r>
+              <w:rPr>
+                <w:color w:val="FF0000"/>
+              </w:rPr>
+              <w:t>”</w:t>
+            </w:r>
+            <w:r>
+              <w:rPr>
+                <w:rFonts w:hint="eastAsia"/>
+                <w:color w:val="FF0000"/>
+              </w:rPr>
+              <w:t>10GE</w:t>
+            </w:r>
+            <w:r>
+              <w:rPr>
+                <w:color w:val="FF0000"/>
+              </w:rPr>
+              <w:t>”</w:t>
             </w:r>
           </w:p>
         </w:tc>
@@ -2437,7 +3208,7 @@
               <w:rPr>
                 <w:rFonts w:hint="eastAsia"/>
               </w:rPr>
-              <w:t>Freq</w:t>
+              <w:t>IP</w:t>
             </w:r>
           </w:p>
         </w:tc>
@@ -2478,24 +3249,6 @@
               <w:pStyle w:val="ListParagraph"/>
               <w:ind w:firstLineChars="0" w:firstLine="0"/>
             </w:pPr>
-            <w:r>
-              <w:rPr>
-                <w:rFonts w:hint="eastAsia"/>
-              </w:rPr>
-              <w:t>Freq:</w:t>
-            </w:r>
-            <w:r>
-              <w:t>”</w:t>
-            </w:r>
-            <w:r>
-              <w:rPr>
-                <w:rFonts w:hint="eastAsia"/>
-              </w:rPr>
-              <w:t>1.6M</w:t>
-            </w:r>
-            <w:r>
-              <w:t>”</w:t>
-            </w:r>
           </w:p>
         </w:tc>
       </w:tr>
@@ -2518,7 +3271,7 @@
         <w:ind w:leftChars="399" w:left="848" w:hangingChars="5" w:hanging="10"/>
       </w:pPr>
       <w:r>
-        <w:t xml:space="preserve">"CPU": </w:t>
+        <w:t xml:space="preserve">"Net": </w:t>
       </w:r>
       <w:proofErr w:type="gramStart"/>
       <w:r>
@@ -2527,19 +3280,27 @@
       <w:proofErr w:type="spellStart"/>
       <w:proofErr w:type="gramEnd"/>
       <w:r>
-        <w:t>Cpus</w:t>
+        <w:t>Netcards</w:t>
       </w:r>
       <w:proofErr w:type="spellEnd"/>
       <w:r>
-        <w:t>": [ { "</w:t>
+        <w:t>": [ { "Name": "lo", "</w:t>
       </w:r>
       <w:proofErr w:type="spellStart"/>
       <w:r>
-        <w:t>CoreNum</w:t>
+        <w:t>Ip</w:t>
       </w:r>
       <w:proofErr w:type="spellEnd"/>
       <w:r>
-        <w:t>": 2, "Info": " Intel(R) Xeon(R) CPU E5-2620 0 ", "Frequency": "2.00GHz" } ], "User": 7145210, "Sys": 6587420, "Idle": 5526188900.0, "Other": 1682350 }</w:t>
+        <w:t>": "127.0.0.1" }, { "Name": "eth0", "</w:t>
+      </w:r>
+      <w:proofErr w:type="spellStart"/>
+      <w:r>
+        <w:t>Ip</w:t>
+      </w:r>
+      <w:proofErr w:type="spellEnd"/>
+      <w:r>
+        <w:t>": "192.168.20.165" } ] }</w:t>
       </w:r>
     </w:p>
     <w:p>
@@ -2557,7 +3318,7 @@
         <w:rPr>
           <w:rFonts w:hint="eastAsia"/>
         </w:rPr>
-        <w:t>4</w:t>
+        <w:t>5</w:t>
       </w:r>
       <w:r>
         <w:rPr>
@@ -2569,7 +3330,7 @@
         <w:rPr>
           <w:rFonts w:hint="eastAsia"/>
         </w:rPr>
-        <w:t>Net[Object]</w:t>
+        <w:t>Port[Object]</w:t>
       </w:r>
       <w:r>
         <w:rPr>
@@ -2680,24 +3441,24 @@
               <w:rPr>
                 <w:rFonts w:hint="eastAsia"/>
               </w:rPr>
-              <w:t>Name</w:t>
-            </w:r>
-          </w:p>
-        </w:tc>
-        <w:tc>
-          <w:tcPr>
-            <w:tcW w:w="1920" w:type="dxa"/>
-          </w:tcPr>
-          <w:p>
-            <w:pPr>
-              <w:pStyle w:val="ListParagraph"/>
-              <w:ind w:firstLineChars="0" w:firstLine="0"/>
-            </w:pPr>
-            <w:r>
-              <w:rPr>
-                <w:rFonts w:hint="eastAsia"/>
-              </w:rPr>
-              <w:t>String</w:t>
+              <w:t>Port</w:t>
+            </w:r>
+          </w:p>
+        </w:tc>
+        <w:tc>
+          <w:tcPr>
+            <w:tcW w:w="1920" w:type="dxa"/>
+          </w:tcPr>
+          <w:p>
+            <w:pPr>
+              <w:pStyle w:val="ListParagraph"/>
+              <w:ind w:firstLineChars="0" w:firstLine="0"/>
+            </w:pPr>
+            <w:r>
+              <w:rPr>
+                <w:rFonts w:hint="eastAsia"/>
+              </w:rPr>
+              <w:t>INT32</w:t>
             </w:r>
           </w:p>
         </w:tc>
@@ -2744,176 +3505,24 @@
               <w:rPr>
                 <w:rFonts w:hint="eastAsia"/>
               </w:rPr>
-              <w:t>Model</w:t>
-            </w:r>
-          </w:p>
-        </w:tc>
-        <w:tc>
-          <w:tcPr>
-            <w:tcW w:w="1920" w:type="dxa"/>
-          </w:tcPr>
-          <w:p>
-            <w:pPr>
-              <w:pStyle w:val="ListParagraph"/>
-              <w:ind w:firstLineChars="0" w:firstLine="0"/>
-            </w:pPr>
-            <w:r>
-              <w:rPr>
-                <w:rFonts w:hint="eastAsia"/>
-              </w:rPr>
-              <w:t>String</w:t>
-            </w:r>
-          </w:p>
-        </w:tc>
-        <w:tc>
-          <w:tcPr>
-            <w:tcW w:w="1921" w:type="dxa"/>
-          </w:tcPr>
-          <w:p>
-            <w:pPr>
-              <w:pStyle w:val="ListParagraph"/>
-              <w:ind w:firstLineChars="0" w:firstLine="0"/>
-            </w:pPr>
-          </w:p>
-        </w:tc>
-        <w:tc>
-          <w:tcPr>
-            <w:tcW w:w="1921" w:type="dxa"/>
-          </w:tcPr>
-          <w:p>
-            <w:pPr>
-              <w:pStyle w:val="ListParagraph"/>
-              <w:ind w:firstLineChars="0" w:firstLine="0"/>
-            </w:pPr>
-            <w:r>
-              <w:rPr>
-                <w:rFonts w:hint="eastAsia"/>
-              </w:rPr>
-              <w:t>Model:</w:t>
-            </w:r>
-            <w:r>
-              <w:t>”</w:t>
-            </w:r>
-            <w:r>
-              <w:rPr>
-                <w:rFonts w:hint="eastAsia"/>
-              </w:rPr>
-              <w:t>XXXX</w:t>
-            </w:r>
-            <w:r>
-              <w:t>”</w:t>
-            </w:r>
-          </w:p>
-        </w:tc>
-      </w:tr>
-      <w:tr>
-        <w:tc>
-          <w:tcPr>
-            <w:tcW w:w="1920" w:type="dxa"/>
-          </w:tcPr>
-          <w:p>
-            <w:pPr>
-              <w:pStyle w:val="ListParagraph"/>
-              <w:ind w:firstLineChars="0" w:firstLine="0"/>
-            </w:pPr>
-            <w:r>
-              <w:rPr>
-                <w:rFonts w:hint="eastAsia"/>
-              </w:rPr>
-              <w:t>Bandwidth</w:t>
-            </w:r>
-          </w:p>
-        </w:tc>
-        <w:tc>
-          <w:tcPr>
-            <w:tcW w:w="1920" w:type="dxa"/>
-          </w:tcPr>
-          <w:p>
-            <w:pPr>
-              <w:pStyle w:val="ListParagraph"/>
-              <w:ind w:firstLineChars="0" w:firstLine="0"/>
-            </w:pPr>
-            <w:r>
-              <w:rPr>
-                <w:rFonts w:hint="eastAsia"/>
-              </w:rPr>
-              <w:t>String</w:t>
-            </w:r>
-          </w:p>
-        </w:tc>
-        <w:tc>
-          <w:tcPr>
-            <w:tcW w:w="1921" w:type="dxa"/>
-          </w:tcPr>
-          <w:p>
-            <w:pPr>
-              <w:pStyle w:val="ListParagraph"/>
-              <w:ind w:firstLineChars="0" w:firstLine="0"/>
-            </w:pPr>
-          </w:p>
-        </w:tc>
-        <w:tc>
-          <w:tcPr>
-            <w:tcW w:w="1921" w:type="dxa"/>
-          </w:tcPr>
-          <w:p>
-            <w:pPr>
-              <w:pStyle w:val="ListParagraph"/>
-              <w:ind w:firstLineChars="0" w:firstLine="0"/>
-            </w:pPr>
-            <w:r>
-              <w:rPr>
-                <w:rFonts w:hint="eastAsia"/>
-              </w:rPr>
-              <w:t>Bandwidth:</w:t>
-            </w:r>
-            <w:r>
-              <w:t>”</w:t>
-            </w:r>
-            <w:r>
-              <w:rPr>
-                <w:rFonts w:hint="eastAsia"/>
-              </w:rPr>
-              <w:t>10GE</w:t>
-            </w:r>
-            <w:r>
-              <w:t>”</w:t>
-            </w:r>
-          </w:p>
-        </w:tc>
-      </w:tr>
-      <w:tr>
-        <w:tc>
-          <w:tcPr>
-            <w:tcW w:w="1920" w:type="dxa"/>
-          </w:tcPr>
-          <w:p>
-            <w:pPr>
-              <w:pStyle w:val="ListParagraph"/>
-              <w:ind w:firstLineChars="0" w:firstLine="0"/>
-            </w:pPr>
-            <w:r>
-              <w:rPr>
-                <w:rFonts w:hint="eastAsia"/>
-              </w:rPr>
-              <w:t>IP</w:t>
-            </w:r>
-          </w:p>
-        </w:tc>
-        <w:tc>
-          <w:tcPr>
-            <w:tcW w:w="1920" w:type="dxa"/>
-          </w:tcPr>
-          <w:p>
-            <w:pPr>
-              <w:pStyle w:val="ListParagraph"/>
-              <w:ind w:firstLineChars="0" w:firstLine="0"/>
-            </w:pPr>
-            <w:r>
-              <w:rPr>
-                <w:rFonts w:hint="eastAsia"/>
-              </w:rPr>
-              <w:t>String</w:t>
+              <w:t>Status</w:t>
+            </w:r>
+          </w:p>
+        </w:tc>
+        <w:tc>
+          <w:tcPr>
+            <w:tcW w:w="1920" w:type="dxa"/>
+          </w:tcPr>
+          <w:p>
+            <w:pPr>
+              <w:pStyle w:val="ListParagraph"/>
+              <w:ind w:firstLineChars="0" w:firstLine="0"/>
+            </w:pPr>
+            <w:r>
+              <w:rPr>
+                <w:rFonts w:hint="eastAsia"/>
+              </w:rPr>
+              <w:t>BOOLEAN</w:t>
             </w:r>
           </w:p>
         </w:tc>
@@ -2952,61 +3561,29 @@
         </w:rPr>
         <w:t>现在情况：</w:t>
       </w:r>
+      <w:r>
+        <w:rPr>
+          <w:rFonts w:hint="eastAsia"/>
+        </w:rPr>
+        <w:t>因为没有相关接口</w:t>
+      </w:r>
     </w:p>
     <w:p>
       <w:pPr>
         <w:pStyle w:val="ListParagraph"/>
         <w:ind w:leftChars="399" w:left="848" w:hangingChars="5" w:hanging="10"/>
       </w:pPr>
-      <w:r>
-        <w:t xml:space="preserve">"Net": </w:t>
-      </w:r>
-      <w:proofErr w:type="gramStart"/>
-      <w:r>
-        <w:t>{ "</w:t>
-      </w:r>
-      <w:proofErr w:type="spellStart"/>
-      <w:proofErr w:type="gramEnd"/>
-      <w:r>
-        <w:t>Netcards</w:t>
-      </w:r>
-      <w:proofErr w:type="spellEnd"/>
-      <w:r>
-        <w:t>": [ { "Name": "lo", "</w:t>
-      </w:r>
-      <w:proofErr w:type="spellStart"/>
-      <w:r>
-        <w:t>Ip</w:t>
-      </w:r>
-      <w:proofErr w:type="spellEnd"/>
-      <w:r>
-        <w:t>": "127.0.0.1" }, { "Name": "eth0", "</w:t>
-      </w:r>
-      <w:proofErr w:type="spellStart"/>
-      <w:r>
-        <w:t>Ip</w:t>
-      </w:r>
-      <w:proofErr w:type="spellEnd"/>
-      <w:r>
-        <w:t>": "192.168.20.165" } ] }</w:t>
-      </w:r>
     </w:p>
     <w:p>
       <w:pPr>
         <w:pStyle w:val="ListParagraph"/>
         <w:ind w:leftChars="399" w:left="848" w:hangingChars="5" w:hanging="10"/>
       </w:pPr>
-    </w:p>
-    <w:p>
-      <w:pPr>
-        <w:pStyle w:val="ListParagraph"/>
-        <w:ind w:leftChars="399" w:left="848" w:hangingChars="5" w:hanging="10"/>
-      </w:pPr>
-      <w:r>
-        <w:rPr>
-          <w:rFonts w:hint="eastAsia"/>
-        </w:rPr>
-        <w:t>5</w:t>
+      <w:r>
+        <w:rPr>
+          <w:rFonts w:hint="eastAsia"/>
+        </w:rPr>
+        <w:t>6</w:t>
       </w:r>
       <w:r>
         <w:rPr>
@@ -3018,7 +3595,7 @@
         <w:rPr>
           <w:rFonts w:hint="eastAsia"/>
         </w:rPr>
-        <w:t>Port[Object]</w:t>
+        <w:t>Service[Object]</w:t>
       </w:r>
       <w:r>
         <w:rPr>
@@ -3129,24 +3706,24 @@
               <w:rPr>
                 <w:rFonts w:hint="eastAsia"/>
               </w:rPr>
-              <w:t>Port</w:t>
-            </w:r>
-          </w:p>
-        </w:tc>
-        <w:tc>
-          <w:tcPr>
-            <w:tcW w:w="1920" w:type="dxa"/>
-          </w:tcPr>
-          <w:p>
-            <w:pPr>
-              <w:pStyle w:val="ListParagraph"/>
-              <w:ind w:firstLineChars="0" w:firstLine="0"/>
-            </w:pPr>
-            <w:r>
-              <w:rPr>
-                <w:rFonts w:hint="eastAsia"/>
-              </w:rPr>
-              <w:t>INT32</w:t>
+              <w:t>Name</w:t>
+            </w:r>
+          </w:p>
+        </w:tc>
+        <w:tc>
+          <w:tcPr>
+            <w:tcW w:w="1920" w:type="dxa"/>
+          </w:tcPr>
+          <w:p>
+            <w:pPr>
+              <w:pStyle w:val="ListParagraph"/>
+              <w:ind w:firstLineChars="0" w:firstLine="0"/>
+            </w:pPr>
+            <w:r>
+              <w:rPr>
+                <w:rFonts w:hint="eastAsia"/>
+              </w:rPr>
+              <w:t>String</w:t>
             </w:r>
           </w:p>
         </w:tc>
@@ -3211,6 +3788,64 @@
                 <w:rFonts w:hint="eastAsia"/>
               </w:rPr>
               <w:t>BOOLEAN</w:t>
+            </w:r>
+          </w:p>
+        </w:tc>
+        <w:tc>
+          <w:tcPr>
+            <w:tcW w:w="1921" w:type="dxa"/>
+          </w:tcPr>
+          <w:p>
+            <w:pPr>
+              <w:pStyle w:val="ListParagraph"/>
+              <w:ind w:firstLineChars="0" w:firstLine="0"/>
+            </w:pPr>
+          </w:p>
+        </w:tc>
+        <w:tc>
+          <w:tcPr>
+            <w:tcW w:w="1921" w:type="dxa"/>
+          </w:tcPr>
+          <w:p>
+            <w:pPr>
+              <w:pStyle w:val="ListParagraph"/>
+              <w:ind w:firstLineChars="0" w:firstLine="0"/>
+            </w:pPr>
+          </w:p>
+        </w:tc>
+      </w:tr>
+      <w:tr>
+        <w:tc>
+          <w:tcPr>
+            <w:tcW w:w="1920" w:type="dxa"/>
+          </w:tcPr>
+          <w:p>
+            <w:pPr>
+              <w:pStyle w:val="ListParagraph"/>
+              <w:ind w:firstLineChars="0" w:firstLine="0"/>
+            </w:pPr>
+            <w:r>
+              <w:rPr>
+                <w:rFonts w:hint="eastAsia"/>
+              </w:rPr>
+              <w:t>Version</w:t>
+            </w:r>
+          </w:p>
+        </w:tc>
+        <w:tc>
+          <w:tcPr>
+            <w:tcW w:w="1920" w:type="dxa"/>
+          </w:tcPr>
+          <w:p>
+            <w:pPr>
+              <w:pStyle w:val="ListParagraph"/>
+              <w:ind w:firstLineChars="0" w:firstLine="0"/>
+            </w:pPr>
+            <w:r>
+              <w:rPr>
+                <w:rFonts w:hint="eastAsia"/>
+              </w:rPr>
+              <w:t>String</w:t>
             </w:r>
           </w:p>
         </w:tc>
@@ -3247,13 +3882,7 @@
         <w:rPr>
           <w:rFonts w:hint="eastAsia"/>
         </w:rPr>
-        <w:t>现在情况：</w:t>
-      </w:r>
-      <w:r>
-        <w:rPr>
-          <w:rFonts w:hint="eastAsia"/>
-        </w:rPr>
-        <w:t>因为没有相关接口</w:t>
+        <w:t>现在情况：因为没有相关接口</w:t>
       </w:r>
     </w:p>
     <w:p>
@@ -3271,7 +3900,7 @@
         <w:rPr>
           <w:rFonts w:hint="eastAsia"/>
         </w:rPr>
-        <w:t>6</w:t>
+        <w:t>7</w:t>
       </w:r>
       <w:r>
         <w:rPr>
@@ -3283,7 +3912,7 @@
         <w:rPr>
           <w:rFonts w:hint="eastAsia"/>
         </w:rPr>
-        <w:t>Service[Object]</w:t>
+        <w:t>Safety[Object]</w:t>
       </w:r>
       <w:r>
         <w:rPr>
@@ -3389,10 +4018,14 @@
             <w:pPr>
               <w:pStyle w:val="ListParagraph"/>
               <w:ind w:firstLineChars="0" w:firstLine="0"/>
-            </w:pPr>
-            <w:r>
-              <w:rPr>
-                <w:rFonts w:hint="eastAsia"/>
+              <w:rPr>
+                <w:color w:val="FF0000"/>
+              </w:rPr>
+            </w:pPr>
+            <w:r>
+              <w:rPr>
+                <w:rFonts w:hint="eastAsia"/>
+                <w:color w:val="FF0000"/>
               </w:rPr>
               <w:t>Name</w:t>
             </w:r>
@@ -3406,10 +4039,14 @@
             <w:pPr>
               <w:pStyle w:val="ListParagraph"/>
               <w:ind w:firstLineChars="0" w:firstLine="0"/>
-            </w:pPr>
-            <w:r>
-              <w:rPr>
-                <w:rFonts w:hint="eastAsia"/>
+              <w:rPr>
+                <w:color w:val="FF0000"/>
+              </w:rPr>
+            </w:pPr>
+            <w:r>
+              <w:rPr>
+                <w:rFonts w:hint="eastAsia"/>
+                <w:color w:val="FF0000"/>
               </w:rPr>
               <w:t>String</w:t>
             </w:r>
@@ -3441,6 +4078,32 @@
               <w:pStyle w:val="ListParagraph"/>
               <w:ind w:firstLineChars="0" w:firstLine="0"/>
             </w:pPr>
+            <w:r>
+              <w:rPr>
+                <w:rFonts w:hint="eastAsia"/>
+              </w:rPr>
+              <w:t>Name:</w:t>
+            </w:r>
+            <w:r>
+              <w:t>”</w:t>
+            </w:r>
+            <w:proofErr w:type="spellStart"/>
+            <w:r>
+              <w:rPr>
+                <w:rFonts w:hint="eastAsia"/>
+              </w:rPr>
+              <w:t>ip</w:t>
+            </w:r>
+            <w:proofErr w:type="spellEnd"/>
+            <w:r>
+              <w:rPr>
+                <w:rFonts w:hint="eastAsia"/>
+              </w:rPr>
+              <w:t>-tables</w:t>
+            </w:r>
+            <w:r>
+              <w:t>”</w:t>
+            </w:r>
           </w:p>
         </w:tc>
       </w:tr>
@@ -3453,10 +4116,14 @@
             <w:pPr>
               <w:pStyle w:val="ListParagraph"/>
               <w:ind w:firstLineChars="0" w:firstLine="0"/>
-            </w:pPr>
-            <w:r>
-              <w:rPr>
-                <w:rFonts w:hint="eastAsia"/>
+              <w:rPr>
+                <w:color w:val="FF0000"/>
+              </w:rPr>
+            </w:pPr>
+            <w:r>
+              <w:rPr>
+                <w:rFonts w:hint="eastAsia"/>
+                <w:color w:val="FF0000"/>
               </w:rPr>
               <w:t>Status</w:t>
             </w:r>
@@ -3470,10 +4137,14 @@
             <w:pPr>
               <w:pStyle w:val="ListParagraph"/>
               <w:ind w:firstLineChars="0" w:firstLine="0"/>
-            </w:pPr>
-            <w:r>
-              <w:rPr>
-                <w:rFonts w:hint="eastAsia"/>
+              <w:rPr>
+                <w:color w:val="FF0000"/>
+              </w:rPr>
+            </w:pPr>
+            <w:r>
+              <w:rPr>
+                <w:rFonts w:hint="eastAsia"/>
+                <w:color w:val="FF0000"/>
               </w:rPr>
               <w:t>BOOLEAN</w:t>
             </w:r>
@@ -3511,353 +4182,14 @@
             <w:pPr>
               <w:pStyle w:val="ListParagraph"/>
               <w:ind w:firstLineChars="0" w:firstLine="0"/>
-            </w:pPr>
-            <w:r>
-              <w:rPr>
-                <w:rFonts w:hint="eastAsia"/>
-              </w:rPr>
-              <w:t>Version</w:t>
-            </w:r>
-          </w:p>
-        </w:tc>
-        <w:tc>
-          <w:tcPr>
-            <w:tcW w:w="1920" w:type="dxa"/>
-          </w:tcPr>
-          <w:p>
-            <w:pPr>
-              <w:pStyle w:val="ListParagraph"/>
-              <w:ind w:firstLineChars="0" w:firstLine="0"/>
-            </w:pPr>
-            <w:r>
-              <w:rPr>
-                <w:rFonts w:hint="eastAsia"/>
-              </w:rPr>
-              <w:t>String</w:t>
-            </w:r>
-          </w:p>
-        </w:tc>
-        <w:tc>
-          <w:tcPr>
-            <w:tcW w:w="1921" w:type="dxa"/>
-          </w:tcPr>
-          <w:p>
-            <w:pPr>
-              <w:pStyle w:val="ListParagraph"/>
-              <w:ind w:firstLineChars="0" w:firstLine="0"/>
-            </w:pPr>
-          </w:p>
-        </w:tc>
-        <w:tc>
-          <w:tcPr>
-            <w:tcW w:w="1921" w:type="dxa"/>
-          </w:tcPr>
-          <w:p>
-            <w:pPr>
-              <w:pStyle w:val="ListParagraph"/>
-              <w:ind w:firstLineChars="0" w:firstLine="0"/>
-            </w:pPr>
-          </w:p>
-        </w:tc>
-      </w:tr>
-    </w:tbl>
-    <w:p>
-      <w:pPr>
-        <w:pStyle w:val="ListParagraph"/>
-        <w:ind w:leftChars="399" w:left="848" w:hangingChars="5" w:hanging="10"/>
-      </w:pPr>
-      <w:r>
-        <w:rPr>
-          <w:rFonts w:hint="eastAsia"/>
-        </w:rPr>
-        <w:t>现在情况：因为没有相关接口</w:t>
-      </w:r>
-    </w:p>
-    <w:p>
-      <w:pPr>
-        <w:pStyle w:val="ListParagraph"/>
-        <w:ind w:leftChars="399" w:left="848" w:hangingChars="5" w:hanging="10"/>
-      </w:pPr>
-    </w:p>
-    <w:p>
-      <w:pPr>
-        <w:pStyle w:val="ListParagraph"/>
-        <w:ind w:leftChars="399" w:left="848" w:hangingChars="5" w:hanging="10"/>
-      </w:pPr>
-      <w:r>
-        <w:rPr>
-          <w:rFonts w:hint="eastAsia"/>
-        </w:rPr>
-        <w:t>7</w:t>
-      </w:r>
-      <w:r>
-        <w:rPr>
-          <w:rFonts w:hint="eastAsia"/>
-        </w:rPr>
-        <w:t>、</w:t>
-      </w:r>
-      <w:r>
-        <w:rPr>
-          <w:rFonts w:hint="eastAsia"/>
-        </w:rPr>
-        <w:t>Safety[Object]</w:t>
-      </w:r>
-      <w:r>
-        <w:rPr>
-          <w:rFonts w:hint="eastAsia"/>
-        </w:rPr>
-        <w:t>子字段设计：</w:t>
-      </w:r>
-    </w:p>
-    <w:tbl>
-      <w:tblPr>
-        <w:tblStyle w:val="TableGrid"/>
-        <w:tblW w:w="0" w:type="auto"/>
-        <w:tblInd w:w="840" w:type="dxa"/>
-        <w:tblLayout w:type="fixed"/>
-        <w:tblLook w:val="04A0"/>
-      </w:tblPr>
-      <w:tblGrid>
-        <w:gridCol w:w="1920"/>
-        <w:gridCol w:w="1920"/>
-        <w:gridCol w:w="1921"/>
-        <w:gridCol w:w="1921"/>
-      </w:tblGrid>
-      <w:tr>
-        <w:tc>
-          <w:tcPr>
-            <w:tcW w:w="1920" w:type="dxa"/>
-          </w:tcPr>
-          <w:p>
-            <w:pPr>
-              <w:pStyle w:val="ListParagraph"/>
-              <w:ind w:firstLineChars="0" w:firstLine="0"/>
-              <w:jc w:val="center"/>
-            </w:pPr>
-            <w:r>
-              <w:rPr>
-                <w:rFonts w:hint="eastAsia"/>
-              </w:rPr>
-              <w:t>字段名称</w:t>
-            </w:r>
-          </w:p>
-        </w:tc>
-        <w:tc>
-          <w:tcPr>
-            <w:tcW w:w="1920" w:type="dxa"/>
-          </w:tcPr>
-          <w:p>
-            <w:pPr>
-              <w:pStyle w:val="ListParagraph"/>
-              <w:ind w:firstLineChars="0" w:firstLine="0"/>
-              <w:jc w:val="center"/>
-            </w:pPr>
-            <w:r>
-              <w:rPr>
-                <w:rFonts w:hint="eastAsia"/>
-              </w:rPr>
-              <w:t>类型</w:t>
-            </w:r>
-          </w:p>
-        </w:tc>
-        <w:tc>
-          <w:tcPr>
-            <w:tcW w:w="1921" w:type="dxa"/>
-          </w:tcPr>
-          <w:p>
-            <w:pPr>
-              <w:pStyle w:val="ListParagraph"/>
-              <w:ind w:firstLineChars="0" w:firstLine="0"/>
-              <w:jc w:val="center"/>
-            </w:pPr>
-            <w:r>
-              <w:rPr>
-                <w:rFonts w:hint="eastAsia"/>
-              </w:rPr>
-              <w:t>描述</w:t>
-            </w:r>
-          </w:p>
-        </w:tc>
-        <w:tc>
-          <w:tcPr>
-            <w:tcW w:w="1921" w:type="dxa"/>
-          </w:tcPr>
-          <w:p>
-            <w:pPr>
-              <w:pStyle w:val="ListParagraph"/>
-              <w:ind w:firstLineChars="0" w:firstLine="0"/>
-              <w:jc w:val="center"/>
-            </w:pPr>
-            <w:r>
-              <w:rPr>
-                <w:rFonts w:hint="eastAsia"/>
-              </w:rPr>
-              <w:t>举例</w:t>
-            </w:r>
-          </w:p>
-        </w:tc>
-      </w:tr>
-      <w:tr>
-        <w:tc>
-          <w:tcPr>
-            <w:tcW w:w="1920" w:type="dxa"/>
-          </w:tcPr>
-          <w:p>
-            <w:pPr>
-              <w:pStyle w:val="ListParagraph"/>
-              <w:ind w:firstLineChars="0" w:firstLine="0"/>
-            </w:pPr>
-            <w:r>
-              <w:rPr>
-                <w:rFonts w:hint="eastAsia"/>
-              </w:rPr>
-              <w:t>Name</w:t>
-            </w:r>
-          </w:p>
-        </w:tc>
-        <w:tc>
-          <w:tcPr>
-            <w:tcW w:w="1920" w:type="dxa"/>
-          </w:tcPr>
-          <w:p>
-            <w:pPr>
-              <w:pStyle w:val="ListParagraph"/>
-              <w:ind w:firstLineChars="0" w:firstLine="0"/>
-            </w:pPr>
-            <w:r>
-              <w:rPr>
-                <w:rFonts w:hint="eastAsia"/>
-              </w:rPr>
-              <w:t>String</w:t>
-            </w:r>
-          </w:p>
-        </w:tc>
-        <w:tc>
-          <w:tcPr>
-            <w:tcW w:w="1921" w:type="dxa"/>
-          </w:tcPr>
-          <w:p>
-            <w:pPr>
-              <w:pStyle w:val="ListParagraph"/>
-              <w:ind w:firstLineChars="0" w:firstLine="0"/>
-            </w:pPr>
-            <w:r>
-              <w:rPr>
-                <w:rFonts w:hint="eastAsia"/>
-              </w:rPr>
-              <w:t>唯一</w:t>
-            </w:r>
-          </w:p>
-        </w:tc>
-        <w:tc>
-          <w:tcPr>
-            <w:tcW w:w="1921" w:type="dxa"/>
-          </w:tcPr>
-          <w:p>
-            <w:pPr>
-              <w:pStyle w:val="ListParagraph"/>
-              <w:ind w:firstLineChars="0" w:firstLine="0"/>
-            </w:pPr>
-            <w:r>
-              <w:rPr>
-                <w:rFonts w:hint="eastAsia"/>
-              </w:rPr>
-              <w:t>Name:</w:t>
-            </w:r>
-            <w:r>
-              <w:t>”</w:t>
-            </w:r>
-            <w:proofErr w:type="spellStart"/>
-            <w:r>
-              <w:rPr>
-                <w:rFonts w:hint="eastAsia"/>
-              </w:rPr>
-              <w:t>ip</w:t>
-            </w:r>
-            <w:proofErr w:type="spellEnd"/>
-            <w:r>
-              <w:rPr>
-                <w:rFonts w:hint="eastAsia"/>
-              </w:rPr>
-              <w:t>-tables</w:t>
-            </w:r>
-            <w:r>
-              <w:t>”</w:t>
-            </w:r>
-          </w:p>
-        </w:tc>
-      </w:tr>
-      <w:tr>
-        <w:tc>
-          <w:tcPr>
-            <w:tcW w:w="1920" w:type="dxa"/>
-          </w:tcPr>
-          <w:p>
-            <w:pPr>
-              <w:pStyle w:val="ListParagraph"/>
-              <w:ind w:firstLineChars="0" w:firstLine="0"/>
-            </w:pPr>
-            <w:r>
-              <w:rPr>
-                <w:rFonts w:hint="eastAsia"/>
-              </w:rPr>
-              <w:t>Status</w:t>
-            </w:r>
-          </w:p>
-        </w:tc>
-        <w:tc>
-          <w:tcPr>
-            <w:tcW w:w="1920" w:type="dxa"/>
-          </w:tcPr>
-          <w:p>
-            <w:pPr>
-              <w:pStyle w:val="ListParagraph"/>
-              <w:ind w:firstLineChars="0" w:firstLine="0"/>
-            </w:pPr>
-            <w:r>
-              <w:rPr>
-                <w:rFonts w:hint="eastAsia"/>
-              </w:rPr>
-              <w:t>BOOLEAN</w:t>
-            </w:r>
-          </w:p>
-        </w:tc>
-        <w:tc>
-          <w:tcPr>
-            <w:tcW w:w="1921" w:type="dxa"/>
-          </w:tcPr>
-          <w:p>
-            <w:pPr>
-              <w:pStyle w:val="ListParagraph"/>
-              <w:ind w:firstLineChars="0" w:firstLine="0"/>
-            </w:pPr>
-          </w:p>
-        </w:tc>
-        <w:tc>
-          <w:tcPr>
-            <w:tcW w:w="1921" w:type="dxa"/>
-          </w:tcPr>
-          <w:p>
-            <w:pPr>
-              <w:pStyle w:val="ListParagraph"/>
-              <w:ind w:firstLineChars="0" w:firstLine="0"/>
-            </w:pPr>
-          </w:p>
-        </w:tc>
-      </w:tr>
-      <w:tr>
-        <w:tc>
-          <w:tcPr>
-            <w:tcW w:w="1920" w:type="dxa"/>
-          </w:tcPr>
-          <w:p>
-            <w:pPr>
-              <w:pStyle w:val="ListParagraph"/>
-              <w:ind w:firstLineChars="0" w:firstLine="0"/>
-            </w:pPr>
-            <w:r>
-              <w:rPr>
-                <w:rFonts w:hint="eastAsia"/>
+              <w:rPr>
+                <w:color w:val="FF0000"/>
+              </w:rPr>
+            </w:pPr>
+            <w:r>
+              <w:rPr>
+                <w:rFonts w:hint="eastAsia"/>
+                <w:color w:val="FF0000"/>
               </w:rPr>
               <w:t>Context</w:t>
             </w:r>
@@ -3871,10 +4203,14 @@
             <w:pPr>
               <w:pStyle w:val="ListParagraph"/>
               <w:ind w:firstLineChars="0" w:firstLine="0"/>
-            </w:pPr>
-            <w:r>
-              <w:rPr>
-                <w:rFonts w:hint="eastAsia"/>
+              <w:rPr>
+                <w:color w:val="FF0000"/>
+              </w:rPr>
+            </w:pPr>
+            <w:r>
+              <w:rPr>
+                <w:rFonts w:hint="eastAsia"/>
+                <w:color w:val="FF0000"/>
               </w:rPr>
               <w:t>String</w:t>
             </w:r>

--- a/internal_doc/03.开发设计/OM_checkhost信息.docx
+++ b/internal_doc/03.开发设计/OM_checkhost信息.docx
@@ -100,22 +100,22 @@
     <w:tbl>
       <w:tblPr>
         <w:tblStyle w:val="TableGrid"/>
-        <w:tblW w:w="0" w:type="auto"/>
+        <w:tblW w:w="9603" w:type="dxa"/>
         <w:tblInd w:w="840" w:type="dxa"/>
         <w:tblLayout w:type="fixed"/>
         <w:tblLook w:val="04A0"/>
       </w:tblPr>
       <w:tblGrid>
-        <w:gridCol w:w="1920"/>
-        <w:gridCol w:w="1920"/>
-        <w:gridCol w:w="1921"/>
-        <w:gridCol w:w="1921"/>
-        <w:gridCol w:w="1921"/>
+        <w:gridCol w:w="1536"/>
+        <w:gridCol w:w="1418"/>
+        <w:gridCol w:w="1843"/>
+        <w:gridCol w:w="1984"/>
+        <w:gridCol w:w="2822"/>
       </w:tblGrid>
       <w:tr>
         <w:tc>
           <w:tcPr>
-            <w:tcW w:w="1920" w:type="dxa"/>
+            <w:tcW w:w="1536" w:type="dxa"/>
           </w:tcPr>
           <w:p>
             <w:pPr>
@@ -133,7 +133,7 @@
         </w:tc>
         <w:tc>
           <w:tcPr>
-            <w:tcW w:w="1920" w:type="dxa"/>
+            <w:tcW w:w="1418" w:type="dxa"/>
           </w:tcPr>
           <w:p>
             <w:pPr>
@@ -151,7 +151,7 @@
         </w:tc>
         <w:tc>
           <w:tcPr>
-            <w:tcW w:w="1921" w:type="dxa"/>
+            <w:tcW w:w="1843" w:type="dxa"/>
           </w:tcPr>
           <w:p>
             <w:pPr>
@@ -169,7 +169,7 @@
         </w:tc>
         <w:tc>
           <w:tcPr>
-            <w:tcW w:w="1921" w:type="dxa"/>
+            <w:tcW w:w="1984" w:type="dxa"/>
           </w:tcPr>
           <w:p>
             <w:pPr>
@@ -187,7 +187,7 @@
         </w:tc>
         <w:tc>
           <w:tcPr>
-            <w:tcW w:w="1921" w:type="dxa"/>
+            <w:tcW w:w="2822" w:type="dxa"/>
           </w:tcPr>
           <w:p>
             <w:pPr>
@@ -210,7 +210,7 @@
       <w:tr>
         <w:tc>
           <w:tcPr>
-            <w:tcW w:w="1920" w:type="dxa"/>
+            <w:tcW w:w="1536" w:type="dxa"/>
           </w:tcPr>
           <w:p>
             <w:pPr>
@@ -229,7 +229,7 @@
         </w:tc>
         <w:tc>
           <w:tcPr>
-            <w:tcW w:w="1920" w:type="dxa"/>
+            <w:tcW w:w="1418" w:type="dxa"/>
           </w:tcPr>
           <w:p>
             <w:pPr>
@@ -246,7 +246,7 @@
         </w:tc>
         <w:tc>
           <w:tcPr>
-            <w:tcW w:w="1921" w:type="dxa"/>
+            <w:tcW w:w="1843" w:type="dxa"/>
           </w:tcPr>
           <w:p>
             <w:pPr>
@@ -263,7 +263,7 @@
         </w:tc>
         <w:tc>
           <w:tcPr>
-            <w:tcW w:w="1921" w:type="dxa"/>
+            <w:tcW w:w="1984" w:type="dxa"/>
           </w:tcPr>
           <w:p>
             <w:pPr>
@@ -292,7 +292,7 @@
         </w:tc>
         <w:tc>
           <w:tcPr>
-            <w:tcW w:w="1921" w:type="dxa"/>
+            <w:tcW w:w="2822" w:type="dxa"/>
           </w:tcPr>
           <w:p>
             <w:pPr>
@@ -308,7 +308,7 @@
       <w:tr>
         <w:tc>
           <w:tcPr>
-            <w:tcW w:w="1920" w:type="dxa"/>
+            <w:tcW w:w="1536" w:type="dxa"/>
           </w:tcPr>
           <w:p>
             <w:pPr>
@@ -325,24 +325,24 @@
         </w:tc>
         <w:tc>
           <w:tcPr>
-            <w:tcW w:w="1920" w:type="dxa"/>
-          </w:tcPr>
-          <w:p>
-            <w:pPr>
-              <w:pStyle w:val="ListParagraph"/>
-              <w:ind w:firstLineChars="0" w:firstLine="0"/>
-            </w:pPr>
-            <w:r>
-              <w:rPr>
-                <w:rFonts w:hint="eastAsia"/>
-              </w:rPr>
-              <w:t>[String]</w:t>
-            </w:r>
-          </w:p>
-        </w:tc>
-        <w:tc>
-          <w:tcPr>
-            <w:tcW w:w="1921" w:type="dxa"/>
+            <w:tcW w:w="1418" w:type="dxa"/>
+          </w:tcPr>
+          <w:p>
+            <w:pPr>
+              <w:pStyle w:val="ListParagraph"/>
+              <w:ind w:firstLineChars="0" w:firstLine="0"/>
+            </w:pPr>
+            <w:r>
+              <w:rPr>
+                <w:rFonts w:hint="eastAsia"/>
+              </w:rPr>
+              <w:t>String</w:t>
+            </w:r>
+          </w:p>
+        </w:tc>
+        <w:tc>
+          <w:tcPr>
+            <w:tcW w:w="1843" w:type="dxa"/>
           </w:tcPr>
           <w:p>
             <w:pPr>
@@ -359,18 +359,18 @@
         </w:tc>
         <w:tc>
           <w:tcPr>
-            <w:tcW w:w="1921" w:type="dxa"/>
-          </w:tcPr>
-          <w:p>
-            <w:pPr>
-              <w:pStyle w:val="ListParagraph"/>
-              <w:ind w:firstLineChars="0" w:firstLine="0"/>
-            </w:pPr>
-            <w:r>
-              <w:rPr>
-                <w:rFonts w:hint="eastAsia"/>
-              </w:rPr>
-              <w:t>IP:[</w:t>
+            <w:tcW w:w="1984" w:type="dxa"/>
+          </w:tcPr>
+          <w:p>
+            <w:pPr>
+              <w:pStyle w:val="ListParagraph"/>
+              <w:ind w:firstLineChars="0" w:firstLine="0"/>
+            </w:pPr>
+            <w:r>
+              <w:rPr>
+                <w:rFonts w:hint="eastAsia"/>
+              </w:rPr>
+              <w:t>IP:</w:t>
             </w:r>
             <w:r>
               <w:t>”</w:t>
@@ -384,33 +384,65 @@
             <w:r>
               <w:t>”</w:t>
             </w:r>
-            <w:r>
-              <w:rPr>
-                <w:rFonts w:hint="eastAsia"/>
-              </w:rPr>
-              <w:t>]</w:t>
-            </w:r>
-          </w:p>
-        </w:tc>
-        <w:tc>
-          <w:tcPr>
-            <w:tcW w:w="1921" w:type="dxa"/>
-          </w:tcPr>
-          <w:p>
-            <w:pPr>
-              <w:pStyle w:val="ListParagraph"/>
-              <w:ind w:firstLineChars="0" w:firstLine="0"/>
-              <w:rPr>
-                <w:rFonts w:hint="eastAsia"/>
-              </w:rPr>
-            </w:pPr>
+          </w:p>
+        </w:tc>
+        <w:tc>
+          <w:tcPr>
+            <w:tcW w:w="2822" w:type="dxa"/>
+          </w:tcPr>
+          <w:p>
+            <w:pPr>
+              <w:pStyle w:val="ListParagraph"/>
+              <w:ind w:firstLineChars="0" w:firstLine="0"/>
+              <w:rPr>
+                <w:rFonts w:hint="eastAsia"/>
+              </w:rPr>
+            </w:pPr>
+            <w:r>
+              <w:rPr>
+                <w:rFonts w:hint="eastAsia"/>
+              </w:rPr>
+              <w:t>修改为返回一个</w:t>
+            </w:r>
+            <w:proofErr w:type="spellStart"/>
+            <w:r>
+              <w:rPr>
+                <w:rFonts w:hint="eastAsia"/>
+              </w:rPr>
+              <w:t>ip</w:t>
+            </w:r>
+            <w:proofErr w:type="spellEnd"/>
+            <w:r>
+              <w:rPr>
+                <w:rFonts w:hint="eastAsia"/>
+              </w:rPr>
+              <w:t>,</w:t>
+            </w:r>
+            <w:r>
+              <w:rPr>
+                <w:rFonts w:hint="eastAsia"/>
+              </w:rPr>
+              <w:t>而不是数组，因为</w:t>
+            </w:r>
+            <w:r>
+              <w:rPr>
+                <w:rFonts w:hint="eastAsia"/>
+              </w:rPr>
+              <w:t>net</w:t>
+            </w:r>
+            <w:r>
+              <w:rPr>
+                <w:rFonts w:hint="eastAsia"/>
+              </w:rPr>
+              <w:t>处有相关信息提供</w:t>
+            </w:r>
           </w:p>
         </w:tc>
       </w:tr>
       <w:tr>
         <w:tc>
           <w:tcPr>
-            <w:tcW w:w="1920" w:type="dxa"/>
+            <w:tcW w:w="1536" w:type="dxa"/>
           </w:tcPr>
           <w:p>
             <w:pPr>
@@ -427,7 +459,7 @@
         </w:tc>
         <w:tc>
           <w:tcPr>
-            <w:tcW w:w="1920" w:type="dxa"/>
+            <w:tcW w:w="1418" w:type="dxa"/>
           </w:tcPr>
           <w:p>
             <w:pPr>
@@ -444,18 +476,18 @@
         </w:tc>
         <w:tc>
           <w:tcPr>
-            <w:tcW w:w="1921" w:type="dxa"/>
-          </w:tcPr>
-          <w:p>
-            <w:pPr>
-              <w:pStyle w:val="ListParagraph"/>
-              <w:ind w:firstLineChars="0" w:firstLine="0"/>
-            </w:pPr>
-          </w:p>
-        </w:tc>
-        <w:tc>
-          <w:tcPr>
-            <w:tcW w:w="1921" w:type="dxa"/>
+            <w:tcW w:w="1843" w:type="dxa"/>
+          </w:tcPr>
+          <w:p>
+            <w:pPr>
+              <w:pStyle w:val="ListParagraph"/>
+              <w:ind w:firstLineChars="0" w:firstLine="0"/>
+            </w:pPr>
+          </w:p>
+        </w:tc>
+        <w:tc>
+          <w:tcPr>
+            <w:tcW w:w="1984" w:type="dxa"/>
           </w:tcPr>
           <w:p>
             <w:pPr>
@@ -484,7 +516,7 @@
         </w:tc>
         <w:tc>
           <w:tcPr>
-            <w:tcW w:w="1921" w:type="dxa"/>
+            <w:tcW w:w="2822" w:type="dxa"/>
           </w:tcPr>
           <w:p>
             <w:pPr>
@@ -500,7 +532,7 @@
       <w:tr>
         <w:tc>
           <w:tcPr>
-            <w:tcW w:w="1920" w:type="dxa"/>
+            <w:tcW w:w="1536" w:type="dxa"/>
           </w:tcPr>
           <w:p>
             <w:pPr>
@@ -517,7 +549,7 @@
         </w:tc>
         <w:tc>
           <w:tcPr>
-            <w:tcW w:w="1920" w:type="dxa"/>
+            <w:tcW w:w="1418" w:type="dxa"/>
           </w:tcPr>
           <w:p>
             <w:pPr>
@@ -534,18 +566,18 @@
         </w:tc>
         <w:tc>
           <w:tcPr>
-            <w:tcW w:w="1921" w:type="dxa"/>
-          </w:tcPr>
-          <w:p>
-            <w:pPr>
-              <w:pStyle w:val="ListParagraph"/>
-              <w:ind w:firstLineChars="0" w:firstLine="0"/>
-            </w:pPr>
-          </w:p>
-        </w:tc>
-        <w:tc>
-          <w:tcPr>
-            <w:tcW w:w="1921" w:type="dxa"/>
+            <w:tcW w:w="1843" w:type="dxa"/>
+          </w:tcPr>
+          <w:p>
+            <w:pPr>
+              <w:pStyle w:val="ListParagraph"/>
+              <w:ind w:firstLineChars="0" w:firstLine="0"/>
+            </w:pPr>
+          </w:p>
+        </w:tc>
+        <w:tc>
+          <w:tcPr>
+            <w:tcW w:w="1984" w:type="dxa"/>
           </w:tcPr>
           <w:p>
             <w:pPr>
@@ -574,7 +606,7 @@
         </w:tc>
         <w:tc>
           <w:tcPr>
-            <w:tcW w:w="1921" w:type="dxa"/>
+            <w:tcW w:w="2822" w:type="dxa"/>
           </w:tcPr>
           <w:p>
             <w:pPr>
@@ -590,7 +622,7 @@
       <w:tr>
         <w:tc>
           <w:tcPr>
-            <w:tcW w:w="1920" w:type="dxa"/>
+            <w:tcW w:w="1536" w:type="dxa"/>
           </w:tcPr>
           <w:p>
             <w:pPr>
@@ -607,7 +639,7 @@
         </w:tc>
         <w:tc>
           <w:tcPr>
-            <w:tcW w:w="1920" w:type="dxa"/>
+            <w:tcW w:w="1418" w:type="dxa"/>
           </w:tcPr>
           <w:p>
             <w:pPr>
@@ -624,18 +656,18 @@
         </w:tc>
         <w:tc>
           <w:tcPr>
-            <w:tcW w:w="1921" w:type="dxa"/>
-          </w:tcPr>
-          <w:p>
-            <w:pPr>
-              <w:pStyle w:val="ListParagraph"/>
-              <w:ind w:firstLineChars="0" w:firstLine="0"/>
-            </w:pPr>
-          </w:p>
-        </w:tc>
-        <w:tc>
-          <w:tcPr>
-            <w:tcW w:w="1921" w:type="dxa"/>
+            <w:tcW w:w="1843" w:type="dxa"/>
+          </w:tcPr>
+          <w:p>
+            <w:pPr>
+              <w:pStyle w:val="ListParagraph"/>
+              <w:ind w:firstLineChars="0" w:firstLine="0"/>
+            </w:pPr>
+          </w:p>
+        </w:tc>
+        <w:tc>
+          <w:tcPr>
+            <w:tcW w:w="1984" w:type="dxa"/>
           </w:tcPr>
           <w:p>
             <w:pPr>
@@ -664,7 +696,7 @@
         </w:tc>
         <w:tc>
           <w:tcPr>
-            <w:tcW w:w="1921" w:type="dxa"/>
+            <w:tcW w:w="2822" w:type="dxa"/>
           </w:tcPr>
           <w:p>
             <w:pPr>
@@ -680,7 +712,7 @@
       <w:tr>
         <w:tc>
           <w:tcPr>
-            <w:tcW w:w="1920" w:type="dxa"/>
+            <w:tcW w:w="1536" w:type="dxa"/>
           </w:tcPr>
           <w:p>
             <w:pPr>
@@ -697,7 +729,7 @@
         </w:tc>
         <w:tc>
           <w:tcPr>
-            <w:tcW w:w="1920" w:type="dxa"/>
+            <w:tcW w:w="1418" w:type="dxa"/>
           </w:tcPr>
           <w:p>
             <w:pPr>
@@ -714,29 +746,29 @@
         </w:tc>
         <w:tc>
           <w:tcPr>
-            <w:tcW w:w="1921" w:type="dxa"/>
-          </w:tcPr>
-          <w:p>
-            <w:pPr>
-              <w:pStyle w:val="ListParagraph"/>
-              <w:ind w:firstLineChars="0" w:firstLine="0"/>
-            </w:pPr>
-          </w:p>
-        </w:tc>
-        <w:tc>
-          <w:tcPr>
-            <w:tcW w:w="1921" w:type="dxa"/>
-          </w:tcPr>
-          <w:p>
-            <w:pPr>
-              <w:pStyle w:val="ListParagraph"/>
-              <w:ind w:firstLineChars="0" w:firstLine="0"/>
-            </w:pPr>
-          </w:p>
-        </w:tc>
-        <w:tc>
-          <w:tcPr>
-            <w:tcW w:w="1921" w:type="dxa"/>
+            <w:tcW w:w="1843" w:type="dxa"/>
+          </w:tcPr>
+          <w:p>
+            <w:pPr>
+              <w:pStyle w:val="ListParagraph"/>
+              <w:ind w:firstLineChars="0" w:firstLine="0"/>
+            </w:pPr>
+          </w:p>
+        </w:tc>
+        <w:tc>
+          <w:tcPr>
+            <w:tcW w:w="1984" w:type="dxa"/>
+          </w:tcPr>
+          <w:p>
+            <w:pPr>
+              <w:pStyle w:val="ListParagraph"/>
+              <w:ind w:firstLineChars="0" w:firstLine="0"/>
+            </w:pPr>
+          </w:p>
+        </w:tc>
+        <w:tc>
+          <w:tcPr>
+            <w:tcW w:w="2822" w:type="dxa"/>
           </w:tcPr>
           <w:p>
             <w:pPr>
@@ -759,7 +791,7 @@
       <w:tr>
         <w:tc>
           <w:tcPr>
-            <w:tcW w:w="1920" w:type="dxa"/>
+            <w:tcW w:w="1536" w:type="dxa"/>
           </w:tcPr>
           <w:p>
             <w:pPr>
@@ -776,7 +808,7 @@
         </w:tc>
         <w:tc>
           <w:tcPr>
-            <w:tcW w:w="1920" w:type="dxa"/>
+            <w:tcW w:w="1418" w:type="dxa"/>
           </w:tcPr>
           <w:p>
             <w:pPr>
@@ -793,29 +825,29 @@
         </w:tc>
         <w:tc>
           <w:tcPr>
-            <w:tcW w:w="1921" w:type="dxa"/>
-          </w:tcPr>
-          <w:p>
-            <w:pPr>
-              <w:pStyle w:val="ListParagraph"/>
-              <w:ind w:firstLineChars="0" w:firstLine="0"/>
-            </w:pPr>
-          </w:p>
-        </w:tc>
-        <w:tc>
-          <w:tcPr>
-            <w:tcW w:w="1921" w:type="dxa"/>
-          </w:tcPr>
-          <w:p>
-            <w:pPr>
-              <w:pStyle w:val="ListParagraph"/>
-              <w:ind w:firstLineChars="0" w:firstLine="0"/>
-            </w:pPr>
-          </w:p>
-        </w:tc>
-        <w:tc>
-          <w:tcPr>
-            <w:tcW w:w="1921" w:type="dxa"/>
+            <w:tcW w:w="1843" w:type="dxa"/>
+          </w:tcPr>
+          <w:p>
+            <w:pPr>
+              <w:pStyle w:val="ListParagraph"/>
+              <w:ind w:firstLineChars="0" w:firstLine="0"/>
+            </w:pPr>
+          </w:p>
+        </w:tc>
+        <w:tc>
+          <w:tcPr>
+            <w:tcW w:w="1984" w:type="dxa"/>
+          </w:tcPr>
+          <w:p>
+            <w:pPr>
+              <w:pStyle w:val="ListParagraph"/>
+              <w:ind w:firstLineChars="0" w:firstLine="0"/>
+            </w:pPr>
+          </w:p>
+        </w:tc>
+        <w:tc>
+          <w:tcPr>
+            <w:tcW w:w="2822" w:type="dxa"/>
           </w:tcPr>
           <w:p>
             <w:pPr>
@@ -838,7 +870,7 @@
       <w:tr>
         <w:tc>
           <w:tcPr>
-            <w:tcW w:w="1920" w:type="dxa"/>
+            <w:tcW w:w="1536" w:type="dxa"/>
           </w:tcPr>
           <w:p>
             <w:pPr>
@@ -855,7 +887,7 @@
         </w:tc>
         <w:tc>
           <w:tcPr>
-            <w:tcW w:w="1920" w:type="dxa"/>
+            <w:tcW w:w="1418" w:type="dxa"/>
           </w:tcPr>
           <w:p>
             <w:pPr>
@@ -872,29 +904,29 @@
         </w:tc>
         <w:tc>
           <w:tcPr>
-            <w:tcW w:w="1921" w:type="dxa"/>
-          </w:tcPr>
-          <w:p>
-            <w:pPr>
-              <w:pStyle w:val="ListParagraph"/>
-              <w:ind w:firstLineChars="0" w:firstLine="0"/>
-            </w:pPr>
-          </w:p>
-        </w:tc>
-        <w:tc>
-          <w:tcPr>
-            <w:tcW w:w="1921" w:type="dxa"/>
-          </w:tcPr>
-          <w:p>
-            <w:pPr>
-              <w:pStyle w:val="ListParagraph"/>
-              <w:ind w:firstLineChars="0" w:firstLine="0"/>
-            </w:pPr>
-          </w:p>
-        </w:tc>
-        <w:tc>
-          <w:tcPr>
-            <w:tcW w:w="1921" w:type="dxa"/>
+            <w:tcW w:w="1843" w:type="dxa"/>
+          </w:tcPr>
+          <w:p>
+            <w:pPr>
+              <w:pStyle w:val="ListParagraph"/>
+              <w:ind w:firstLineChars="0" w:firstLine="0"/>
+            </w:pPr>
+          </w:p>
+        </w:tc>
+        <w:tc>
+          <w:tcPr>
+            <w:tcW w:w="1984" w:type="dxa"/>
+          </w:tcPr>
+          <w:p>
+            <w:pPr>
+              <w:pStyle w:val="ListParagraph"/>
+              <w:ind w:firstLineChars="0" w:firstLine="0"/>
+            </w:pPr>
+          </w:p>
+        </w:tc>
+        <w:tc>
+          <w:tcPr>
+            <w:tcW w:w="2822" w:type="dxa"/>
           </w:tcPr>
           <w:p>
             <w:pPr>
@@ -907,13 +939,6 @@
                 <w:color w:val="FF0000"/>
               </w:rPr>
               <w:t>缺少字段</w:t>
-            </w:r>
-            <w:r>
-              <w:rPr>
-                <w:rFonts w:hint="eastAsia"/>
-                <w:color w:val="FF0000"/>
-              </w:rPr>
-              <w:t>，返回结果多了一层嵌套</w:t>
             </w:r>
           </w:p>
         </w:tc>
@@ -921,7 +946,7 @@
       <w:tr>
         <w:tc>
           <w:tcPr>
-            <w:tcW w:w="1920" w:type="dxa"/>
+            <w:tcW w:w="1536" w:type="dxa"/>
           </w:tcPr>
           <w:p>
             <w:pPr>
@@ -938,7 +963,7 @@
         </w:tc>
         <w:tc>
           <w:tcPr>
-            <w:tcW w:w="1920" w:type="dxa"/>
+            <w:tcW w:w="1418" w:type="dxa"/>
           </w:tcPr>
           <w:p>
             <w:pPr>
@@ -955,29 +980,29 @@
         </w:tc>
         <w:tc>
           <w:tcPr>
-            <w:tcW w:w="1921" w:type="dxa"/>
-          </w:tcPr>
-          <w:p>
-            <w:pPr>
-              <w:pStyle w:val="ListParagraph"/>
-              <w:ind w:firstLineChars="0" w:firstLine="0"/>
-            </w:pPr>
-          </w:p>
-        </w:tc>
-        <w:tc>
-          <w:tcPr>
-            <w:tcW w:w="1921" w:type="dxa"/>
-          </w:tcPr>
-          <w:p>
-            <w:pPr>
-              <w:pStyle w:val="ListParagraph"/>
-              <w:ind w:firstLineChars="0" w:firstLine="0"/>
-            </w:pPr>
-          </w:p>
-        </w:tc>
-        <w:tc>
-          <w:tcPr>
-            <w:tcW w:w="1921" w:type="dxa"/>
+            <w:tcW w:w="1843" w:type="dxa"/>
+          </w:tcPr>
+          <w:p>
+            <w:pPr>
+              <w:pStyle w:val="ListParagraph"/>
+              <w:ind w:firstLineChars="0" w:firstLine="0"/>
+            </w:pPr>
+          </w:p>
+        </w:tc>
+        <w:tc>
+          <w:tcPr>
+            <w:tcW w:w="1984" w:type="dxa"/>
+          </w:tcPr>
+          <w:p>
+            <w:pPr>
+              <w:pStyle w:val="ListParagraph"/>
+              <w:ind w:firstLineChars="0" w:firstLine="0"/>
+            </w:pPr>
+          </w:p>
+        </w:tc>
+        <w:tc>
+          <w:tcPr>
+            <w:tcW w:w="2822" w:type="dxa"/>
           </w:tcPr>
           <w:p>
             <w:pPr>
@@ -990,13 +1015,6 @@
                 <w:color w:val="FF0000"/>
               </w:rPr>
               <w:t>缺少字段</w:t>
-            </w:r>
-            <w:r>
-              <w:rPr>
-                <w:rFonts w:hint="eastAsia"/>
-                <w:color w:val="FF0000"/>
-              </w:rPr>
-              <w:t>，返回结果多了一层嵌套</w:t>
             </w:r>
           </w:p>
         </w:tc>
@@ -1004,7 +1022,7 @@
       <w:tr>
         <w:tc>
           <w:tcPr>
-            <w:tcW w:w="1920" w:type="dxa"/>
+            <w:tcW w:w="1536" w:type="dxa"/>
           </w:tcPr>
           <w:p>
             <w:pPr>
@@ -1021,7 +1039,7 @@
         </w:tc>
         <w:tc>
           <w:tcPr>
-            <w:tcW w:w="1920" w:type="dxa"/>
+            <w:tcW w:w="1418" w:type="dxa"/>
           </w:tcPr>
           <w:p>
             <w:pPr>
@@ -1038,29 +1056,29 @@
         </w:tc>
         <w:tc>
           <w:tcPr>
-            <w:tcW w:w="1921" w:type="dxa"/>
-          </w:tcPr>
-          <w:p>
-            <w:pPr>
-              <w:pStyle w:val="ListParagraph"/>
-              <w:ind w:firstLineChars="0" w:firstLine="0"/>
-            </w:pPr>
-          </w:p>
-        </w:tc>
-        <w:tc>
-          <w:tcPr>
-            <w:tcW w:w="1921" w:type="dxa"/>
-          </w:tcPr>
-          <w:p>
-            <w:pPr>
-              <w:pStyle w:val="ListParagraph"/>
-              <w:ind w:firstLineChars="0" w:firstLine="0"/>
-            </w:pPr>
-          </w:p>
-        </w:tc>
-        <w:tc>
-          <w:tcPr>
-            <w:tcW w:w="1921" w:type="dxa"/>
+            <w:tcW w:w="1843" w:type="dxa"/>
+          </w:tcPr>
+          <w:p>
+            <w:pPr>
+              <w:pStyle w:val="ListParagraph"/>
+              <w:ind w:firstLineChars="0" w:firstLine="0"/>
+            </w:pPr>
+          </w:p>
+        </w:tc>
+        <w:tc>
+          <w:tcPr>
+            <w:tcW w:w="1984" w:type="dxa"/>
+          </w:tcPr>
+          <w:p>
+            <w:pPr>
+              <w:pStyle w:val="ListParagraph"/>
+              <w:ind w:firstLineChars="0" w:firstLine="0"/>
+            </w:pPr>
+          </w:p>
+        </w:tc>
+        <w:tc>
+          <w:tcPr>
+            <w:tcW w:w="2822" w:type="dxa"/>
           </w:tcPr>
           <w:p>
             <w:pPr>
@@ -1073,13 +1091,6 @@
                 <w:color w:val="FF0000"/>
               </w:rPr>
               <w:t>缺少字段</w:t>
-            </w:r>
-            <w:r>
-              <w:rPr>
-                <w:rFonts w:hint="eastAsia"/>
-                <w:color w:val="FF0000"/>
-              </w:rPr>
-              <w:t>，返回结果多了一层嵌套</w:t>
             </w:r>
           </w:p>
         </w:tc>
@@ -1087,7 +1098,7 @@
       <w:tr>
         <w:tc>
           <w:tcPr>
-            <w:tcW w:w="1920" w:type="dxa"/>
+            <w:tcW w:w="1536" w:type="dxa"/>
           </w:tcPr>
           <w:p>
             <w:pPr>
@@ -1104,7 +1115,7 @@
         </w:tc>
         <w:tc>
           <w:tcPr>
-            <w:tcW w:w="1920" w:type="dxa"/>
+            <w:tcW w:w="1418" w:type="dxa"/>
           </w:tcPr>
           <w:p>
             <w:pPr>
@@ -1121,29 +1132,29 @@
         </w:tc>
         <w:tc>
           <w:tcPr>
-            <w:tcW w:w="1921" w:type="dxa"/>
-          </w:tcPr>
-          <w:p>
-            <w:pPr>
-              <w:pStyle w:val="ListParagraph"/>
-              <w:ind w:firstLineChars="0" w:firstLine="0"/>
-            </w:pPr>
-          </w:p>
-        </w:tc>
-        <w:tc>
-          <w:tcPr>
-            <w:tcW w:w="1921" w:type="dxa"/>
-          </w:tcPr>
-          <w:p>
-            <w:pPr>
-              <w:pStyle w:val="ListParagraph"/>
-              <w:ind w:firstLineChars="0" w:firstLine="0"/>
-            </w:pPr>
-          </w:p>
-        </w:tc>
-        <w:tc>
-          <w:tcPr>
-            <w:tcW w:w="1921" w:type="dxa"/>
+            <w:tcW w:w="1843" w:type="dxa"/>
+          </w:tcPr>
+          <w:p>
+            <w:pPr>
+              <w:pStyle w:val="ListParagraph"/>
+              <w:ind w:firstLineChars="0" w:firstLine="0"/>
+            </w:pPr>
+          </w:p>
+        </w:tc>
+        <w:tc>
+          <w:tcPr>
+            <w:tcW w:w="1984" w:type="dxa"/>
+          </w:tcPr>
+          <w:p>
+            <w:pPr>
+              <w:pStyle w:val="ListParagraph"/>
+              <w:ind w:firstLineChars="0" w:firstLine="0"/>
+            </w:pPr>
+          </w:p>
+        </w:tc>
+        <w:tc>
+          <w:tcPr>
+            <w:tcW w:w="2822" w:type="dxa"/>
           </w:tcPr>
           <w:p>
             <w:pPr>
@@ -1166,7 +1177,7 @@
       <w:tr>
         <w:tc>
           <w:tcPr>
-            <w:tcW w:w="1920" w:type="dxa"/>
+            <w:tcW w:w="1536" w:type="dxa"/>
           </w:tcPr>
           <w:p>
             <w:pPr>
@@ -1183,7 +1194,7 @@
         </w:tc>
         <w:tc>
           <w:tcPr>
-            <w:tcW w:w="1920" w:type="dxa"/>
+            <w:tcW w:w="1418" w:type="dxa"/>
           </w:tcPr>
           <w:p>
             <w:pPr>
@@ -1200,29 +1211,29 @@
         </w:tc>
         <w:tc>
           <w:tcPr>
-            <w:tcW w:w="1921" w:type="dxa"/>
-          </w:tcPr>
-          <w:p>
-            <w:pPr>
-              <w:pStyle w:val="ListParagraph"/>
-              <w:ind w:firstLineChars="0" w:firstLine="0"/>
-            </w:pPr>
-          </w:p>
-        </w:tc>
-        <w:tc>
-          <w:tcPr>
-            <w:tcW w:w="1921" w:type="dxa"/>
-          </w:tcPr>
-          <w:p>
-            <w:pPr>
-              <w:pStyle w:val="ListParagraph"/>
-              <w:ind w:firstLineChars="0" w:firstLine="0"/>
-            </w:pPr>
-          </w:p>
-        </w:tc>
-        <w:tc>
-          <w:tcPr>
-            <w:tcW w:w="1921" w:type="dxa"/>
+            <w:tcW w:w="1843" w:type="dxa"/>
+          </w:tcPr>
+          <w:p>
+            <w:pPr>
+              <w:pStyle w:val="ListParagraph"/>
+              <w:ind w:firstLineChars="0" w:firstLine="0"/>
+            </w:pPr>
+          </w:p>
+        </w:tc>
+        <w:tc>
+          <w:tcPr>
+            <w:tcW w:w="1984" w:type="dxa"/>
+          </w:tcPr>
+          <w:p>
+            <w:pPr>
+              <w:pStyle w:val="ListParagraph"/>
+              <w:ind w:firstLineChars="0" w:firstLine="0"/>
+            </w:pPr>
+          </w:p>
+        </w:tc>
+        <w:tc>
+          <w:tcPr>
+            <w:tcW w:w="2822" w:type="dxa"/>
           </w:tcPr>
           <w:p>
             <w:pPr>
@@ -1245,7 +1256,7 @@
       <w:tr>
         <w:tc>
           <w:tcPr>
-            <w:tcW w:w="1920" w:type="dxa"/>
+            <w:tcW w:w="1536" w:type="dxa"/>
           </w:tcPr>
           <w:p>
             <w:pPr>
@@ -1262,7 +1273,7 @@
         </w:tc>
         <w:tc>
           <w:tcPr>
-            <w:tcW w:w="1920" w:type="dxa"/>
+            <w:tcW w:w="1418" w:type="dxa"/>
           </w:tcPr>
           <w:p>
             <w:pPr>
@@ -1279,29 +1290,29 @@
         </w:tc>
         <w:tc>
           <w:tcPr>
-            <w:tcW w:w="1921" w:type="dxa"/>
-          </w:tcPr>
-          <w:p>
-            <w:pPr>
-              <w:pStyle w:val="ListParagraph"/>
-              <w:ind w:firstLineChars="0" w:firstLine="0"/>
-            </w:pPr>
-          </w:p>
-        </w:tc>
-        <w:tc>
-          <w:tcPr>
-            <w:tcW w:w="1921" w:type="dxa"/>
-          </w:tcPr>
-          <w:p>
-            <w:pPr>
-              <w:pStyle w:val="ListParagraph"/>
-              <w:ind w:firstLineChars="0" w:firstLine="0"/>
-            </w:pPr>
-          </w:p>
-        </w:tc>
-        <w:tc>
-          <w:tcPr>
-            <w:tcW w:w="1921" w:type="dxa"/>
+            <w:tcW w:w="1843" w:type="dxa"/>
+          </w:tcPr>
+          <w:p>
+            <w:pPr>
+              <w:pStyle w:val="ListParagraph"/>
+              <w:ind w:firstLineChars="0" w:firstLine="0"/>
+            </w:pPr>
+          </w:p>
+        </w:tc>
+        <w:tc>
+          <w:tcPr>
+            <w:tcW w:w="1984" w:type="dxa"/>
+          </w:tcPr>
+          <w:p>
+            <w:pPr>
+              <w:pStyle w:val="ListParagraph"/>
+              <w:ind w:firstLineChars="0" w:firstLine="0"/>
+            </w:pPr>
+          </w:p>
+        </w:tc>
+        <w:tc>
+          <w:tcPr>
+            <w:tcW w:w="2822" w:type="dxa"/>
           </w:tcPr>
           <w:p>
             <w:pPr>
@@ -1725,48 +1736,22 @@
         </w:rPr>
       </w:pPr>
       <w:r>
-        <w:t>"</w:t>
-      </w:r>
-      <w:proofErr w:type="spellStart"/>
-      <w:r>
-        <w:t>Memery</w:t>
-      </w:r>
-      <w:proofErr w:type="spellEnd"/>
-      <w:r>
-        <w:t xml:space="preserve">": </w:t>
+        <w:t xml:space="preserve">"Memory": { </w:t>
+      </w:r>
+      <w:r>
+        <w:rPr>
+          <w:color w:val="FF0000"/>
+        </w:rPr>
+        <w:t>"Model": ""</w:t>
+      </w:r>
+      <w:r>
+        <w:t xml:space="preserve">, "Size": 2887, "Free": </w:t>
       </w:r>
       <w:proofErr w:type="gramStart"/>
       <w:r>
-        <w:t>{ "</w:t>
+        <w:t>373 }</w:t>
       </w:r>
       <w:proofErr w:type="gramEnd"/>
-      <w:r>
-        <w:t>Total": 2956700, "Used": 489612, "Free": 2467088 }</w:t>
-      </w:r>
-      <w:r>
-        <w:rPr>
-          <w:rFonts w:hint="eastAsia"/>
-        </w:rPr>
-        <w:t xml:space="preserve"> </w:t>
-      </w:r>
-    </w:p>
-    <w:p>
-      <w:pPr>
-        <w:pStyle w:val="ListParagraph"/>
-        <w:ind w:leftChars="399" w:left="848" w:hangingChars="5" w:hanging="10"/>
-      </w:pPr>
-      <w:r>
-        <w:rPr>
-          <w:rFonts w:hint="eastAsia"/>
-        </w:rPr>
-        <w:t>注：现在返回大小单位为</w:t>
-      </w:r>
-      <w:r>
-        <w:rPr>
-          <w:rFonts w:hint="eastAsia"/>
-        </w:rPr>
-        <w:t xml:space="preserve"> K</w:t>
-      </w:r>
     </w:p>
     <w:p>
       <w:pPr>
@@ -1901,14 +1886,10 @@
             <w:pPr>
               <w:pStyle w:val="ListParagraph"/>
               <w:ind w:firstLineChars="0" w:firstLine="0"/>
-              <w:rPr>
-                <w:color w:val="FF0000"/>
-              </w:rPr>
-            </w:pPr>
-            <w:r>
-              <w:rPr>
-                <w:rFonts w:hint="eastAsia"/>
-                <w:color w:val="FF0000"/>
+            </w:pPr>
+            <w:r>
+              <w:rPr>
+                <w:rFonts w:hint="eastAsia"/>
               </w:rPr>
               <w:t>Name</w:t>
             </w:r>
@@ -1922,14 +1903,10 @@
             <w:pPr>
               <w:pStyle w:val="ListParagraph"/>
               <w:ind w:firstLineChars="0" w:firstLine="0"/>
-              <w:rPr>
-                <w:color w:val="FF0000"/>
-              </w:rPr>
-            </w:pPr>
-            <w:r>
-              <w:rPr>
-                <w:rFonts w:hint="eastAsia"/>
-                <w:color w:val="FF0000"/>
+            </w:pPr>
+            <w:r>
+              <w:rPr>
+                <w:rFonts w:hint="eastAsia"/>
               </w:rPr>
               <w:t>String</w:t>
             </w:r>
@@ -1943,14 +1920,10 @@
             <w:pPr>
               <w:pStyle w:val="ListParagraph"/>
               <w:ind w:firstLineChars="0" w:firstLine="0"/>
-              <w:rPr>
-                <w:color w:val="FF0000"/>
-              </w:rPr>
-            </w:pPr>
-            <w:r>
-              <w:rPr>
-                <w:rFonts w:hint="eastAsia"/>
-                <w:color w:val="FF0000"/>
+            </w:pPr>
+            <w:r>
+              <w:rPr>
+                <w:rFonts w:hint="eastAsia"/>
               </w:rPr>
               <w:t>唯一</w:t>
             </w:r>
@@ -1964,29 +1937,19 @@
             <w:pPr>
               <w:pStyle w:val="ListParagraph"/>
               <w:ind w:firstLineChars="0" w:firstLine="0"/>
-              <w:rPr>
-                <w:color w:val="FF0000"/>
-              </w:rPr>
-            </w:pPr>
-            <w:r>
-              <w:rPr>
-                <w:color w:val="FF0000"/>
-              </w:rPr>
+            </w:pPr>
+            <w:r>
               <w:t>“</w:t>
             </w:r>
             <w:proofErr w:type="spellStart"/>
             <w:r>
               <w:rPr>
                 <w:rFonts w:hint="eastAsia"/>
-                <w:color w:val="FF0000"/>
               </w:rPr>
               <w:t>sda</w:t>
             </w:r>
             <w:proofErr w:type="spellEnd"/>
             <w:r>
-              <w:rPr>
-                <w:color w:val="FF0000"/>
-              </w:rPr>
               <w:t>”</w:t>
             </w:r>
           </w:p>
@@ -2224,12 +2187,14 @@
               <w:pStyle w:val="ListParagraph"/>
               <w:ind w:firstLineChars="0" w:firstLine="0"/>
             </w:pPr>
-            <w:r>
-              <w:rPr>
-                <w:rFonts w:hint="eastAsia"/>
-              </w:rPr>
-              <w:t>Used</w:t>
-            </w:r>
+            <w:proofErr w:type="spellStart"/>
+            <w:r>
+              <w:rPr>
+                <w:rFonts w:hint="eastAsia"/>
+              </w:rPr>
+              <w:t>IsLocal</w:t>
+            </w:r>
+            <w:proofErr w:type="spellEnd"/>
           </w:p>
         </w:tc>
         <w:tc>
@@ -2291,31 +2256,55 @@
         <w:ind w:leftChars="399" w:left="848" w:hangingChars="5" w:hanging="10"/>
       </w:pPr>
       <w:r>
-        <w:t>"Disk": { "Disks": [ { "Total": 44705760, "Used": 3234764, "Mount": "/", "</w:t>
+        <w:t>"Disk": [ { "Name": "/dev/</w:t>
       </w:r>
       <w:proofErr w:type="spellStart"/>
       <w:r>
+        <w:t>mapper</w:t>
+      </w:r>
+      <w:proofErr w:type="spellEnd"/>
+      <w:r>
+        <w:t>/vg_rhel64test9-lv_root", "Mount": "/", "Size": 43659, "Free": 38442, "</w:t>
+      </w:r>
+      <w:proofErr w:type="spellStart"/>
+      <w:r>
         <w:t>IsLocal</w:t>
       </w:r>
       <w:proofErr w:type="spellEnd"/>
       <w:r>
-        <w:t>": false }, { "Total": 470244, "Used": 37729, "Mount": "/boot", "</w:t>
+        <w:t>": 0, "</w:t>
       </w:r>
       <w:proofErr w:type="spellStart"/>
       <w:r>
+        <w:t>CanUse</w:t>
+      </w:r>
+      <w:proofErr w:type="spellEnd"/>
+      <w:r>
+        <w:t>": true }, { "Name": "/dev/sda1", "Mount": "/boot", "Size": 460, "Free": 423, "</w:t>
+      </w:r>
+      <w:proofErr w:type="spellStart"/>
+      <w:r>
         <w:t>IsLocal</w:t>
       </w:r>
       <w:proofErr w:type="spellEnd"/>
       <w:r>
-        <w:t>": true }, { "Total": 48983728, "Used": 45742688, "Mount": "/</w:t>
+        <w:t>": 1, "</w:t>
       </w:r>
       <w:proofErr w:type="spellStart"/>
       <w:r>
+        <w:t>CanUse</w:t>
+      </w:r>
+      <w:proofErr w:type="spellEnd"/>
+      <w:r>
+        <w:t>": false }, { "Name": "//192.168.20.10/files", "Mount": "/</w:t>
+      </w:r>
+      <w:proofErr w:type="spellStart"/>
+      <w:r>
         <w:t>mnt</w:t>
       </w:r>
       <w:proofErr w:type="spellEnd"/>
       <w:r>
-        <w:t>", "</w:t>
+        <w:t>", "Size": 47837, "Free": 4642, "</w:t>
       </w:r>
       <w:proofErr w:type="spellStart"/>
       <w:r>
@@ -2323,7 +2312,15 @@
       </w:r>
       <w:proofErr w:type="spellEnd"/>
       <w:r>
-        <w:t>": false } ] }</w:t>
+        <w:t>": 0, "</w:t>
+      </w:r>
+      <w:proofErr w:type="spellStart"/>
+      <w:r>
+        <w:t>CanUse</w:t>
+      </w:r>
+      <w:proofErr w:type="spellEnd"/>
+      <w:r>
+        <w:t>": true } ]</w:t>
       </w:r>
     </w:p>
     <w:p>
@@ -2391,6 +2388,7 @@
               <w:rPr>
                 <w:rFonts w:hint="eastAsia"/>
               </w:rPr>
+              <w:lastRenderedPageBreak/>
               <w:t>字段名称</w:t>
             </w:r>
           </w:p>
@@ -3275,32 +3273,29 @@
       </w:r>
       <w:proofErr w:type="gramStart"/>
       <w:r>
-        <w:t>{ "</w:t>
-      </w:r>
-      <w:proofErr w:type="spellStart"/>
+        <w:t>[ {</w:t>
+      </w:r>
       <w:proofErr w:type="gramEnd"/>
       <w:r>
-        <w:t>Netcards</w:t>
-      </w:r>
-      <w:proofErr w:type="spellEnd"/>
-      <w:r>
-        <w:t>": [ { "Name": "lo", "</w:t>
-      </w:r>
-      <w:proofErr w:type="spellStart"/>
-      <w:r>
-        <w:t>Ip</w:t>
-      </w:r>
-      <w:proofErr w:type="spellEnd"/>
-      <w:r>
-        <w:t>": "127.0.0.1" }, { "Name": "eth0", "</w:t>
-      </w:r>
-      <w:proofErr w:type="spellStart"/>
-      <w:r>
-        <w:t>Ip</w:t>
-      </w:r>
-      <w:proofErr w:type="spellEnd"/>
-      <w:r>
-        <w:t>": "192.168.20.165" } ] }</w:t>
+        <w:t xml:space="preserve"> "Name": "lo", </w:t>
+      </w:r>
+      <w:r>
+        <w:rPr>
+          <w:color w:val="FF0000"/>
+        </w:rPr>
+        <w:t>"Model": "", "Bandwidth": "",</w:t>
+      </w:r>
+      <w:r>
+        <w:t xml:space="preserve"> "IP": "127.0.0.1" }, { "Name": "eth0", </w:t>
+      </w:r>
+      <w:r>
+        <w:rPr>
+          <w:color w:val="FF0000"/>
+        </w:rPr>
+        <w:t>"Model": "", "Bandwidth": "",</w:t>
+      </w:r>
+      <w:r>
+        <w:t xml:space="preserve"> "IP": "192.168.20.166" } ]</w:t>
       </w:r>
     </w:p>
     <w:p>
@@ -3436,10 +3431,14 @@
             <w:pPr>
               <w:pStyle w:val="ListParagraph"/>
               <w:ind w:firstLineChars="0" w:firstLine="0"/>
-            </w:pPr>
-            <w:r>
-              <w:rPr>
-                <w:rFonts w:hint="eastAsia"/>
+              <w:rPr>
+                <w:color w:val="FF0000"/>
+              </w:rPr>
+            </w:pPr>
+            <w:r>
+              <w:rPr>
+                <w:rFonts w:hint="eastAsia"/>
+                <w:color w:val="FF0000"/>
               </w:rPr>
               <w:t>Port</w:t>
             </w:r>
@@ -3453,10 +3452,14 @@
             <w:pPr>
               <w:pStyle w:val="ListParagraph"/>
               <w:ind w:firstLineChars="0" w:firstLine="0"/>
-            </w:pPr>
-            <w:r>
-              <w:rPr>
-                <w:rFonts w:hint="eastAsia"/>
+              <w:rPr>
+                <w:color w:val="FF0000"/>
+              </w:rPr>
+            </w:pPr>
+            <w:r>
+              <w:rPr>
+                <w:rFonts w:hint="eastAsia"/>
+                <w:color w:val="FF0000"/>
               </w:rPr>
               <w:t>INT32</w:t>
             </w:r>
@@ -3500,10 +3503,14 @@
             <w:pPr>
               <w:pStyle w:val="ListParagraph"/>
               <w:ind w:firstLineChars="0" w:firstLine="0"/>
-            </w:pPr>
-            <w:r>
-              <w:rPr>
-                <w:rFonts w:hint="eastAsia"/>
+              <w:rPr>
+                <w:color w:val="FF0000"/>
+              </w:rPr>
+            </w:pPr>
+            <w:r>
+              <w:rPr>
+                <w:rFonts w:hint="eastAsia"/>
+                <w:color w:val="FF0000"/>
               </w:rPr>
               <w:t>Status</w:t>
             </w:r>
@@ -3517,10 +3524,14 @@
             <w:pPr>
               <w:pStyle w:val="ListParagraph"/>
               <w:ind w:firstLineChars="0" w:firstLine="0"/>
-            </w:pPr>
-            <w:r>
-              <w:rPr>
-                <w:rFonts w:hint="eastAsia"/>
+              <w:rPr>
+                <w:color w:val="FF0000"/>
+              </w:rPr>
+            </w:pPr>
+            <w:r>
+              <w:rPr>
+                <w:rFonts w:hint="eastAsia"/>
+                <w:color w:val="FF0000"/>
               </w:rPr>
               <w:t>BOOLEAN</w:t>
             </w:r>
@@ -3554,25 +3565,57 @@
       <w:pPr>
         <w:pStyle w:val="ListParagraph"/>
         <w:ind w:leftChars="399" w:left="848" w:hangingChars="5" w:hanging="10"/>
-      </w:pPr>
-      <w:r>
         <w:rPr>
           <w:rFonts w:hint="eastAsia"/>
         </w:rPr>
+      </w:pPr>
+      <w:r>
+        <w:rPr>
+          <w:rFonts w:hint="eastAsia"/>
+        </w:rPr>
         <w:t>现在情况：</w:t>
-      </w:r>
-      <w:r>
-        <w:rPr>
-          <w:rFonts w:hint="eastAsia"/>
-        </w:rPr>
-        <w:t>因为没有相关接口</w:t>
       </w:r>
     </w:p>
     <w:p>
       <w:pPr>
         <w:pStyle w:val="ListParagraph"/>
         <w:ind w:leftChars="399" w:left="848" w:hangingChars="5" w:hanging="10"/>
-      </w:pPr>
+        <w:rPr>
+          <w:rFonts w:hint="eastAsia"/>
+        </w:rPr>
+      </w:pPr>
+      <w:r>
+        <w:t xml:space="preserve">"Port": </w:t>
+      </w:r>
+      <w:proofErr w:type="gramStart"/>
+      <w:r>
+        <w:t xml:space="preserve">[ </w:t>
+      </w:r>
+      <w:r>
+        <w:rPr>
+          <w:color w:val="FF0000"/>
+        </w:rPr>
+        <w:t>{</w:t>
+      </w:r>
+      <w:proofErr w:type="gramEnd"/>
+      <w:r>
+        <w:rPr>
+          <w:color w:val="FF0000"/>
+        </w:rPr>
+        <w:t xml:space="preserve"> "Port": 0, "Status": 0 }</w:t>
+      </w:r>
+      <w:r>
+        <w:t xml:space="preserve"> ]</w:t>
+      </w:r>
+    </w:p>
+    <w:p>
+      <w:pPr>
+        <w:pStyle w:val="ListParagraph"/>
+        <w:ind w:leftChars="399" w:left="848" w:hangingChars="5" w:hanging="10"/>
+      </w:pPr>
+      <w:r>
+        <w:t xml:space="preserve"> </w:t>
+      </w:r>
     </w:p>
     <w:p>
       <w:pPr>
@@ -3877,12 +3920,44 @@
       <w:pPr>
         <w:pStyle w:val="ListParagraph"/>
         <w:ind w:leftChars="399" w:left="848" w:hangingChars="5" w:hanging="10"/>
-      </w:pPr>
-      <w:r>
         <w:rPr>
           <w:rFonts w:hint="eastAsia"/>
         </w:rPr>
-        <w:t>现在情况：因为没有相关接口</w:t>
+      </w:pPr>
+      <w:r>
+        <w:rPr>
+          <w:rFonts w:hint="eastAsia"/>
+        </w:rPr>
+        <w:t>现在情况：</w:t>
+      </w:r>
+    </w:p>
+    <w:p>
+      <w:pPr>
+        <w:pStyle w:val="ListParagraph"/>
+        <w:ind w:leftChars="399" w:left="848" w:hangingChars="5" w:hanging="10"/>
+      </w:pPr>
+      <w:r>
+        <w:t xml:space="preserve">"Service": </w:t>
+      </w:r>
+      <w:proofErr w:type="gramStart"/>
+      <w:r>
+        <w:t xml:space="preserve">[ </w:t>
+      </w:r>
+      <w:r>
+        <w:rPr>
+          <w:color w:val="FF0000"/>
+        </w:rPr>
+        <w:t>{</w:t>
+      </w:r>
+      <w:proofErr w:type="gramEnd"/>
+      <w:r>
+        <w:rPr>
+          <w:color w:val="FF0000"/>
+        </w:rPr>
+        <w:t xml:space="preserve"> "Name": "", "Status": 0, "Version": "" } </w:t>
+      </w:r>
+      <w:r>
+        <w:t xml:space="preserve">], </w:t>
       </w:r>
     </w:p>
     <w:p>
@@ -4258,21 +4333,25 @@
         <w:ind w:leftChars="399" w:left="848" w:hangingChars="5" w:hanging="10"/>
       </w:pPr>
       <w:r>
-        <w:t xml:space="preserve">"Safety": </w:t>
+        <w:t xml:space="preserve">"Safety": { </w:t>
+      </w:r>
+      <w:r>
+        <w:rPr>
+          <w:color w:val="FF0000"/>
+        </w:rPr>
+        <w:t xml:space="preserve">"Name": "", "Context": "", "Status": </w:t>
       </w:r>
       <w:proofErr w:type="gramStart"/>
       <w:r>
-        <w:t>{ "</w:t>
-      </w:r>
-      <w:proofErr w:type="spellStart"/>
+        <w:rPr>
+          <w:color w:val="FF0000"/>
+        </w:rPr>
+        <w:t>0</w:t>
+      </w:r>
+      <w:r>
+        <w:t xml:space="preserve"> }</w:t>
+      </w:r>
       <w:proofErr w:type="gramEnd"/>
-      <w:r>
-        <w:t>FireWall</w:t>
-      </w:r>
-      <w:proofErr w:type="spellEnd"/>
-      <w:r>
-        <w:t>": "unknown" }</w:t>
-      </w:r>
     </w:p>
     <w:sectPr>
       <w:pgSz w:w="11906" w:h="16838"/>
